--- a/docs/outputs.docx
+++ b/docs/outputs.docx
@@ -124,10 +124,12 @@
         <w:t xml:space="preserve">    </w:t>
       </w:r>
       <w:proofErr w:type="spellStart"/>
+      <w:proofErr w:type="gramStart"/>
       <w:r>
         <w:t>stream.write</w:t>
       </w:r>
       <w:proofErr w:type="spellEnd"/>
+      <w:proofErr w:type="gramEnd"/>
       <w:r>
         <w:t>(</w:t>
       </w:r>
@@ -140,10 +142,12 @@
         <w:t xml:space="preserve"> + </w:t>
       </w:r>
       <w:proofErr w:type="spellStart"/>
+      <w:proofErr w:type="gramStart"/>
       <w:r>
         <w:t>self.terminator</w:t>
       </w:r>
       <w:proofErr w:type="spellEnd"/>
+      <w:proofErr w:type="gramEnd"/>
       <w:r>
         <w:t>)</w:t>
       </w:r>
@@ -1547,7 +1551,7 @@
     <w:p>
       <w:r>
         <w:pict w14:anchorId="629D6F40">
-          <v:rect id="_x0000_i1031" style="width:0;height:1.5pt" o:hralign="center" o:hrstd="t" o:hr="t" fillcolor="#a0a0a0" stroked="f"/>
+          <v:rect id="_x0000_i1025" style="width:0;height:1.5pt" o:hralign="center" o:hrstd="t" o:hr="t" fillcolor="#a0a0a0" stroked="f"/>
         </w:pict>
       </w:r>
     </w:p>
@@ -1826,6 +1830,1725 @@
     <w:p>
       <w:r>
         <w:pict w14:anchorId="6536B5A6">
+          <v:rect id="_x0000_i1026" style="width:0;height:1.5pt" o:hralign="center" o:hrstd="t" o:hr="t" fillcolor="#a0a0a0" stroked="f"/>
+        </w:pict>
+      </w:r>
+    </w:p>
+    <w:p>
+      <w:pPr>
+        <w:rPr>
+          <w:b/>
+          <w:bCs/>
+        </w:rPr>
+      </w:pPr>
+      <w:r>
+        <w:rPr>
+          <w:rFonts w:ascii="Segoe UI Emoji" w:hAnsi="Segoe UI Emoji" w:cs="Segoe UI Emoji"/>
+          <w:b/>
+          <w:bCs/>
+        </w:rPr>
+        <w:t>🧠</w:t>
+      </w:r>
+      <w:r>
+        <w:rPr>
+          <w:b/>
+          <w:bCs/>
+        </w:rPr>
+        <w:t xml:space="preserve"> This is PERFECT for your project</w:t>
+      </w:r>
+    </w:p>
+    <w:p>
+      <w:r>
+        <w:t>Because your goal is:</w:t>
+      </w:r>
+    </w:p>
+    <w:p>
+      <w:r>
+        <w:rPr>
+          <w:rFonts w:ascii="Segoe UI Emoji" w:hAnsi="Segoe UI Emoji" w:cs="Segoe UI Emoji"/>
+        </w:rPr>
+        <w:t>👉</w:t>
+      </w:r>
+      <w:r>
+        <w:t xml:space="preserve"> </w:t>
+      </w:r>
+      <w:r>
+        <w:rPr>
+          <w:b/>
+          <w:bCs/>
+        </w:rPr>
+        <w:t>Detect when this performance drops due to drift</w:t>
+      </w:r>
+    </w:p>
+    <w:p/>
+    <w:p/>
+    <w:p>
+      <w:r>
+        <w:t xml:space="preserve">PS D:\MUJ\Projects\data-drift-prediction-in-ml-models&gt; </w:t>
+      </w:r>
+      <w:proofErr w:type="spellStart"/>
+      <w:r>
+        <w:t>py</w:t>
+      </w:r>
+      <w:proofErr w:type="spellEnd"/>
+      <w:r>
+        <w:t xml:space="preserve"> src/testdrift.py</w:t>
+      </w:r>
+    </w:p>
+    <w:p>
+      <w:r>
+        <w:t>2026-03-31 01:23:22,565 | INFO | Loading (chunked): Friday-WorkingHours-Afternoon-DDos.pcap_ISCX.csv</w:t>
+      </w:r>
+    </w:p>
+    <w:p>
+      <w:r>
+        <w:t>2026-03-31 01:23:26,535 | INFO | Total records loaded: 225745</w:t>
+      </w:r>
+    </w:p>
+    <w:p>
+      <w:r>
+        <w:lastRenderedPageBreak/>
+        <w:t xml:space="preserve">2026-03-31 01:23:27,840 | INFO | Removed 34 rows with </w:t>
+      </w:r>
+      <w:proofErr w:type="spellStart"/>
+      <w:r>
+        <w:t>NaN</w:t>
+      </w:r>
+      <w:proofErr w:type="spellEnd"/>
+      <w:r>
+        <w:t>/Inf values.</w:t>
+      </w:r>
+    </w:p>
+    <w:p>
+      <w:r>
+        <w:t>2026-03-31 01:23:27,840 | INFO | Constant columns removed: 10</w:t>
+      </w:r>
+    </w:p>
+    <w:p>
+      <w:r>
+        <w:t>2026-03-31 01:23:27,890 | INFO | Dropped columns: ['</w:t>
+      </w:r>
+      <w:proofErr w:type="spellStart"/>
+      <w:r>
+        <w:t>Fwd</w:t>
+      </w:r>
+      <w:proofErr w:type="spellEnd"/>
+      <w:r>
+        <w:t xml:space="preserve"> Header Length.1']</w:t>
+      </w:r>
+    </w:p>
+    <w:p>
+      <w:r>
+        <w:t>2026-03-31 01:23:28,029 | INFO | Label distribution:</w:t>
+      </w:r>
+    </w:p>
+    <w:p>
+      <w:r>
+        <w:t>Label</w:t>
+      </w:r>
+    </w:p>
+    <w:p>
+      <w:r>
+        <w:t>1    0.567208</w:t>
+      </w:r>
+    </w:p>
+    <w:p>
+      <w:r>
+        <w:t>0    0.432792</w:t>
+      </w:r>
+    </w:p>
+    <w:p>
+      <w:r>
+        <w:t xml:space="preserve">Name: proportion, </w:t>
+      </w:r>
+      <w:proofErr w:type="spellStart"/>
+      <w:r>
+        <w:t>dtype</w:t>
+      </w:r>
+      <w:proofErr w:type="spellEnd"/>
+      <w:r>
+        <w:t>: float64</w:t>
+      </w:r>
+    </w:p>
+    <w:p>
+      <w:r>
+        <w:t>2026-03-31 01:23:28,412 | INFO | Low variance removed: 0 features</w:t>
+      </w:r>
+    </w:p>
+    <w:p>
+      <w:r>
+        <w:t>2026-03-31 01:23:33,120 | INFO | Highly correlated dropped: 25 features</w:t>
+      </w:r>
+    </w:p>
+    <w:p>
+      <w:r>
+        <w:t>2026-03-31 01:23:38,043 | INFO | Processed dataset saved -&gt; D:\MUJ\Projects\data-drift-prediction-in-ml-models\data\processed\processed_data_v1.csv</w:t>
+      </w:r>
+    </w:p>
+    <w:p>
+      <w:r>
+        <w:t>2026-03-31 01:23:38,102 | INFO | Friday-WorkingHours-Afternoon-DDos.pcap_ISCX.csv: 225711 rows</w:t>
+      </w:r>
+    </w:p>
+    <w:p>
+      <w:r>
+        <w:t>2026-03-31 01:23:38,109 | INFO | Batch 0 distribution:</w:t>
+      </w:r>
+    </w:p>
+    <w:p>
+      <w:r>
+        <w:t>Label</w:t>
+      </w:r>
+    </w:p>
+    <w:p>
+      <w:r>
+        <w:t>1    0.567208</w:t>
+      </w:r>
+    </w:p>
+    <w:p>
+      <w:r>
+        <w:t>0    0.432792</w:t>
+      </w:r>
+    </w:p>
+    <w:p>
+      <w:r>
+        <w:t xml:space="preserve">Name: proportion, </w:t>
+      </w:r>
+      <w:proofErr w:type="spellStart"/>
+      <w:r>
+        <w:t>dtype</w:t>
+      </w:r>
+      <w:proofErr w:type="spellEnd"/>
+      <w:r>
+        <w:t>: float64</w:t>
+      </w:r>
+    </w:p>
+    <w:p>
+      <w:r>
+        <w:t>PS D:\MUJ\Projects\data-drift-prediction-in-ml-models&gt;</w:t>
+      </w:r>
+    </w:p>
+    <w:p/>
+    <w:p/>
+    <w:p/>
+    <w:p/>
+    <w:p>
+      <w:pPr>
+        <w:rPr>
+          <w:b/>
+          <w:bCs/>
+        </w:rPr>
+      </w:pPr>
+      <w:r>
+        <w:rPr>
+          <w:b/>
+          <w:bCs/>
+        </w:rPr>
+        <w:t>Project Report</w:t>
+      </w:r>
+    </w:p>
+    <w:p>
+      <w:pPr>
+        <w:rPr>
+          <w:b/>
+          <w:bCs/>
+        </w:rPr>
+      </w:pPr>
+      <w:r>
+        <w:rPr>
+          <w:b/>
+          <w:bCs/>
+        </w:rPr>
+        <w:t>Data Drift Detection in ML Models (CICIDS Dataset)</w:t>
+      </w:r>
+    </w:p>
+    <w:p>
+      <w:r>
+        <w:pict w14:anchorId="422D1F74">
+          <v:rect id="_x0000_i1027" style="width:0;height:1.5pt" o:hralign="center" o:hrstd="t" o:hr="t" fillcolor="#a0a0a0" stroked="f"/>
+        </w:pict>
+      </w:r>
+    </w:p>
+    <w:p>
+      <w:pPr>
+        <w:rPr>
+          <w:b/>
+          <w:bCs/>
+        </w:rPr>
+      </w:pPr>
+      <w:r>
+        <w:rPr>
+          <w:b/>
+          <w:bCs/>
+        </w:rPr>
+        <w:t xml:space="preserve">1. </w:t>
+      </w:r>
+      <w:r>
+        <w:rPr>
+          <w:rFonts w:ascii="Segoe UI Emoji" w:hAnsi="Segoe UI Emoji" w:cs="Segoe UI Emoji"/>
+          <w:b/>
+          <w:bCs/>
+        </w:rPr>
+        <w:t>🎯</w:t>
+      </w:r>
+      <w:r>
+        <w:rPr>
+          <w:b/>
+          <w:bCs/>
+        </w:rPr>
+        <w:t xml:space="preserve"> Project Objective</w:t>
+      </w:r>
+    </w:p>
+    <w:p>
+      <w:r>
+        <w:t>The goal of this project is to:</w:t>
+      </w:r>
+    </w:p>
+    <w:p>
+      <w:pPr>
+        <w:numPr>
+          <w:ilvl w:val="0"/>
+          <w:numId w:val="3"/>
+        </w:numPr>
+      </w:pPr>
+      <w:r>
+        <w:t xml:space="preserve">Build a </w:t>
+      </w:r>
+      <w:r>
+        <w:rPr>
+          <w:b/>
+          <w:bCs/>
+        </w:rPr>
+        <w:t>robust machine learning pipeline</w:t>
+      </w:r>
+      <w:r>
+        <w:t xml:space="preserve"> for network intrusion detection </w:t>
+      </w:r>
+    </w:p>
+    <w:p>
+      <w:pPr>
+        <w:numPr>
+          <w:ilvl w:val="0"/>
+          <w:numId w:val="3"/>
+        </w:numPr>
+      </w:pPr>
+      <w:r>
+        <w:t xml:space="preserve">Use the </w:t>
+      </w:r>
+      <w:r>
+        <w:rPr>
+          <w:b/>
+          <w:bCs/>
+        </w:rPr>
+        <w:t>CICIDS dataset</w:t>
+      </w:r>
+      <w:r>
+        <w:t xml:space="preserve"> (real-world network traffic) </w:t>
+      </w:r>
+    </w:p>
+    <w:p>
+      <w:pPr>
+        <w:numPr>
+          <w:ilvl w:val="0"/>
+          <w:numId w:val="3"/>
+        </w:numPr>
+      </w:pPr>
+      <w:r>
+        <w:t xml:space="preserve">Detect and quantify </w:t>
+      </w:r>
+      <w:r>
+        <w:rPr>
+          <w:b/>
+          <w:bCs/>
+        </w:rPr>
+        <w:t>data drift across time (different days/files)</w:t>
+      </w:r>
+      <w:r>
+        <w:t xml:space="preserve"> </w:t>
+      </w:r>
+    </w:p>
+    <w:p>
+      <w:pPr>
+        <w:numPr>
+          <w:ilvl w:val="0"/>
+          <w:numId w:val="3"/>
+        </w:numPr>
+      </w:pPr>
+      <w:r>
+        <w:lastRenderedPageBreak/>
+        <w:t xml:space="preserve">Evaluate how drift impacts </w:t>
+      </w:r>
+      <w:r>
+        <w:rPr>
+          <w:b/>
+          <w:bCs/>
+        </w:rPr>
+        <w:t>model performance</w:t>
+      </w:r>
+      <w:r>
+        <w:t xml:space="preserve"> </w:t>
+      </w:r>
+    </w:p>
+    <w:p>
+      <w:r>
+        <w:pict w14:anchorId="581C7337">
+          <v:rect id="_x0000_i1028" style="width:0;height:1.5pt" o:hralign="center" o:hrstd="t" o:hr="t" fillcolor="#a0a0a0" stroked="f"/>
+        </w:pict>
+      </w:r>
+    </w:p>
+    <w:p>
+      <w:pPr>
+        <w:rPr>
+          <w:b/>
+          <w:bCs/>
+        </w:rPr>
+      </w:pPr>
+      <w:r>
+        <w:rPr>
+          <w:b/>
+          <w:bCs/>
+        </w:rPr>
+        <w:t xml:space="preserve">2. </w:t>
+      </w:r>
+      <w:r>
+        <w:rPr>
+          <w:rFonts w:ascii="Segoe UI Emoji" w:hAnsi="Segoe UI Emoji" w:cs="Segoe UI Emoji"/>
+          <w:b/>
+          <w:bCs/>
+        </w:rPr>
+        <w:t>📂</w:t>
+      </w:r>
+      <w:r>
+        <w:rPr>
+          <w:b/>
+          <w:bCs/>
+        </w:rPr>
+        <w:t xml:space="preserve"> Dataset Overview</w:t>
+      </w:r>
+    </w:p>
+    <w:p>
+      <w:pPr>
+        <w:rPr>
+          <w:b/>
+          <w:bCs/>
+        </w:rPr>
+      </w:pPr>
+      <w:r>
+        <w:rPr>
+          <w:b/>
+          <w:bCs/>
+        </w:rPr>
+        <w:t>Dataset Used:</w:t>
+      </w:r>
+    </w:p>
+    <w:p>
+      <w:pPr>
+        <w:numPr>
+          <w:ilvl w:val="0"/>
+          <w:numId w:val="4"/>
+        </w:numPr>
+      </w:pPr>
+      <w:r>
+        <w:rPr>
+          <w:b/>
+          <w:bCs/>
+        </w:rPr>
+        <w:t>CICIDS 2017 Dataset</w:t>
+      </w:r>
+      <w:r>
+        <w:t xml:space="preserve"> </w:t>
+      </w:r>
+    </w:p>
+    <w:p>
+      <w:pPr>
+        <w:numPr>
+          <w:ilvl w:val="0"/>
+          <w:numId w:val="4"/>
+        </w:numPr>
+      </w:pPr>
+      <w:r>
+        <w:t xml:space="preserve">Contains network flow data </w:t>
+      </w:r>
+      <w:proofErr w:type="spellStart"/>
+      <w:r>
+        <w:t>labeled</w:t>
+      </w:r>
+      <w:proofErr w:type="spellEnd"/>
+      <w:r>
+        <w:t xml:space="preserve"> as: </w:t>
+      </w:r>
+    </w:p>
+    <w:p>
+      <w:pPr>
+        <w:numPr>
+          <w:ilvl w:val="1"/>
+          <w:numId w:val="4"/>
+        </w:numPr>
+      </w:pPr>
+      <w:r>
+        <w:t xml:space="preserve">BENIGN </w:t>
+      </w:r>
+    </w:p>
+    <w:p>
+      <w:pPr>
+        <w:numPr>
+          <w:ilvl w:val="1"/>
+          <w:numId w:val="4"/>
+        </w:numPr>
+      </w:pPr>
+      <w:r>
+        <w:t xml:space="preserve">Various attack types (DDoS, </w:t>
+      </w:r>
+      <w:proofErr w:type="spellStart"/>
+      <w:r>
+        <w:t>PortScan</w:t>
+      </w:r>
+      <w:proofErr w:type="spellEnd"/>
+      <w:r>
+        <w:t xml:space="preserve">, Web Attacks, etc.) </w:t>
+      </w:r>
+    </w:p>
+    <w:p>
+      <w:pPr>
+        <w:rPr>
+          <w:b/>
+          <w:bCs/>
+        </w:rPr>
+      </w:pPr>
+      <w:r>
+        <w:rPr>
+          <w:b/>
+          <w:bCs/>
+        </w:rPr>
+        <w:t>Structure:</w:t>
+      </w:r>
+    </w:p>
+    <w:p>
+      <w:pPr>
+        <w:numPr>
+          <w:ilvl w:val="0"/>
+          <w:numId w:val="5"/>
+        </w:numPr>
+      </w:pPr>
+      <w:r>
+        <w:t xml:space="preserve">Multiple CSV files, each representing </w:t>
+      </w:r>
+      <w:r>
+        <w:rPr>
+          <w:b/>
+          <w:bCs/>
+        </w:rPr>
+        <w:t>different days / traffic conditions</w:t>
+      </w:r>
+      <w:r>
+        <w:t xml:space="preserve"> </w:t>
+      </w:r>
+    </w:p>
+    <w:p>
+      <w:pPr>
+        <w:rPr>
+          <w:b/>
+          <w:bCs/>
+        </w:rPr>
+      </w:pPr>
+      <w:r>
+        <w:rPr>
+          <w:b/>
+          <w:bCs/>
+        </w:rPr>
+        <w:t>Key Insight:</w:t>
+      </w:r>
+    </w:p>
+    <w:p>
+      <w:r>
+        <w:t xml:space="preserve">Each file = </w:t>
+      </w:r>
+      <w:r>
+        <w:rPr>
+          <w:b/>
+          <w:bCs/>
+        </w:rPr>
+        <w:t>different distribution</w:t>
+      </w:r>
+      <w:r>
+        <w:t xml:space="preserve"> → ideal for drift detection</w:t>
+      </w:r>
+    </w:p>
+    <w:p>
+      <w:r>
+        <w:pict w14:anchorId="567CE929">
+          <v:rect id="_x0000_i1029" style="width:0;height:1.5pt" o:hralign="center" o:hrstd="t" o:hr="t" fillcolor="#a0a0a0" stroked="f"/>
+        </w:pict>
+      </w:r>
+    </w:p>
+    <w:p>
+      <w:pPr>
+        <w:rPr>
+          <w:b/>
+          <w:bCs/>
+        </w:rPr>
+      </w:pPr>
+      <w:r>
+        <w:rPr>
+          <w:b/>
+          <w:bCs/>
+        </w:rPr>
+        <w:t xml:space="preserve">3. </w:t>
+      </w:r>
+      <w:r>
+        <w:rPr>
+          <w:rFonts w:ascii="Segoe UI Emoji" w:hAnsi="Segoe UI Emoji" w:cs="Segoe UI Emoji"/>
+          <w:b/>
+          <w:bCs/>
+        </w:rPr>
+        <w:t>🏗️</w:t>
+      </w:r>
+      <w:r>
+        <w:rPr>
+          <w:b/>
+          <w:bCs/>
+        </w:rPr>
+        <w:t xml:space="preserve"> Project Architecture</w:t>
+      </w:r>
+    </w:p>
+    <w:p>
+      <w:r>
+        <w:t>project/</w:t>
+      </w:r>
+      <w:r>
+        <w:br/>
+        <w:t>│</w:t>
+      </w:r>
+      <w:r>
+        <w:br/>
+      </w:r>
+      <w:r>
+        <w:rPr>
+          <w:rFonts w:ascii="MS Gothic" w:eastAsia="MS Gothic" w:hAnsi="MS Gothic" w:cs="MS Gothic" w:hint="eastAsia"/>
+        </w:rPr>
+        <w:t>├</w:t>
+      </w:r>
+      <w:r>
+        <w:rPr>
+          <w:rFonts w:ascii="Aptos" w:hAnsi="Aptos" w:cs="Aptos"/>
+        </w:rPr>
+        <w:t>──</w:t>
+      </w:r>
+      <w:r>
+        <w:t xml:space="preserve"> </w:t>
+      </w:r>
+      <w:proofErr w:type="spellStart"/>
+      <w:r>
+        <w:t>src</w:t>
+      </w:r>
+      <w:proofErr w:type="spellEnd"/>
+      <w:r>
+        <w:t>/</w:t>
+      </w:r>
+      <w:r>
+        <w:br/>
+      </w:r>
+      <w:r>
+        <w:rPr>
+          <w:rFonts w:ascii="Aptos" w:hAnsi="Aptos" w:cs="Aptos"/>
+        </w:rPr>
+        <w:t>│</w:t>
+      </w:r>
+      <w:r>
+        <w:t xml:space="preserve">   </w:t>
+      </w:r>
+      <w:r>
+        <w:rPr>
+          <w:rFonts w:ascii="MS Gothic" w:eastAsia="MS Gothic" w:hAnsi="MS Gothic" w:cs="MS Gothic" w:hint="eastAsia"/>
+        </w:rPr>
+        <w:t>├</w:t>
+      </w:r>
+      <w:r>
+        <w:rPr>
+          <w:rFonts w:ascii="Aptos" w:hAnsi="Aptos" w:cs="Aptos"/>
+        </w:rPr>
+        <w:t>──</w:t>
+      </w:r>
+      <w:r>
+        <w:t xml:space="preserve"> config.py</w:t>
+      </w:r>
+      <w:r>
+        <w:br/>
+      </w:r>
+      <w:r>
+        <w:rPr>
+          <w:rFonts w:ascii="Aptos" w:hAnsi="Aptos" w:cs="Aptos"/>
+        </w:rPr>
+        <w:t>│</w:t>
+      </w:r>
+      <w:r>
+        <w:t xml:space="preserve">   </w:t>
+      </w:r>
+      <w:r>
+        <w:rPr>
+          <w:rFonts w:ascii="MS Gothic" w:eastAsia="MS Gothic" w:hAnsi="MS Gothic" w:cs="MS Gothic" w:hint="eastAsia"/>
+        </w:rPr>
+        <w:t>├</w:t>
+      </w:r>
+      <w:r>
+        <w:rPr>
+          <w:rFonts w:ascii="Aptos" w:hAnsi="Aptos" w:cs="Aptos"/>
+        </w:rPr>
+        <w:t>──</w:t>
+      </w:r>
+      <w:r>
+        <w:t xml:space="preserve"> preprocessing.py</w:t>
+      </w:r>
+      <w:r>
+        <w:br/>
+      </w:r>
+      <w:r>
+        <w:rPr>
+          <w:rFonts w:ascii="Aptos" w:hAnsi="Aptos" w:cs="Aptos"/>
+        </w:rPr>
+        <w:t>│</w:t>
+      </w:r>
+      <w:r>
+        <w:t xml:space="preserve">   </w:t>
+      </w:r>
+      <w:r>
+        <w:rPr>
+          <w:rFonts w:ascii="MS Gothic" w:eastAsia="MS Gothic" w:hAnsi="MS Gothic" w:cs="MS Gothic" w:hint="eastAsia"/>
+        </w:rPr>
+        <w:t>├</w:t>
+      </w:r>
+      <w:r>
+        <w:rPr>
+          <w:rFonts w:ascii="Aptos" w:hAnsi="Aptos" w:cs="Aptos"/>
+        </w:rPr>
+        <w:t>──</w:t>
+      </w:r>
+      <w:r>
+        <w:t xml:space="preserve"> feature_engineering.py</w:t>
+      </w:r>
+      <w:r>
+        <w:br/>
+      </w:r>
+      <w:r>
+        <w:rPr>
+          <w:rFonts w:ascii="Aptos" w:hAnsi="Aptos" w:cs="Aptos"/>
+        </w:rPr>
+        <w:t>│</w:t>
+      </w:r>
+      <w:r>
+        <w:t xml:space="preserve">   </w:t>
+      </w:r>
+      <w:r>
+        <w:rPr>
+          <w:rFonts w:ascii="MS Gothic" w:eastAsia="MS Gothic" w:hAnsi="MS Gothic" w:cs="MS Gothic" w:hint="eastAsia"/>
+        </w:rPr>
+        <w:t>├</w:t>
+      </w:r>
+      <w:r>
+        <w:rPr>
+          <w:rFonts w:ascii="Aptos" w:hAnsi="Aptos" w:cs="Aptos"/>
+        </w:rPr>
+        <w:t>──</w:t>
+      </w:r>
+      <w:r>
+        <w:t xml:space="preserve"> models.py</w:t>
+      </w:r>
+      <w:r>
+        <w:br/>
+      </w:r>
+      <w:r>
+        <w:rPr>
+          <w:rFonts w:ascii="Aptos" w:hAnsi="Aptos" w:cs="Aptos"/>
+        </w:rPr>
+        <w:t>│</w:t>
+      </w:r>
+      <w:r>
+        <w:t xml:space="preserve">   </w:t>
+      </w:r>
+      <w:r>
+        <w:rPr>
+          <w:rFonts w:ascii="MS Gothic" w:eastAsia="MS Gothic" w:hAnsi="MS Gothic" w:cs="MS Gothic" w:hint="eastAsia"/>
+        </w:rPr>
+        <w:t>├</w:t>
+      </w:r>
+      <w:r>
+        <w:rPr>
+          <w:rFonts w:ascii="Aptos" w:hAnsi="Aptos" w:cs="Aptos"/>
+        </w:rPr>
+        <w:t>──</w:t>
+      </w:r>
+      <w:r>
+        <w:t xml:space="preserve"> train.py</w:t>
+      </w:r>
+      <w:r>
+        <w:br/>
+      </w:r>
+      <w:r>
+        <w:rPr>
+          <w:rFonts w:ascii="Aptos" w:hAnsi="Aptos" w:cs="Aptos"/>
+        </w:rPr>
+        <w:t>│</w:t>
+      </w:r>
+      <w:r>
+        <w:t xml:space="preserve">   </w:t>
+      </w:r>
+      <w:r>
+        <w:rPr>
+          <w:rFonts w:ascii="MS Gothic" w:eastAsia="MS Gothic" w:hAnsi="MS Gothic" w:cs="MS Gothic" w:hint="eastAsia"/>
+        </w:rPr>
+        <w:t>├</w:t>
+      </w:r>
+      <w:r>
+        <w:rPr>
+          <w:rFonts w:ascii="Aptos" w:hAnsi="Aptos" w:cs="Aptos"/>
+        </w:rPr>
+        <w:t>──</w:t>
+      </w:r>
+      <w:r>
+        <w:t xml:space="preserve"> drift.py</w:t>
+      </w:r>
+      <w:r>
+        <w:br/>
+      </w:r>
+      <w:r>
+        <w:rPr>
+          <w:rFonts w:ascii="Aptos" w:hAnsi="Aptos" w:cs="Aptos"/>
+        </w:rPr>
+        <w:t>│</w:t>
+      </w:r>
+      <w:r>
+        <w:t xml:space="preserve">   </w:t>
+      </w:r>
+      <w:r>
+        <w:rPr>
+          <w:rFonts w:ascii="MS Gothic" w:eastAsia="MS Gothic" w:hAnsi="MS Gothic" w:cs="MS Gothic" w:hint="eastAsia"/>
+        </w:rPr>
+        <w:t>├</w:t>
+      </w:r>
+      <w:r>
+        <w:rPr>
+          <w:rFonts w:ascii="Aptos" w:hAnsi="Aptos" w:cs="Aptos"/>
+        </w:rPr>
+        <w:t>──</w:t>
+      </w:r>
+      <w:r>
+        <w:t xml:space="preserve"> main.py</w:t>
+      </w:r>
+      <w:r>
+        <w:br/>
+      </w:r>
+      <w:r>
+        <w:rPr>
+          <w:rFonts w:ascii="Aptos" w:hAnsi="Aptos" w:cs="Aptos"/>
+        </w:rPr>
+        <w:t>│</w:t>
+      </w:r>
+      <w:r>
+        <w:t xml:space="preserve">   </w:t>
+      </w:r>
+      <w:r>
+        <w:rPr>
+          <w:rFonts w:ascii="Aptos" w:hAnsi="Aptos" w:cs="Aptos"/>
+        </w:rPr>
+        <w:t>└──</w:t>
+      </w:r>
+      <w:r>
+        <w:t xml:space="preserve"> testdrift.py</w:t>
+      </w:r>
+      <w:r>
+        <w:br/>
+      </w:r>
+      <w:r>
+        <w:rPr>
+          <w:rFonts w:ascii="Aptos" w:hAnsi="Aptos" w:cs="Aptos"/>
+        </w:rPr>
+        <w:t>│</w:t>
+      </w:r>
+      <w:r>
+        <w:br/>
+      </w:r>
+      <w:r>
+        <w:rPr>
+          <w:rFonts w:ascii="MS Gothic" w:eastAsia="MS Gothic" w:hAnsi="MS Gothic" w:cs="MS Gothic" w:hint="eastAsia"/>
+        </w:rPr>
+        <w:t>├</w:t>
+      </w:r>
+      <w:r>
+        <w:rPr>
+          <w:rFonts w:ascii="Aptos" w:hAnsi="Aptos" w:cs="Aptos"/>
+        </w:rPr>
+        <w:t>──</w:t>
+      </w:r>
+      <w:r>
+        <w:t xml:space="preserve"> data/</w:t>
+      </w:r>
+      <w:r>
+        <w:br/>
+      </w:r>
+      <w:r>
+        <w:rPr>
+          <w:rFonts w:ascii="Aptos" w:hAnsi="Aptos" w:cs="Aptos"/>
+        </w:rPr>
+        <w:t>│</w:t>
+      </w:r>
+      <w:r>
+        <w:t xml:space="preserve">   </w:t>
+      </w:r>
+      <w:r>
+        <w:rPr>
+          <w:rFonts w:ascii="MS Gothic" w:eastAsia="MS Gothic" w:hAnsi="MS Gothic" w:cs="MS Gothic" w:hint="eastAsia"/>
+        </w:rPr>
+        <w:t>├</w:t>
+      </w:r>
+      <w:r>
+        <w:rPr>
+          <w:rFonts w:ascii="Aptos" w:hAnsi="Aptos" w:cs="Aptos"/>
+        </w:rPr>
+        <w:t>──</w:t>
+      </w:r>
+      <w:r>
+        <w:t xml:space="preserve"> raw/</w:t>
+      </w:r>
+      <w:r>
+        <w:br/>
+      </w:r>
+      <w:r>
+        <w:rPr>
+          <w:rFonts w:ascii="Aptos" w:hAnsi="Aptos" w:cs="Aptos"/>
+        </w:rPr>
+        <w:t>│</w:t>
+      </w:r>
+      <w:r>
+        <w:t xml:space="preserve">   </w:t>
+      </w:r>
+      <w:r>
+        <w:rPr>
+          <w:rFonts w:ascii="MS Gothic" w:eastAsia="MS Gothic" w:hAnsi="MS Gothic" w:cs="MS Gothic" w:hint="eastAsia"/>
+        </w:rPr>
+        <w:t>├</w:t>
+      </w:r>
+      <w:r>
+        <w:rPr>
+          <w:rFonts w:ascii="Aptos" w:hAnsi="Aptos" w:cs="Aptos"/>
+        </w:rPr>
+        <w:t>──</w:t>
+      </w:r>
+      <w:r>
+        <w:t xml:space="preserve"> processed/</w:t>
+      </w:r>
+      <w:r>
+        <w:br/>
+      </w:r>
+      <w:r>
+        <w:rPr>
+          <w:rFonts w:ascii="Aptos" w:hAnsi="Aptos" w:cs="Aptos"/>
+        </w:rPr>
+        <w:t>│</w:t>
+      </w:r>
+      <w:r>
+        <w:t xml:space="preserve">   </w:t>
+      </w:r>
+      <w:r>
+        <w:rPr>
+          <w:rFonts w:ascii="Aptos" w:hAnsi="Aptos" w:cs="Aptos"/>
+        </w:rPr>
+        <w:t>└──</w:t>
+      </w:r>
+      <w:r>
+        <w:t xml:space="preserve"> interim/</w:t>
+      </w:r>
+      <w:r>
+        <w:br/>
+      </w:r>
+      <w:r>
+        <w:rPr>
+          <w:rFonts w:ascii="Aptos" w:hAnsi="Aptos" w:cs="Aptos"/>
+        </w:rPr>
+        <w:t>│</w:t>
+      </w:r>
+      <w:r>
+        <w:br/>
+      </w:r>
+      <w:r>
+        <w:rPr>
+          <w:rFonts w:ascii="MS Gothic" w:eastAsia="MS Gothic" w:hAnsi="MS Gothic" w:cs="MS Gothic" w:hint="eastAsia"/>
+        </w:rPr>
+        <w:t>├</w:t>
+      </w:r>
+      <w:r>
+        <w:rPr>
+          <w:rFonts w:ascii="Aptos" w:hAnsi="Aptos" w:cs="Aptos"/>
+        </w:rPr>
+        <w:t>──</w:t>
+      </w:r>
+      <w:r>
+        <w:t xml:space="preserve"> artifacts/</w:t>
+      </w:r>
+      <w:r>
+        <w:br/>
+      </w:r>
+      <w:r>
+        <w:rPr>
+          <w:rFonts w:ascii="Aptos" w:hAnsi="Aptos" w:cs="Aptos"/>
+        </w:rPr>
+        <w:t>│</w:t>
+      </w:r>
+      <w:r>
+        <w:t xml:space="preserve">   </w:t>
+      </w:r>
+      <w:r>
+        <w:rPr>
+          <w:rFonts w:ascii="MS Gothic" w:eastAsia="MS Gothic" w:hAnsi="MS Gothic" w:cs="MS Gothic" w:hint="eastAsia"/>
+        </w:rPr>
+        <w:t>├</w:t>
+      </w:r>
+      <w:r>
+        <w:rPr>
+          <w:rFonts w:ascii="Aptos" w:hAnsi="Aptos" w:cs="Aptos"/>
+        </w:rPr>
+        <w:t>──</w:t>
+      </w:r>
+      <w:r>
+        <w:t xml:space="preserve"> model/</w:t>
+      </w:r>
+      <w:r>
+        <w:br/>
+      </w:r>
+      <w:r>
+        <w:rPr>
+          <w:rFonts w:ascii="Aptos" w:hAnsi="Aptos" w:cs="Aptos"/>
+        </w:rPr>
+        <w:t>│</w:t>
+      </w:r>
+      <w:r>
+        <w:t xml:space="preserve">   </w:t>
+      </w:r>
+      <w:r>
+        <w:rPr>
+          <w:rFonts w:ascii="MS Gothic" w:eastAsia="MS Gothic" w:hAnsi="MS Gothic" w:cs="MS Gothic" w:hint="eastAsia"/>
+        </w:rPr>
+        <w:t>├</w:t>
+      </w:r>
+      <w:r>
+        <w:rPr>
+          <w:rFonts w:ascii="Aptos" w:hAnsi="Aptos" w:cs="Aptos"/>
+        </w:rPr>
+        <w:t>──</w:t>
+      </w:r>
+      <w:r>
+        <w:t xml:space="preserve"> scalers/</w:t>
+      </w:r>
+      <w:r>
+        <w:br/>
+      </w:r>
+      <w:r>
+        <w:rPr>
+          <w:rFonts w:ascii="Aptos" w:hAnsi="Aptos" w:cs="Aptos"/>
+        </w:rPr>
+        <w:t>│</w:t>
+      </w:r>
+      <w:r>
+        <w:t xml:space="preserve">   </w:t>
+      </w:r>
+      <w:r>
+        <w:rPr>
+          <w:rFonts w:ascii="Aptos" w:hAnsi="Aptos" w:cs="Aptos"/>
+        </w:rPr>
+        <w:t>└──</w:t>
+      </w:r>
+      <w:r>
+        <w:t xml:space="preserve"> reports/</w:t>
+      </w:r>
+      <w:r>
+        <w:br/>
+      </w:r>
+      <w:r>
+        <w:rPr>
+          <w:rFonts w:ascii="Aptos" w:hAnsi="Aptos" w:cs="Aptos"/>
+        </w:rPr>
+        <w:t>│</w:t>
+      </w:r>
+      <w:r>
+        <w:br/>
+      </w:r>
+      <w:r>
+        <w:rPr>
+          <w:rFonts w:ascii="MS Gothic" w:eastAsia="MS Gothic" w:hAnsi="MS Gothic" w:cs="MS Gothic" w:hint="eastAsia"/>
+        </w:rPr>
+        <w:t>├</w:t>
+      </w:r>
+      <w:r>
+        <w:rPr>
+          <w:rFonts w:ascii="Aptos" w:hAnsi="Aptos" w:cs="Aptos"/>
+        </w:rPr>
+        <w:t>──</w:t>
+      </w:r>
+      <w:r>
+        <w:t xml:space="preserve"> logs/</w:t>
+      </w:r>
+      <w:r>
+        <w:br/>
+      </w:r>
+      <w:r>
+        <w:rPr>
+          <w:rFonts w:ascii="Aptos" w:hAnsi="Aptos" w:cs="Aptos"/>
+        </w:rPr>
+        <w:t>└──</w:t>
+      </w:r>
+      <w:r>
+        <w:t xml:space="preserve"> README.md</w:t>
+      </w:r>
+    </w:p>
+    <w:p>
+      <w:r>
+        <w:lastRenderedPageBreak/>
+        <w:pict w14:anchorId="11099E1E">
+          <v:rect id="_x0000_i1030" style="width:0;height:1.5pt" o:hralign="center" o:hrstd="t" o:hr="t" fillcolor="#a0a0a0" stroked="f"/>
+        </w:pict>
+      </w:r>
+    </w:p>
+    <w:p>
+      <w:pPr>
+        <w:rPr>
+          <w:b/>
+          <w:bCs/>
+        </w:rPr>
+      </w:pPr>
+      <w:r>
+        <w:rPr>
+          <w:b/>
+          <w:bCs/>
+        </w:rPr>
+        <w:t xml:space="preserve">4. </w:t>
+      </w:r>
+      <w:r>
+        <w:rPr>
+          <w:rFonts w:ascii="Segoe UI Emoji" w:hAnsi="Segoe UI Emoji" w:cs="Segoe UI Emoji"/>
+          <w:b/>
+          <w:bCs/>
+        </w:rPr>
+        <w:t>⚙️</w:t>
+      </w:r>
+      <w:r>
+        <w:rPr>
+          <w:b/>
+          <w:bCs/>
+        </w:rPr>
+        <w:t xml:space="preserve"> Pipeline Overview</w:t>
+      </w:r>
+    </w:p>
+    <w:p>
+      <w:r>
+        <w:t>The pipeline is modular and consists of:</w:t>
+      </w:r>
+    </w:p>
+    <w:p>
+      <w:r>
+        <w:pict w14:anchorId="39039EAB">
+          <v:rect id="_x0000_i1031" style="width:0;height:1.5pt" o:hralign="center" o:hrstd="t" o:hr="t" fillcolor="#a0a0a0" stroked="f"/>
+        </w:pict>
+      </w:r>
+    </w:p>
+    <w:p>
+      <w:pPr>
+        <w:rPr>
+          <w:b/>
+          <w:bCs/>
+        </w:rPr>
+      </w:pPr>
+      <w:r>
+        <w:rPr>
+          <w:b/>
+          <w:bCs/>
+        </w:rPr>
+        <w:t>4.1 Data Ingestion (Memory Efficient)</w:t>
+      </w:r>
+    </w:p>
+    <w:p>
+      <w:pPr>
+        <w:rPr>
+          <w:b/>
+          <w:bCs/>
+        </w:rPr>
+      </w:pPr>
+      <w:r>
+        <w:rPr>
+          <w:b/>
+          <w:bCs/>
+        </w:rPr>
+        <w:t>Key Feature:</w:t>
+      </w:r>
+    </w:p>
+    <w:p>
+      <w:pPr>
+        <w:numPr>
+          <w:ilvl w:val="0"/>
+          <w:numId w:val="6"/>
+        </w:numPr>
+      </w:pPr>
+      <w:r>
+        <w:rPr>
+          <w:b/>
+          <w:bCs/>
+        </w:rPr>
+        <w:t>Chunk-based loading</w:t>
+      </w:r>
+      <w:r>
+        <w:t xml:space="preserve"> </w:t>
+      </w:r>
+    </w:p>
+    <w:p>
+      <w:proofErr w:type="spellStart"/>
+      <w:r>
+        <w:t>pd.read_csv</w:t>
+      </w:r>
+      <w:proofErr w:type="spellEnd"/>
+      <w:r>
+        <w:t xml:space="preserve">(..., </w:t>
+      </w:r>
+      <w:proofErr w:type="spellStart"/>
+      <w:r>
+        <w:t>chunksize</w:t>
+      </w:r>
+      <w:proofErr w:type="spellEnd"/>
+      <w:r>
+        <w:t>=20000)</w:t>
+      </w:r>
+    </w:p>
+    <w:p>
+      <w:pPr>
+        <w:rPr>
+          <w:b/>
+          <w:bCs/>
+        </w:rPr>
+      </w:pPr>
+      <w:r>
+        <w:rPr>
+          <w:b/>
+          <w:bCs/>
+        </w:rPr>
+        <w:t>Why:</w:t>
+      </w:r>
+    </w:p>
+    <w:p>
+      <w:pPr>
+        <w:numPr>
+          <w:ilvl w:val="0"/>
+          <w:numId w:val="7"/>
+        </w:numPr>
+      </w:pPr>
+      <w:r>
+        <w:t xml:space="preserve">CICIDS files are large </w:t>
+      </w:r>
+    </w:p>
+    <w:p>
+      <w:pPr>
+        <w:numPr>
+          <w:ilvl w:val="0"/>
+          <w:numId w:val="7"/>
+        </w:numPr>
+      </w:pPr>
+      <w:r>
+        <w:t xml:space="preserve">Prevents </w:t>
+      </w:r>
+      <w:r>
+        <w:rPr>
+          <w:b/>
+          <w:bCs/>
+        </w:rPr>
+        <w:t>out-of-memory crashes</w:t>
+      </w:r>
+      <w:r>
+        <w:t xml:space="preserve"> </w:t>
+      </w:r>
+    </w:p>
+    <w:p>
+      <w:pPr>
+        <w:rPr>
+          <w:b/>
+          <w:bCs/>
+        </w:rPr>
+      </w:pPr>
+      <w:r>
+        <w:rPr>
+          <w:b/>
+          <w:bCs/>
+        </w:rPr>
+        <w:t>Output:</w:t>
+      </w:r>
+    </w:p>
+    <w:p>
+      <w:pPr>
+        <w:numPr>
+          <w:ilvl w:val="0"/>
+          <w:numId w:val="8"/>
+        </w:numPr>
+      </w:pPr>
+      <w:r>
+        <w:t xml:space="preserve">Each file loaded separately </w:t>
+      </w:r>
+    </w:p>
+    <w:p>
+      <w:pPr>
+        <w:numPr>
+          <w:ilvl w:val="0"/>
+          <w:numId w:val="8"/>
+        </w:numPr>
+      </w:pPr>
+      <w:proofErr w:type="spellStart"/>
+      <w:r>
+        <w:t>source_file</w:t>
+      </w:r>
+      <w:proofErr w:type="spellEnd"/>
+      <w:r>
+        <w:t xml:space="preserve"> column added </w:t>
+      </w:r>
+    </w:p>
+    <w:p>
+      <w:r>
+        <w:pict w14:anchorId="5AEAE1AF">
+          <v:rect id="_x0000_i1032" style="width:0;height:1.5pt" o:hralign="center" o:hrstd="t" o:hr="t" fillcolor="#a0a0a0" stroked="f"/>
+        </w:pict>
+      </w:r>
+    </w:p>
+    <w:p>
+      <w:pPr>
+        <w:rPr>
+          <w:b/>
+          <w:bCs/>
+        </w:rPr>
+      </w:pPr>
+      <w:r>
+        <w:rPr>
+          <w:b/>
+          <w:bCs/>
+        </w:rPr>
+        <w:t>4.2 Data Preprocessing</w:t>
+      </w:r>
+    </w:p>
+    <w:p>
+      <w:pPr>
+        <w:rPr>
+          <w:b/>
+          <w:bCs/>
+        </w:rPr>
+      </w:pPr>
+      <w:r>
+        <w:rPr>
+          <w:b/>
+          <w:bCs/>
+        </w:rPr>
+        <w:t>Steps:</w:t>
+      </w:r>
+    </w:p>
+    <w:p>
+      <w:pPr>
+        <w:rPr>
+          <w:b/>
+          <w:bCs/>
+        </w:rPr>
+      </w:pPr>
+      <w:r>
+        <w:rPr>
+          <w:rFonts w:ascii="Segoe UI Emoji" w:hAnsi="Segoe UI Emoji" w:cs="Segoe UI Emoji"/>
+          <w:b/>
+          <w:bCs/>
+        </w:rPr>
+        <w:t>✅</w:t>
+      </w:r>
+      <w:r>
+        <w:rPr>
+          <w:b/>
+          <w:bCs/>
+        </w:rPr>
+        <w:t xml:space="preserve"> Column Normalization</w:t>
+      </w:r>
+    </w:p>
+    <w:p>
+      <w:proofErr w:type="spellStart"/>
+      <w:r>
+        <w:t>df.columns</w:t>
+      </w:r>
+      <w:proofErr w:type="spellEnd"/>
+      <w:r>
+        <w:t xml:space="preserve"> = </w:t>
+      </w:r>
+      <w:proofErr w:type="spellStart"/>
+      <w:r>
+        <w:t>df.columns.str.strip</w:t>
+      </w:r>
+      <w:proofErr w:type="spellEnd"/>
+      <w:r>
+        <w:t>()</w:t>
+      </w:r>
+    </w:p>
+    <w:p>
+      <w:r>
+        <w:t>Fixes inconsistent naming like " Label"</w:t>
+      </w:r>
+    </w:p>
+    <w:p>
+      <w:r>
+        <w:pict w14:anchorId="7FE0CF10">
+          <v:rect id="_x0000_i1033" style="width:0;height:1.5pt" o:hralign="center" o:hrstd="t" o:hr="t" fillcolor="#a0a0a0" stroked="f"/>
+        </w:pict>
+      </w:r>
+    </w:p>
+    <w:p>
+      <w:pPr>
+        <w:rPr>
+          <w:b/>
+          <w:bCs/>
+        </w:rPr>
+      </w:pPr>
+      <w:r>
+        <w:rPr>
+          <w:rFonts w:ascii="Segoe UI Emoji" w:hAnsi="Segoe UI Emoji" w:cs="Segoe UI Emoji"/>
+          <w:b/>
+          <w:bCs/>
+        </w:rPr>
+        <w:t>✅</w:t>
+      </w:r>
+      <w:r>
+        <w:rPr>
+          <w:b/>
+          <w:bCs/>
+        </w:rPr>
+        <w:t xml:space="preserve"> Missing &amp; Infinite Values</w:t>
+      </w:r>
+    </w:p>
+    <w:p>
+      <w:proofErr w:type="spellStart"/>
+      <w:r>
+        <w:t>df.replace</w:t>
+      </w:r>
+      <w:proofErr w:type="spellEnd"/>
+      <w:r>
+        <w:t xml:space="preserve">([np.inf, -np.inf], </w:t>
+      </w:r>
+      <w:proofErr w:type="spellStart"/>
+      <w:r>
+        <w:t>np.nan</w:t>
+      </w:r>
+      <w:proofErr w:type="spellEnd"/>
+      <w:r>
+        <w:t>)</w:t>
+      </w:r>
+      <w:r>
+        <w:br/>
+      </w:r>
+      <w:proofErr w:type="spellStart"/>
+      <w:r>
+        <w:t>df.dropna</w:t>
+      </w:r>
+      <w:proofErr w:type="spellEnd"/>
+      <w:r>
+        <w:t>()</w:t>
+      </w:r>
+    </w:p>
+    <w:p>
+      <w:r>
+        <w:pict w14:anchorId="6E748681">
+          <v:rect id="_x0000_i1034" style="width:0;height:1.5pt" o:hralign="center" o:hrstd="t" o:hr="t" fillcolor="#a0a0a0" stroked="f"/>
+        </w:pict>
+      </w:r>
+    </w:p>
+    <w:p>
+      <w:pPr>
+        <w:rPr>
+          <w:b/>
+          <w:bCs/>
+        </w:rPr>
+      </w:pPr>
+      <w:r>
+        <w:rPr>
+          <w:rFonts w:ascii="Segoe UI Emoji" w:hAnsi="Segoe UI Emoji" w:cs="Segoe UI Emoji"/>
+          <w:b/>
+          <w:bCs/>
+        </w:rPr>
+        <w:t>✅</w:t>
+      </w:r>
+      <w:r>
+        <w:rPr>
+          <w:b/>
+          <w:bCs/>
+        </w:rPr>
+        <w:t xml:space="preserve"> Constant Column Removal</w:t>
+      </w:r>
+    </w:p>
+    <w:p>
+      <w:r>
+        <w:t xml:space="preserve"># Excluding </w:t>
+      </w:r>
+      <w:proofErr w:type="spellStart"/>
+      <w:r>
+        <w:t>source_file</w:t>
+      </w:r>
+      <w:proofErr w:type="spellEnd"/>
+    </w:p>
+    <w:p>
+      <w:r>
+        <w:t>Removes useless features while preserving drift metadata</w:t>
+      </w:r>
+    </w:p>
+    <w:p>
+      <w:r>
+        <w:pict w14:anchorId="07590012">
+          <v:rect id="_x0000_i1035" style="width:0;height:1.5pt" o:hralign="center" o:hrstd="t" o:hr="t" fillcolor="#a0a0a0" stroked="f"/>
+        </w:pict>
+      </w:r>
+    </w:p>
+    <w:p>
+      <w:pPr>
+        <w:rPr>
+          <w:b/>
+          <w:bCs/>
+        </w:rPr>
+      </w:pPr>
+      <w:r>
+        <w:rPr>
+          <w:rFonts w:ascii="Segoe UI Emoji" w:hAnsi="Segoe UI Emoji" w:cs="Segoe UI Emoji"/>
+          <w:b/>
+          <w:bCs/>
+        </w:rPr>
+        <w:t>✅</w:t>
+      </w:r>
+      <w:r>
+        <w:rPr>
+          <w:b/>
+          <w:bCs/>
+        </w:rPr>
+        <w:t xml:space="preserve"> Label Encoding</w:t>
+      </w:r>
+    </w:p>
+    <w:p>
+      <w:r>
+        <w:lastRenderedPageBreak/>
+        <w:t>BENIGN → 0</w:t>
+      </w:r>
+      <w:r>
+        <w:br/>
+        <w:t>ATTACK → 1</w:t>
+      </w:r>
+    </w:p>
+    <w:p>
+      <w:r>
+        <w:t>Binary classification setup</w:t>
+      </w:r>
+    </w:p>
+    <w:p>
+      <w:r>
+        <w:pict w14:anchorId="7C647A18">
+          <v:rect id="_x0000_i1036" style="width:0;height:1.5pt" o:hralign="center" o:hrstd="t" o:hr="t" fillcolor="#a0a0a0" stroked="f"/>
+        </w:pict>
+      </w:r>
+    </w:p>
+    <w:p>
+      <w:pPr>
+        <w:rPr>
+          <w:b/>
+          <w:bCs/>
+        </w:rPr>
+      </w:pPr>
+      <w:r>
+        <w:rPr>
+          <w:rFonts w:ascii="Segoe UI Emoji" w:hAnsi="Segoe UI Emoji" w:cs="Segoe UI Emoji"/>
+          <w:b/>
+          <w:bCs/>
+        </w:rPr>
+        <w:t>✅</w:t>
+      </w:r>
+      <w:r>
+        <w:rPr>
+          <w:b/>
+          <w:bCs/>
+        </w:rPr>
+        <w:t xml:space="preserve"> Class Distribution Logging</w:t>
+      </w:r>
+    </w:p>
+    <w:p>
+      <w:r>
+        <w:t>Example:</w:t>
+      </w:r>
+    </w:p>
+    <w:p>
+      <w:r>
+        <w:t>Label</w:t>
+      </w:r>
+      <w:r>
+        <w:br/>
+        <w:t>1 → 56.7%</w:t>
+      </w:r>
+      <w:r>
+        <w:br/>
+        <w:t>0 → 43.3%</w:t>
+      </w:r>
+    </w:p>
+    <w:p>
+      <w:r>
+        <w:t>Important for drift analysis</w:t>
+      </w:r>
+    </w:p>
+    <w:p>
+      <w:r>
+        <w:pict w14:anchorId="35ACD677">
+          <v:rect id="_x0000_i1037" style="width:0;height:1.5pt" o:hralign="center" o:hrstd="t" o:hr="t" fillcolor="#a0a0a0" stroked="f"/>
+        </w:pict>
+      </w:r>
+    </w:p>
+    <w:p>
+      <w:pPr>
+        <w:rPr>
+          <w:b/>
+          <w:bCs/>
+        </w:rPr>
+      </w:pPr>
+      <w:r>
+        <w:rPr>
+          <w:b/>
+          <w:bCs/>
+        </w:rPr>
+        <w:t>4.3 Feature Engineering</w:t>
+      </w:r>
+    </w:p>
+    <w:p>
+      <w:r>
+        <w:t>Minimal but meaningful (since dataset is already rich)</w:t>
+      </w:r>
+    </w:p>
+    <w:p>
+      <w:pPr>
+        <w:rPr>
+          <w:b/>
+          <w:bCs/>
+        </w:rPr>
+      </w:pPr>
+      <w:r>
+        <w:rPr>
+          <w:b/>
+          <w:bCs/>
+        </w:rPr>
+        <w:t>Implemented:</w:t>
+      </w:r>
+    </w:p>
+    <w:p>
+      <w:pPr>
+        <w:numPr>
+          <w:ilvl w:val="0"/>
+          <w:numId w:val="9"/>
+        </w:numPr>
+      </w:pPr>
+      <w:r>
+        <w:rPr>
+          <w:b/>
+          <w:bCs/>
+        </w:rPr>
+        <w:t>Low variance removal</w:t>
+      </w:r>
+      <w:r>
+        <w:t xml:space="preserve"> </w:t>
+      </w:r>
+    </w:p>
+    <w:p>
+      <w:pPr>
+        <w:numPr>
+          <w:ilvl w:val="0"/>
+          <w:numId w:val="9"/>
+        </w:numPr>
+      </w:pPr>
+      <w:r>
+        <w:rPr>
+          <w:b/>
+          <w:bCs/>
+        </w:rPr>
+        <w:t>High correlation removal (&gt;0.95)</w:t>
+      </w:r>
+      <w:r>
+        <w:t xml:space="preserve"> </w:t>
+      </w:r>
+    </w:p>
+    <w:p>
+      <w:r>
+        <w:t>Example output:</w:t>
+      </w:r>
+    </w:p>
+    <w:p>
+      <w:r>
+        <w:t>Low variance removed: 0</w:t>
+      </w:r>
+      <w:r>
+        <w:br/>
+        <w:t>Highly correlated dropped: 25 features</w:t>
+      </w:r>
+    </w:p>
+    <w:p>
+      <w:r>
+        <w:pict w14:anchorId="42AC74DD">
+          <v:rect id="_x0000_i1038" style="width:0;height:1.5pt" o:hralign="center" o:hrstd="t" o:hr="t" fillcolor="#a0a0a0" stroked="f"/>
+        </w:pict>
+      </w:r>
+    </w:p>
+    <w:p>
+      <w:pPr>
+        <w:rPr>
+          <w:b/>
+          <w:bCs/>
+        </w:rPr>
+      </w:pPr>
+      <w:r>
+        <w:rPr>
+          <w:b/>
+          <w:bCs/>
+        </w:rPr>
+        <w:t>4.4 Feature Scaling</w:t>
+      </w:r>
+    </w:p>
+    <w:p>
+      <w:proofErr w:type="spellStart"/>
+      <w:r>
+        <w:t>StandardScaler</w:t>
+      </w:r>
+      <w:proofErr w:type="spellEnd"/>
+      <w:r>
+        <w:t>()</w:t>
+      </w:r>
+    </w:p>
+    <w:p>
+      <w:pPr>
+        <w:numPr>
+          <w:ilvl w:val="0"/>
+          <w:numId w:val="10"/>
+        </w:numPr>
+      </w:pPr>
+      <w:r>
+        <w:t xml:space="preserve">Fit on training data </w:t>
+      </w:r>
+    </w:p>
+    <w:p>
+      <w:pPr>
+        <w:numPr>
+          <w:ilvl w:val="0"/>
+          <w:numId w:val="10"/>
+        </w:numPr>
+      </w:pPr>
+      <w:r>
+        <w:t xml:space="preserve">Applied to test data </w:t>
+      </w:r>
+    </w:p>
+    <w:p>
+      <w:pPr>
+        <w:numPr>
+          <w:ilvl w:val="0"/>
+          <w:numId w:val="10"/>
+        </w:numPr>
+      </w:pPr>
+      <w:r>
+        <w:t xml:space="preserve">Saved for reproducibility </w:t>
+      </w:r>
+    </w:p>
+    <w:p>
+      <w:r>
+        <w:pict w14:anchorId="6D0C0FC2">
           <v:rect id="_x0000_i1039" style="width:0;height:1.5pt" o:hralign="center" o:hrstd="t" o:hr="t" fillcolor="#a0a0a0" stroked="f"/>
         </w:pict>
       </w:r>
@@ -1839,10 +3562,2326 @@
       </w:pPr>
       <w:r>
         <w:rPr>
+          <w:b/>
+          <w:bCs/>
+        </w:rPr>
+        <w:t>4.5 Model Training</w:t>
+      </w:r>
+    </w:p>
+    <w:p>
+      <w:pPr>
+        <w:rPr>
+          <w:b/>
+          <w:bCs/>
+        </w:rPr>
+      </w:pPr>
+      <w:r>
+        <w:rPr>
+          <w:b/>
+          <w:bCs/>
+        </w:rPr>
+        <w:t>Models used:</w:t>
+      </w:r>
+    </w:p>
+    <w:tbl>
+      <w:tblPr>
+        <w:tblW w:w="0" w:type="auto"/>
+        <w:tblCellSpacing w:w="15" w:type="dxa"/>
+        <w:tblCellMar>
+          <w:top w:w="15" w:type="dxa"/>
+          <w:left w:w="15" w:type="dxa"/>
+          <w:bottom w:w="15" w:type="dxa"/>
+          <w:right w:w="15" w:type="dxa"/>
+        </w:tblCellMar>
+        <w:tblLook w:val="04A0" w:firstRow="1" w:lastRow="0" w:firstColumn="1" w:lastColumn="0" w:noHBand="0" w:noVBand="1"/>
+      </w:tblPr>
+      <w:tblGrid>
+        <w:gridCol w:w="1902"/>
+        <w:gridCol w:w="2970"/>
+      </w:tblGrid>
+      <w:tr>
+        <w:trPr>
+          <w:tblHeader/>
+          <w:tblCellSpacing w:w="15" w:type="dxa"/>
+        </w:trPr>
+        <w:tc>
+          <w:tcPr>
+            <w:tcW w:w="0" w:type="auto"/>
+            <w:vAlign w:val="center"/>
+            <w:hideMark/>
+          </w:tcPr>
+          <w:p>
+            <w:pPr>
+              <w:rPr>
+                <w:b/>
+                <w:bCs/>
+              </w:rPr>
+            </w:pPr>
+            <w:r>
+              <w:rPr>
+                <w:b/>
+                <w:bCs/>
+              </w:rPr>
+              <w:t>Model</w:t>
+            </w:r>
+          </w:p>
+        </w:tc>
+        <w:tc>
+          <w:tcPr>
+            <w:tcW w:w="0" w:type="auto"/>
+            <w:vAlign w:val="center"/>
+            <w:hideMark/>
+          </w:tcPr>
+          <w:p>
+            <w:pPr>
+              <w:rPr>
+                <w:b/>
+                <w:bCs/>
+              </w:rPr>
+            </w:pPr>
+            <w:r>
+              <w:rPr>
+                <w:b/>
+                <w:bCs/>
+              </w:rPr>
+              <w:t>Purpose</w:t>
+            </w:r>
+          </w:p>
+        </w:tc>
+      </w:tr>
+      <w:tr>
+        <w:trPr>
+          <w:tblCellSpacing w:w="15" w:type="dxa"/>
+        </w:trPr>
+        <w:tc>
+          <w:tcPr>
+            <w:tcW w:w="0" w:type="auto"/>
+            <w:vAlign w:val="center"/>
+            <w:hideMark/>
+          </w:tcPr>
+          <w:p>
+            <w:r>
+              <w:t>Random Forest</w:t>
+            </w:r>
+          </w:p>
+        </w:tc>
+        <w:tc>
+          <w:tcPr>
+            <w:tcW w:w="0" w:type="auto"/>
+            <w:vAlign w:val="center"/>
+            <w:hideMark/>
+          </w:tcPr>
+          <w:p>
+            <w:r>
+              <w:t>Baseline + strong performance</w:t>
+            </w:r>
+          </w:p>
+        </w:tc>
+      </w:tr>
+      <w:tr>
+        <w:trPr>
+          <w:tblCellSpacing w:w="15" w:type="dxa"/>
+        </w:trPr>
+        <w:tc>
+          <w:tcPr>
+            <w:tcW w:w="0" w:type="auto"/>
+            <w:vAlign w:val="center"/>
+            <w:hideMark/>
+          </w:tcPr>
+          <w:p>
+            <w:r>
+              <w:t>Logistic Regression</w:t>
+            </w:r>
+          </w:p>
+        </w:tc>
+        <w:tc>
+          <w:tcPr>
+            <w:tcW w:w="0" w:type="auto"/>
+            <w:vAlign w:val="center"/>
+            <w:hideMark/>
+          </w:tcPr>
+          <w:p>
+            <w:r>
+              <w:t>Linear baseline</w:t>
+            </w:r>
+          </w:p>
+        </w:tc>
+      </w:tr>
+      <w:tr>
+        <w:trPr>
+          <w:tblCellSpacing w:w="15" w:type="dxa"/>
+        </w:trPr>
+        <w:tc>
+          <w:tcPr>
+            <w:tcW w:w="0" w:type="auto"/>
+            <w:vAlign w:val="center"/>
+            <w:hideMark/>
+          </w:tcPr>
+          <w:p>
+            <w:proofErr w:type="spellStart"/>
+            <w:r>
+              <w:lastRenderedPageBreak/>
+              <w:t>XGBoost</w:t>
+            </w:r>
+            <w:proofErr w:type="spellEnd"/>
+          </w:p>
+        </w:tc>
+        <w:tc>
+          <w:tcPr>
+            <w:tcW w:w="0" w:type="auto"/>
+            <w:vAlign w:val="center"/>
+            <w:hideMark/>
+          </w:tcPr>
+          <w:p>
+            <w:r>
+              <w:t>Advanced boosting model</w:t>
+            </w:r>
+          </w:p>
+        </w:tc>
+      </w:tr>
+    </w:tbl>
+    <w:p>
+      <w:r>
+        <w:pict w14:anchorId="02C57EA4">
+          <v:rect id="_x0000_i1040" style="width:0;height:1.5pt" o:hralign="center" o:hrstd="t" o:hr="t" fillcolor="#a0a0a0" stroked="f"/>
+        </w:pict>
+      </w:r>
+    </w:p>
+    <w:p>
+      <w:pPr>
+        <w:rPr>
+          <w:b/>
+          <w:bCs/>
+        </w:rPr>
+      </w:pPr>
+      <w:r>
+        <w:rPr>
+          <w:b/>
+          <w:bCs/>
+        </w:rPr>
+        <w:t>4.6 Training Pipeline</w:t>
+      </w:r>
+    </w:p>
+    <w:p>
+      <w:pPr>
+        <w:rPr>
+          <w:b/>
+          <w:bCs/>
+        </w:rPr>
+      </w:pPr>
+      <w:r>
+        <w:rPr>
+          <w:b/>
+          <w:bCs/>
+        </w:rPr>
+        <w:t>Steps:</w:t>
+      </w:r>
+    </w:p>
+    <w:p>
+      <w:pPr>
+        <w:numPr>
+          <w:ilvl w:val="0"/>
+          <w:numId w:val="11"/>
+        </w:numPr>
+      </w:pPr>
+      <w:r>
+        <w:t xml:space="preserve">Load processed data (or preprocess) </w:t>
+      </w:r>
+    </w:p>
+    <w:p>
+      <w:pPr>
+        <w:numPr>
+          <w:ilvl w:val="0"/>
+          <w:numId w:val="11"/>
+        </w:numPr>
+      </w:pPr>
+      <w:r>
+        <w:t xml:space="preserve">Train-test split (stratified) </w:t>
+      </w:r>
+    </w:p>
+    <w:p>
+      <w:pPr>
+        <w:numPr>
+          <w:ilvl w:val="0"/>
+          <w:numId w:val="11"/>
+        </w:numPr>
+      </w:pPr>
+      <w:r>
+        <w:t xml:space="preserve">Feature scaling </w:t>
+      </w:r>
+    </w:p>
+    <w:p>
+      <w:pPr>
+        <w:numPr>
+          <w:ilvl w:val="0"/>
+          <w:numId w:val="11"/>
+        </w:numPr>
+      </w:pPr>
+      <w:r>
+        <w:t xml:space="preserve">Train models (loop-based) </w:t>
+      </w:r>
+    </w:p>
+    <w:p>
+      <w:pPr>
+        <w:numPr>
+          <w:ilvl w:val="0"/>
+          <w:numId w:val="11"/>
+        </w:numPr>
+      </w:pPr>
+      <w:r>
+        <w:t xml:space="preserve">Evaluate performance </w:t>
+      </w:r>
+    </w:p>
+    <w:p>
+      <w:pPr>
+        <w:numPr>
+          <w:ilvl w:val="0"/>
+          <w:numId w:val="11"/>
+        </w:numPr>
+      </w:pPr>
+      <w:r>
+        <w:t xml:space="preserve">Save outputs </w:t>
+      </w:r>
+    </w:p>
+    <w:p>
+      <w:r>
+        <w:pict w14:anchorId="6D98021D">
+          <v:rect id="_x0000_i1041" style="width:0;height:1.5pt" o:hralign="center" o:hrstd="t" o:hr="t" fillcolor="#a0a0a0" stroked="f"/>
+        </w:pict>
+      </w:r>
+    </w:p>
+    <w:p>
+      <w:pPr>
+        <w:rPr>
+          <w:b/>
+          <w:bCs/>
+        </w:rPr>
+      </w:pPr>
+      <w:r>
+        <w:rPr>
+          <w:b/>
+          <w:bCs/>
+        </w:rPr>
+        <w:t xml:space="preserve">5. </w:t>
+      </w:r>
+      <w:r>
+        <w:rPr>
           <w:rFonts w:ascii="Segoe UI Emoji" w:hAnsi="Segoe UI Emoji" w:cs="Segoe UI Emoji"/>
           <w:b/>
           <w:bCs/>
         </w:rPr>
+        <w:t>📊</w:t>
+      </w:r>
+      <w:r>
+        <w:rPr>
+          <w:b/>
+          <w:bCs/>
+        </w:rPr>
+        <w:t xml:space="preserve"> Model Performance (Observed)</w:t>
+      </w:r>
+    </w:p>
+    <w:tbl>
+      <w:tblPr>
+        <w:tblW w:w="0" w:type="auto"/>
+        <w:tblCellSpacing w:w="15" w:type="dxa"/>
+        <w:tblCellMar>
+          <w:top w:w="15" w:type="dxa"/>
+          <w:left w:w="15" w:type="dxa"/>
+          <w:bottom w:w="15" w:type="dxa"/>
+          <w:right w:w="15" w:type="dxa"/>
+        </w:tblCellMar>
+        <w:tblLook w:val="04A0" w:firstRow="1" w:lastRow="0" w:firstColumn="1" w:lastColumn="0" w:noHBand="0" w:noVBand="1"/>
+      </w:tblPr>
+      <w:tblGrid>
+        <w:gridCol w:w="1902"/>
+        <w:gridCol w:w="1004"/>
+      </w:tblGrid>
+      <w:tr>
+        <w:trPr>
+          <w:tblHeader/>
+          <w:tblCellSpacing w:w="15" w:type="dxa"/>
+        </w:trPr>
+        <w:tc>
+          <w:tcPr>
+            <w:tcW w:w="0" w:type="auto"/>
+            <w:vAlign w:val="center"/>
+            <w:hideMark/>
+          </w:tcPr>
+          <w:p>
+            <w:pPr>
+              <w:rPr>
+                <w:b/>
+                <w:bCs/>
+              </w:rPr>
+            </w:pPr>
+            <w:r>
+              <w:rPr>
+                <w:b/>
+                <w:bCs/>
+              </w:rPr>
+              <w:t>Model</w:t>
+            </w:r>
+          </w:p>
+        </w:tc>
+        <w:tc>
+          <w:tcPr>
+            <w:tcW w:w="0" w:type="auto"/>
+            <w:vAlign w:val="center"/>
+            <w:hideMark/>
+          </w:tcPr>
+          <w:p>
+            <w:pPr>
+              <w:rPr>
+                <w:b/>
+                <w:bCs/>
+              </w:rPr>
+            </w:pPr>
+            <w:r>
+              <w:rPr>
+                <w:b/>
+                <w:bCs/>
+              </w:rPr>
+              <w:t>Accuracy</w:t>
+            </w:r>
+          </w:p>
+        </w:tc>
+      </w:tr>
+      <w:tr>
+        <w:trPr>
+          <w:tblCellSpacing w:w="15" w:type="dxa"/>
+        </w:trPr>
+        <w:tc>
+          <w:tcPr>
+            <w:tcW w:w="0" w:type="auto"/>
+            <w:vAlign w:val="center"/>
+            <w:hideMark/>
+          </w:tcPr>
+          <w:p>
+            <w:r>
+              <w:t>Random Forest</w:t>
+            </w:r>
+          </w:p>
+        </w:tc>
+        <w:tc>
+          <w:tcPr>
+            <w:tcW w:w="0" w:type="auto"/>
+            <w:vAlign w:val="center"/>
+            <w:hideMark/>
+          </w:tcPr>
+          <w:p>
+            <w:r>
+              <w:t>~0.9999</w:t>
+            </w:r>
+          </w:p>
+        </w:tc>
+      </w:tr>
+      <w:tr>
+        <w:trPr>
+          <w:tblCellSpacing w:w="15" w:type="dxa"/>
+        </w:trPr>
+        <w:tc>
+          <w:tcPr>
+            <w:tcW w:w="0" w:type="auto"/>
+            <w:vAlign w:val="center"/>
+            <w:hideMark/>
+          </w:tcPr>
+          <w:p>
+            <w:r>
+              <w:t>Logistic Regression</w:t>
+            </w:r>
+          </w:p>
+        </w:tc>
+        <w:tc>
+          <w:tcPr>
+            <w:tcW w:w="0" w:type="auto"/>
+            <w:vAlign w:val="center"/>
+            <w:hideMark/>
+          </w:tcPr>
+          <w:p>
+            <w:r>
+              <w:t>~0.9914</w:t>
+            </w:r>
+          </w:p>
+        </w:tc>
+      </w:tr>
+      <w:tr>
+        <w:trPr>
+          <w:tblCellSpacing w:w="15" w:type="dxa"/>
+        </w:trPr>
+        <w:tc>
+          <w:tcPr>
+            <w:tcW w:w="0" w:type="auto"/>
+            <w:vAlign w:val="center"/>
+            <w:hideMark/>
+          </w:tcPr>
+          <w:p>
+            <w:proofErr w:type="spellStart"/>
+            <w:r>
+              <w:t>XGBoost</w:t>
+            </w:r>
+            <w:proofErr w:type="spellEnd"/>
+          </w:p>
+        </w:tc>
+        <w:tc>
+          <w:tcPr>
+            <w:tcW w:w="0" w:type="auto"/>
+            <w:vAlign w:val="center"/>
+            <w:hideMark/>
+          </w:tcPr>
+          <w:p>
+            <w:r>
+              <w:t>~0.9999</w:t>
+            </w:r>
+          </w:p>
+        </w:tc>
+      </w:tr>
+    </w:tbl>
+    <w:p>
+      <w:r>
+        <w:pict w14:anchorId="7B95F6A3">
+          <v:rect id="_x0000_i1042" style="width:0;height:1.5pt" o:hralign="center" o:hrstd="t" o:hr="t" fillcolor="#a0a0a0" stroked="f"/>
+        </w:pict>
+      </w:r>
+    </w:p>
+    <w:p>
+      <w:pPr>
+        <w:rPr>
+          <w:b/>
+          <w:bCs/>
+        </w:rPr>
+      </w:pPr>
+      <w:r>
+        <w:rPr>
+          <w:rFonts w:ascii="Segoe UI Emoji" w:hAnsi="Segoe UI Emoji" w:cs="Segoe UI Emoji"/>
+          <w:b/>
+          <w:bCs/>
+        </w:rPr>
+        <w:t>⚠️</w:t>
+      </w:r>
+      <w:r>
+        <w:rPr>
+          <w:b/>
+          <w:bCs/>
+        </w:rPr>
+        <w:t xml:space="preserve"> Important Insight</w:t>
+      </w:r>
+    </w:p>
+    <w:p>
+      <w:pPr>
+        <w:numPr>
+          <w:ilvl w:val="0"/>
+          <w:numId w:val="12"/>
+        </w:numPr>
+      </w:pPr>
+      <w:r>
+        <w:t xml:space="preserve">Extremely high accuracy </w:t>
+      </w:r>
+    </w:p>
+    <w:p>
+      <w:pPr>
+        <w:numPr>
+          <w:ilvl w:val="0"/>
+          <w:numId w:val="12"/>
+        </w:numPr>
+      </w:pPr>
+      <w:r>
+        <w:t xml:space="preserve">Reason: </w:t>
+      </w:r>
+    </w:p>
+    <w:p>
+      <w:pPr>
+        <w:numPr>
+          <w:ilvl w:val="1"/>
+          <w:numId w:val="12"/>
+        </w:numPr>
+      </w:pPr>
+      <w:r>
+        <w:t xml:space="preserve">Same distribution (single file initially) </w:t>
+      </w:r>
+    </w:p>
+    <w:p>
+      <w:pPr>
+        <w:numPr>
+          <w:ilvl w:val="1"/>
+          <w:numId w:val="12"/>
+        </w:numPr>
+      </w:pPr>
+      <w:r>
+        <w:t xml:space="preserve">No drift yet </w:t>
+      </w:r>
+    </w:p>
+    <w:p>
+      <w:r>
+        <w:rPr>
+          <w:rFonts w:ascii="Segoe UI Emoji" w:hAnsi="Segoe UI Emoji" w:cs="Segoe UI Emoji"/>
+        </w:rPr>
+        <w:t>👉</w:t>
+      </w:r>
+      <w:r>
+        <w:t xml:space="preserve"> This sets baseline for drift impact</w:t>
+      </w:r>
+    </w:p>
+    <w:p>
+      <w:r>
+        <w:pict w14:anchorId="4323D5E8">
+          <v:rect id="_x0000_i1043" style="width:0;height:1.5pt" o:hralign="center" o:hrstd="t" o:hr="t" fillcolor="#a0a0a0" stroked="f"/>
+        </w:pict>
+      </w:r>
+    </w:p>
+    <w:p>
+      <w:pPr>
+        <w:rPr>
+          <w:b/>
+          <w:bCs/>
+        </w:rPr>
+      </w:pPr>
+      <w:r>
+        <w:rPr>
+          <w:b/>
+          <w:bCs/>
+        </w:rPr>
+        <w:t xml:space="preserve">6. </w:t>
+      </w:r>
+      <w:r>
+        <w:rPr>
+          <w:rFonts w:ascii="Segoe UI Emoji" w:hAnsi="Segoe UI Emoji" w:cs="Segoe UI Emoji"/>
+          <w:b/>
+          <w:bCs/>
+        </w:rPr>
+        <w:t>💾</w:t>
+      </w:r>
+      <w:r>
+        <w:rPr>
+          <w:b/>
+          <w:bCs/>
+        </w:rPr>
+        <w:t xml:space="preserve"> Saving Strategy (Very Important)</w:t>
+      </w:r>
+    </w:p>
+    <w:p>
+      <w:r>
+        <w:t>A structured and reproducible saving system is implemented.</w:t>
+      </w:r>
+    </w:p>
+    <w:p>
+      <w:r>
+        <w:pict w14:anchorId="50D20783">
+          <v:rect id="_x0000_i1044" style="width:0;height:1.5pt" o:hralign="center" o:hrstd="t" o:hr="t" fillcolor="#a0a0a0" stroked="f"/>
+        </w:pict>
+      </w:r>
+    </w:p>
+    <w:p>
+      <w:pPr>
+        <w:rPr>
+          <w:b/>
+          <w:bCs/>
+        </w:rPr>
+      </w:pPr>
+      <w:r>
+        <w:rPr>
+          <w:b/>
+          <w:bCs/>
+        </w:rPr>
+        <w:t>6.1 Processed Data</w:t>
+      </w:r>
+    </w:p>
+    <w:p>
+      <w:r>
+        <w:lastRenderedPageBreak/>
+        <w:t>data/processed/</w:t>
+      </w:r>
+      <w:r>
+        <w:br/>
+        <w:t xml:space="preserve">    processed_data_v1.csv</w:t>
+      </w:r>
+    </w:p>
+    <w:p>
+      <w:pPr>
+        <w:numPr>
+          <w:ilvl w:val="0"/>
+          <w:numId w:val="13"/>
+        </w:numPr>
+      </w:pPr>
+      <w:r>
+        <w:t xml:space="preserve">Version controlled via: </w:t>
+      </w:r>
+    </w:p>
+    <w:p>
+      <w:r>
+        <w:t>PROCESSED_DATA_VERSION = "v1"</w:t>
+      </w:r>
+    </w:p>
+    <w:p>
+      <w:r>
+        <w:pict w14:anchorId="24770B73">
+          <v:rect id="_x0000_i1045" style="width:0;height:1.5pt" o:hralign="center" o:hrstd="t" o:hr="t" fillcolor="#a0a0a0" stroked="f"/>
+        </w:pict>
+      </w:r>
+    </w:p>
+    <w:p>
+      <w:pPr>
+        <w:rPr>
+          <w:b/>
+          <w:bCs/>
+        </w:rPr>
+      </w:pPr>
+      <w:r>
+        <w:rPr>
+          <w:b/>
+          <w:bCs/>
+        </w:rPr>
+        <w:t>6.2 Models</w:t>
+      </w:r>
+    </w:p>
+    <w:p>
+      <w:r>
+        <w:t>artifacts/model/</w:t>
+      </w:r>
+      <w:r>
+        <w:br/>
+        <w:t xml:space="preserve">    random_forest_v1.pkl</w:t>
+      </w:r>
+      <w:r>
+        <w:br/>
+        <w:t xml:space="preserve">    logistic_v1.pkl</w:t>
+      </w:r>
+      <w:r>
+        <w:br/>
+        <w:t xml:space="preserve">    xgboost_v1.pkl</w:t>
+      </w:r>
+    </w:p>
+    <w:p>
+      <w:r>
+        <w:pict w14:anchorId="05FF12F9">
+          <v:rect id="_x0000_i1046" style="width:0;height:1.5pt" o:hralign="center" o:hrstd="t" o:hr="t" fillcolor="#a0a0a0" stroked="f"/>
+        </w:pict>
+      </w:r>
+    </w:p>
+    <w:p>
+      <w:pPr>
+        <w:rPr>
+          <w:b/>
+          <w:bCs/>
+        </w:rPr>
+      </w:pPr>
+      <w:r>
+        <w:rPr>
+          <w:b/>
+          <w:bCs/>
+        </w:rPr>
+        <w:t>6.3 Scalers</w:t>
+      </w:r>
+    </w:p>
+    <w:p>
+      <w:r>
+        <w:t>artifacts/scalers/</w:t>
+      </w:r>
+      <w:r>
+        <w:br/>
+        <w:t xml:space="preserve">    scaler_v1.pkl</w:t>
+      </w:r>
+    </w:p>
+    <w:p>
+      <w:r>
+        <w:pict w14:anchorId="258785EB">
+          <v:rect id="_x0000_i1047" style="width:0;height:1.5pt" o:hralign="center" o:hrstd="t" o:hr="t" fillcolor="#a0a0a0" stroked="f"/>
+        </w:pict>
+      </w:r>
+    </w:p>
+    <w:p>
+      <w:pPr>
+        <w:rPr>
+          <w:b/>
+          <w:bCs/>
+        </w:rPr>
+      </w:pPr>
+      <w:r>
+        <w:rPr>
+          <w:b/>
+          <w:bCs/>
+        </w:rPr>
+        <w:t>6.4 Experiment Reports</w:t>
+      </w:r>
+    </w:p>
+    <w:p>
+      <w:r>
+        <w:t>artifacts/reports/</w:t>
+      </w:r>
+      <w:r>
+        <w:br/>
+        <w:t xml:space="preserve">    experiment_YYYYMMDD_HHMM.txt</w:t>
+      </w:r>
+    </w:p>
+    <w:p>
+      <w:pPr>
+        <w:rPr>
+          <w:b/>
+          <w:bCs/>
+        </w:rPr>
+      </w:pPr>
+      <w:r>
+        <w:rPr>
+          <w:b/>
+          <w:bCs/>
+        </w:rPr>
+        <w:t>Contains:</w:t>
+      </w:r>
+    </w:p>
+    <w:p>
+      <w:pPr>
+        <w:numPr>
+          <w:ilvl w:val="0"/>
+          <w:numId w:val="14"/>
+        </w:numPr>
+      </w:pPr>
+      <w:r>
+        <w:t xml:space="preserve">Model used </w:t>
+      </w:r>
+    </w:p>
+    <w:p>
+      <w:pPr>
+        <w:numPr>
+          <w:ilvl w:val="0"/>
+          <w:numId w:val="14"/>
+        </w:numPr>
+      </w:pPr>
+      <w:r>
+        <w:t xml:space="preserve">Dataset version </w:t>
+      </w:r>
+    </w:p>
+    <w:p>
+      <w:pPr>
+        <w:numPr>
+          <w:ilvl w:val="0"/>
+          <w:numId w:val="14"/>
+        </w:numPr>
+      </w:pPr>
+      <w:r>
+        <w:t xml:space="preserve">Number of features </w:t>
+      </w:r>
+    </w:p>
+    <w:p>
+      <w:pPr>
+        <w:numPr>
+          <w:ilvl w:val="0"/>
+          <w:numId w:val="14"/>
+        </w:numPr>
+      </w:pPr>
+      <w:r>
+        <w:t xml:space="preserve">Train/test size </w:t>
+      </w:r>
+    </w:p>
+    <w:p>
+      <w:pPr>
+        <w:numPr>
+          <w:ilvl w:val="0"/>
+          <w:numId w:val="14"/>
+        </w:numPr>
+      </w:pPr>
+      <w:r>
+        <w:t xml:space="preserve">Accuracy </w:t>
+      </w:r>
+    </w:p>
+    <w:p>
+      <w:r>
+        <w:pict w14:anchorId="5B294955">
+          <v:rect id="_x0000_i1048" style="width:0;height:1.5pt" o:hralign="center" o:hrstd="t" o:hr="t" fillcolor="#a0a0a0" stroked="f"/>
+        </w:pict>
+      </w:r>
+    </w:p>
+    <w:p>
+      <w:pPr>
+        <w:rPr>
+          <w:b/>
+          <w:bCs/>
+        </w:rPr>
+      </w:pPr>
+      <w:r>
+        <w:rPr>
+          <w:b/>
+          <w:bCs/>
+        </w:rPr>
+        <w:t>6.5 Predictions (for drift)</w:t>
+      </w:r>
+    </w:p>
+    <w:p>
+      <w:r>
+        <w:t>artifacts/reports/</w:t>
+      </w:r>
+      <w:r>
+        <w:br/>
+        <w:t xml:space="preserve">    predictions_random_forest.csv</w:t>
+      </w:r>
+      <w:r>
+        <w:br/>
+        <w:t xml:space="preserve">    predictions_logistic.csv</w:t>
+      </w:r>
+      <w:r>
+        <w:br/>
+        <w:t xml:space="preserve">    predictions_xgboost.csv</w:t>
+      </w:r>
+    </w:p>
+    <w:p>
+      <w:r>
+        <w:pict w14:anchorId="59EF2E39">
+          <v:rect id="_x0000_i1049" style="width:0;height:1.5pt" o:hralign="center" o:hrstd="t" o:hr="t" fillcolor="#a0a0a0" stroked="f"/>
+        </w:pict>
+      </w:r>
+    </w:p>
+    <w:p>
+      <w:pPr>
+        <w:rPr>
+          <w:b/>
+          <w:bCs/>
+        </w:rPr>
+      </w:pPr>
+      <w:r>
+        <w:rPr>
+          <w:b/>
+          <w:bCs/>
+        </w:rPr>
+        <w:t>6.6 Logs</w:t>
+      </w:r>
+    </w:p>
+    <w:p>
+      <w:r>
+        <w:t>logs/</w:t>
+      </w:r>
+      <w:r>
+        <w:br/>
+        <w:t xml:space="preserve">    train_YYYYMMDD.log</w:t>
+      </w:r>
+    </w:p>
+    <w:p>
+      <w:r>
+        <w:lastRenderedPageBreak/>
+        <w:t>Tracks full pipeline execution</w:t>
+      </w:r>
+    </w:p>
+    <w:p>
+      <w:r>
+        <w:pict w14:anchorId="47CD3392">
+          <v:rect id="_x0000_i1050" style="width:0;height:1.5pt" o:hralign="center" o:hrstd="t" o:hr="t" fillcolor="#a0a0a0" stroked="f"/>
+        </w:pict>
+      </w:r>
+    </w:p>
+    <w:p>
+      <w:pPr>
+        <w:rPr>
+          <w:b/>
+          <w:bCs/>
+        </w:rPr>
+      </w:pPr>
+      <w:r>
+        <w:rPr>
+          <w:b/>
+          <w:bCs/>
+        </w:rPr>
+        <w:t xml:space="preserve">7. </w:t>
+      </w:r>
+      <w:r>
+        <w:rPr>
+          <w:rFonts w:ascii="Segoe UI Emoji" w:hAnsi="Segoe UI Emoji" w:cs="Segoe UI Emoji"/>
+          <w:b/>
+          <w:bCs/>
+        </w:rPr>
+        <w:t>🔍</w:t>
+      </w:r>
+      <w:r>
+        <w:rPr>
+          <w:b/>
+          <w:bCs/>
+        </w:rPr>
+        <w:t xml:space="preserve"> Drift Pipeline (Core Component)</w:t>
+      </w:r>
+    </w:p>
+    <w:p>
+      <w:r>
+        <w:pict w14:anchorId="26405357">
+          <v:rect id="_x0000_i1051" style="width:0;height:1.5pt" o:hralign="center" o:hrstd="t" o:hr="t" fillcolor="#a0a0a0" stroked="f"/>
+        </w:pict>
+      </w:r>
+    </w:p>
+    <w:p>
+      <w:pPr>
+        <w:rPr>
+          <w:b/>
+          <w:bCs/>
+        </w:rPr>
+      </w:pPr>
+      <w:r>
+        <w:rPr>
+          <w:b/>
+          <w:bCs/>
+        </w:rPr>
+        <w:t>7.1 Concept</w:t>
+      </w:r>
+    </w:p>
+    <w:p>
+      <w:r>
+        <w:t>Each dataset file represents:</w:t>
+      </w:r>
+    </w:p>
+    <w:p>
+      <w:r>
+        <w:t>Time-based snapshot of data</w:t>
+      </w:r>
+    </w:p>
+    <w:p>
+      <w:r>
+        <w:pict w14:anchorId="0CC9E848">
+          <v:rect id="_x0000_i1052" style="width:0;height:1.5pt" o:hralign="center" o:hrstd="t" o:hr="t" fillcolor="#a0a0a0" stroked="f"/>
+        </w:pict>
+      </w:r>
+    </w:p>
+    <w:p>
+      <w:pPr>
+        <w:rPr>
+          <w:b/>
+          <w:bCs/>
+        </w:rPr>
+      </w:pPr>
+      <w:r>
+        <w:rPr>
+          <w:b/>
+          <w:bCs/>
+        </w:rPr>
+        <w:t>7.2 Implementation</w:t>
+      </w:r>
+    </w:p>
+    <w:p>
+      <w:pPr>
+        <w:rPr>
+          <w:b/>
+          <w:bCs/>
+        </w:rPr>
+      </w:pPr>
+      <w:r>
+        <w:rPr>
+          <w:b/>
+          <w:bCs/>
+        </w:rPr>
+        <w:t>Step 1: Group by source</w:t>
+      </w:r>
+    </w:p>
+    <w:p>
+      <w:proofErr w:type="spellStart"/>
+      <w:r>
+        <w:t>df.groupby</w:t>
+      </w:r>
+      <w:proofErr w:type="spellEnd"/>
+      <w:r>
+        <w:t>("</w:t>
+      </w:r>
+      <w:proofErr w:type="spellStart"/>
+      <w:r>
+        <w:t>source_file</w:t>
+      </w:r>
+      <w:proofErr w:type="spellEnd"/>
+      <w:r>
+        <w:t>")</w:t>
+      </w:r>
+    </w:p>
+    <w:p>
+      <w:r>
+        <w:pict w14:anchorId="38E0C40F">
+          <v:rect id="_x0000_i1053" style="width:0;height:1.5pt" o:hralign="center" o:hrstd="t" o:hr="t" fillcolor="#a0a0a0" stroked="f"/>
+        </w:pict>
+      </w:r>
+    </w:p>
+    <w:p>
+      <w:pPr>
+        <w:rPr>
+          <w:b/>
+          <w:bCs/>
+        </w:rPr>
+      </w:pPr>
+      <w:r>
+        <w:rPr>
+          <w:b/>
+          <w:bCs/>
+        </w:rPr>
+        <w:t xml:space="preserve">Step 2: </w:t>
+      </w:r>
+      <w:proofErr w:type="spellStart"/>
+      <w:r>
+        <w:rPr>
+          <w:b/>
+          <w:bCs/>
+        </w:rPr>
+        <w:t>Analyze</w:t>
+      </w:r>
+      <w:proofErr w:type="spellEnd"/>
+      <w:r>
+        <w:rPr>
+          <w:b/>
+          <w:bCs/>
+        </w:rPr>
+        <w:t xml:space="preserve"> distributions</w:t>
+      </w:r>
+    </w:p>
+    <w:p>
+      <w:r>
+        <w:t>Example:</w:t>
+      </w:r>
+    </w:p>
+    <w:p>
+      <w:r>
+        <w:t>Monday → 70% benign</w:t>
+      </w:r>
+      <w:r>
+        <w:br/>
+        <w:t>Friday → 90% attacks</w:t>
+      </w:r>
+    </w:p>
+    <w:p>
+      <w:r>
+        <w:pict w14:anchorId="21CE4C3E">
+          <v:rect id="_x0000_i1054" style="width:0;height:1.5pt" o:hralign="center" o:hrstd="t" o:hr="t" fillcolor="#a0a0a0" stroked="f"/>
+        </w:pict>
+      </w:r>
+    </w:p>
+    <w:p>
+      <w:pPr>
+        <w:rPr>
+          <w:b/>
+          <w:bCs/>
+        </w:rPr>
+      </w:pPr>
+      <w:r>
+        <w:rPr>
+          <w:b/>
+          <w:bCs/>
+        </w:rPr>
+        <w:t>7.3 Current Output</w:t>
+      </w:r>
+    </w:p>
+    <w:p>
+      <w:r>
+        <w:t>For single file:</w:t>
+      </w:r>
+    </w:p>
+    <w:p>
+      <w:r>
+        <w:t>Batch 0 distribution:</w:t>
+      </w:r>
+      <w:r>
+        <w:br/>
+        <w:t>1 → 56.7%</w:t>
+      </w:r>
+      <w:r>
+        <w:br/>
+        <w:t>0 → 43.3%</w:t>
+      </w:r>
+    </w:p>
+    <w:p>
+      <w:r>
+        <w:pict w14:anchorId="024FA35F">
+          <v:rect id="_x0000_i1055" style="width:0;height:1.5pt" o:hralign="center" o:hrstd="t" o:hr="t" fillcolor="#a0a0a0" stroked="f"/>
+        </w:pict>
+      </w:r>
+    </w:p>
+    <w:p>
+      <w:pPr>
+        <w:rPr>
+          <w:b/>
+          <w:bCs/>
+        </w:rPr>
+      </w:pPr>
+      <w:r>
+        <w:rPr>
+          <w:rFonts w:ascii="Segoe UI Emoji" w:hAnsi="Segoe UI Emoji" w:cs="Segoe UI Emoji"/>
+          <w:b/>
+          <w:bCs/>
+        </w:rPr>
+        <w:t>⚠️</w:t>
+      </w:r>
+      <w:r>
+        <w:rPr>
+          <w:b/>
+          <w:bCs/>
+        </w:rPr>
+        <w:t xml:space="preserve"> Limitation (current state)</w:t>
+      </w:r>
+    </w:p>
+    <w:p>
+      <w:pPr>
+        <w:numPr>
+          <w:ilvl w:val="0"/>
+          <w:numId w:val="15"/>
+        </w:numPr>
+      </w:pPr>
+      <w:r>
+        <w:t xml:space="preserve">Only 1 dataset → no drift comparison yet </w:t>
+      </w:r>
+    </w:p>
+    <w:p>
+      <w:r>
+        <w:pict w14:anchorId="443B1382">
+          <v:rect id="_x0000_i1056" style="width:0;height:1.5pt" o:hralign="center" o:hrstd="t" o:hr="t" fillcolor="#a0a0a0" stroked="f"/>
+        </w:pict>
+      </w:r>
+    </w:p>
+    <w:p>
+      <w:pPr>
+        <w:rPr>
+          <w:b/>
+          <w:bCs/>
+        </w:rPr>
+      </w:pPr>
+      <w:r>
+        <w:rPr>
+          <w:b/>
+          <w:bCs/>
+        </w:rPr>
+        <w:t xml:space="preserve">8. </w:t>
+      </w:r>
+      <w:r>
+        <w:rPr>
+          <w:rFonts w:ascii="Segoe UI Emoji" w:hAnsi="Segoe UI Emoji" w:cs="Segoe UI Emoji"/>
+          <w:b/>
+          <w:bCs/>
+        </w:rPr>
+        <w:t>⚠️</w:t>
+      </w:r>
+      <w:r>
+        <w:rPr>
+          <w:b/>
+          <w:bCs/>
+        </w:rPr>
+        <w:t xml:space="preserve"> Major Challenges Faced &amp; Solved</w:t>
+      </w:r>
+    </w:p>
+    <w:p>
+      <w:r>
+        <w:pict w14:anchorId="29682B36">
+          <v:rect id="_x0000_i1057" style="width:0;height:1.5pt" o:hralign="center" o:hrstd="t" o:hr="t" fillcolor="#a0a0a0" stroked="f"/>
+        </w:pict>
+      </w:r>
+    </w:p>
+    <w:p>
+      <w:pPr>
+        <w:rPr>
+          <w:b/>
+          <w:bCs/>
+        </w:rPr>
+      </w:pPr>
+      <w:r>
+        <w:rPr>
+          <w:b/>
+          <w:bCs/>
+        </w:rPr>
+        <w:t>8.1 Memory Errors</w:t>
+      </w:r>
+    </w:p>
+    <w:p>
+      <w:pPr>
+        <w:rPr>
+          <w:b/>
+          <w:bCs/>
+        </w:rPr>
+      </w:pPr>
+      <w:r>
+        <w:rPr>
+          <w:b/>
+          <w:bCs/>
+        </w:rPr>
+        <w:t>Problem:</w:t>
+      </w:r>
+    </w:p>
+    <w:p>
+      <w:proofErr w:type="spellStart"/>
+      <w:r>
+        <w:t>ParserError</w:t>
+      </w:r>
+      <w:proofErr w:type="spellEnd"/>
+      <w:r>
+        <w:t xml:space="preserve"> / </w:t>
+      </w:r>
+      <w:proofErr w:type="spellStart"/>
+      <w:r>
+        <w:t>ArrayMemoryError</w:t>
+      </w:r>
+      <w:proofErr w:type="spellEnd"/>
+    </w:p>
+    <w:p>
+      <w:pPr>
+        <w:rPr>
+          <w:b/>
+          <w:bCs/>
+        </w:rPr>
+      </w:pPr>
+      <w:r>
+        <w:rPr>
+          <w:b/>
+          <w:bCs/>
+        </w:rPr>
+        <w:t>Solution:</w:t>
+      </w:r>
+    </w:p>
+    <w:p>
+      <w:pPr>
+        <w:numPr>
+          <w:ilvl w:val="0"/>
+          <w:numId w:val="16"/>
+        </w:numPr>
+      </w:pPr>
+      <w:r>
+        <w:lastRenderedPageBreak/>
+        <w:t xml:space="preserve">Chunk loading </w:t>
+      </w:r>
+    </w:p>
+    <w:p>
+      <w:pPr>
+        <w:numPr>
+          <w:ilvl w:val="0"/>
+          <w:numId w:val="16"/>
+        </w:numPr>
+      </w:pPr>
+      <w:r>
+        <w:t xml:space="preserve">File-wise processing </w:t>
+      </w:r>
+    </w:p>
+    <w:p>
+      <w:r>
+        <w:pict w14:anchorId="1C4E7DF4">
+          <v:rect id="_x0000_i1058" style="width:0;height:1.5pt" o:hralign="center" o:hrstd="t" o:hr="t" fillcolor="#a0a0a0" stroked="f"/>
+        </w:pict>
+      </w:r>
+    </w:p>
+    <w:p>
+      <w:pPr>
+        <w:rPr>
+          <w:b/>
+          <w:bCs/>
+        </w:rPr>
+      </w:pPr>
+      <w:r>
+        <w:rPr>
+          <w:b/>
+          <w:bCs/>
+        </w:rPr>
+        <w:t>8.2 Column Name Issues</w:t>
+      </w:r>
+    </w:p>
+    <w:p>
+      <w:pPr>
+        <w:rPr>
+          <w:b/>
+          <w:bCs/>
+        </w:rPr>
+      </w:pPr>
+      <w:r>
+        <w:rPr>
+          <w:b/>
+          <w:bCs/>
+        </w:rPr>
+        <w:t>Problem:</w:t>
+      </w:r>
+    </w:p>
+    <w:p>
+      <w:r>
+        <w:t>' Label' vs 'Label'</w:t>
+      </w:r>
+    </w:p>
+    <w:p>
+      <w:pPr>
+        <w:rPr>
+          <w:b/>
+          <w:bCs/>
+        </w:rPr>
+      </w:pPr>
+      <w:r>
+        <w:rPr>
+          <w:b/>
+          <w:bCs/>
+        </w:rPr>
+        <w:t>Solution:</w:t>
+      </w:r>
+    </w:p>
+    <w:p>
+      <w:proofErr w:type="spellStart"/>
+      <w:r>
+        <w:t>df.columns.str.strip</w:t>
+      </w:r>
+      <w:proofErr w:type="spellEnd"/>
+      <w:r>
+        <w:t>()</w:t>
+      </w:r>
+    </w:p>
+    <w:p>
+      <w:r>
+        <w:pict w14:anchorId="0A42AA1F">
+          <v:rect id="_x0000_i1059" style="width:0;height:1.5pt" o:hralign="center" o:hrstd="t" o:hr="t" fillcolor="#a0a0a0" stroked="f"/>
+        </w:pict>
+      </w:r>
+    </w:p>
+    <w:p>
+      <w:pPr>
+        <w:rPr>
+          <w:b/>
+          <w:bCs/>
+        </w:rPr>
+      </w:pPr>
+      <w:r>
+        <w:rPr>
+          <w:b/>
+          <w:bCs/>
+        </w:rPr>
+        <w:t xml:space="preserve">8.3 Loss of </w:t>
+      </w:r>
+      <w:proofErr w:type="spellStart"/>
+      <w:r>
+        <w:rPr>
+          <w:b/>
+          <w:bCs/>
+        </w:rPr>
+        <w:t>source_file</w:t>
+      </w:r>
+      <w:proofErr w:type="spellEnd"/>
+    </w:p>
+    <w:p>
+      <w:pPr>
+        <w:rPr>
+          <w:b/>
+          <w:bCs/>
+        </w:rPr>
+      </w:pPr>
+      <w:r>
+        <w:rPr>
+          <w:b/>
+          <w:bCs/>
+        </w:rPr>
+        <w:t>Problem:</w:t>
+      </w:r>
+    </w:p>
+    <w:p>
+      <w:pPr>
+        <w:numPr>
+          <w:ilvl w:val="0"/>
+          <w:numId w:val="17"/>
+        </w:numPr>
+      </w:pPr>
+      <w:r>
+        <w:t xml:space="preserve">Removed during constant column filtering </w:t>
+      </w:r>
+    </w:p>
+    <w:p>
+      <w:pPr>
+        <w:rPr>
+          <w:b/>
+          <w:bCs/>
+        </w:rPr>
+      </w:pPr>
+      <w:r>
+        <w:rPr>
+          <w:b/>
+          <w:bCs/>
+        </w:rPr>
+        <w:t>Solution:</w:t>
+      </w:r>
+    </w:p>
+    <w:p>
+      <w:pPr>
+        <w:numPr>
+          <w:ilvl w:val="0"/>
+          <w:numId w:val="18"/>
+        </w:numPr>
+      </w:pPr>
+      <w:r>
+        <w:t xml:space="preserve">Explicit exclusion </w:t>
+      </w:r>
+    </w:p>
+    <w:p>
+      <w:pPr>
+        <w:numPr>
+          <w:ilvl w:val="0"/>
+          <w:numId w:val="18"/>
+        </w:numPr>
+      </w:pPr>
+      <w:r>
+        <w:t xml:space="preserve">Restore after feature engineering </w:t>
+      </w:r>
+    </w:p>
+    <w:p>
+      <w:r>
+        <w:pict w14:anchorId="3A852EBE">
+          <v:rect id="_x0000_i1060" style="width:0;height:1.5pt" o:hralign="center" o:hrstd="t" o:hr="t" fillcolor="#a0a0a0" stroked="f"/>
+        </w:pict>
+      </w:r>
+    </w:p>
+    <w:p>
+      <w:pPr>
+        <w:rPr>
+          <w:b/>
+          <w:bCs/>
+        </w:rPr>
+      </w:pPr>
+      <w:r>
+        <w:rPr>
+          <w:b/>
+          <w:bCs/>
+        </w:rPr>
+        <w:t>8.4 Git Issues (Critical)</w:t>
+      </w:r>
+    </w:p>
+    <w:p>
+      <w:pPr>
+        <w:rPr>
+          <w:b/>
+          <w:bCs/>
+        </w:rPr>
+      </w:pPr>
+      <w:r>
+        <w:rPr>
+          <w:b/>
+          <w:bCs/>
+        </w:rPr>
+        <w:t>Problems:</w:t>
+      </w:r>
+    </w:p>
+    <w:p>
+      <w:pPr>
+        <w:numPr>
+          <w:ilvl w:val="0"/>
+          <w:numId w:val="19"/>
+        </w:numPr>
+      </w:pPr>
+      <w:r>
+        <w:t xml:space="preserve">Large dataset pushed </w:t>
+      </w:r>
+    </w:p>
+    <w:p>
+      <w:pPr>
+        <w:numPr>
+          <w:ilvl w:val="0"/>
+          <w:numId w:val="19"/>
+        </w:numPr>
+      </w:pPr>
+      <w:r>
+        <w:t xml:space="preserve">Repo corruption </w:t>
+      </w:r>
+    </w:p>
+    <w:p>
+      <w:pPr>
+        <w:numPr>
+          <w:ilvl w:val="0"/>
+          <w:numId w:val="19"/>
+        </w:numPr>
+      </w:pPr>
+      <w:r>
+        <w:t xml:space="preserve">Memory errors </w:t>
+      </w:r>
+    </w:p>
+    <w:p>
+      <w:pPr>
+        <w:rPr>
+          <w:b/>
+          <w:bCs/>
+        </w:rPr>
+      </w:pPr>
+      <w:r>
+        <w:rPr>
+          <w:b/>
+          <w:bCs/>
+        </w:rPr>
+        <w:t>Fix:</w:t>
+      </w:r>
+    </w:p>
+    <w:p>
+      <w:pPr>
+        <w:numPr>
+          <w:ilvl w:val="0"/>
+          <w:numId w:val="20"/>
+        </w:numPr>
+      </w:pPr>
+      <w:r>
+        <w:t>.</w:t>
+      </w:r>
+      <w:proofErr w:type="spellStart"/>
+      <w:r>
+        <w:t>gitignore</w:t>
+      </w:r>
+      <w:proofErr w:type="spellEnd"/>
+      <w:r>
+        <w:t xml:space="preserve"> configured </w:t>
+      </w:r>
+    </w:p>
+    <w:p>
+      <w:pPr>
+        <w:numPr>
+          <w:ilvl w:val="0"/>
+          <w:numId w:val="20"/>
+        </w:numPr>
+      </w:pPr>
+      <w:r>
+        <w:t xml:space="preserve">Dataset removed from tracking </w:t>
+      </w:r>
+    </w:p>
+    <w:p>
+      <w:pPr>
+        <w:numPr>
+          <w:ilvl w:val="0"/>
+          <w:numId w:val="20"/>
+        </w:numPr>
+      </w:pPr>
+      <w:r>
+        <w:t xml:space="preserve">Clean repo setup </w:t>
+      </w:r>
+    </w:p>
+    <w:p>
+      <w:r>
+        <w:pict w14:anchorId="225F13CE">
+          <v:rect id="_x0000_i1061" style="width:0;height:1.5pt" o:hralign="center" o:hrstd="t" o:hr="t" fillcolor="#a0a0a0" stroked="f"/>
+        </w:pict>
+      </w:r>
+    </w:p>
+    <w:p>
+      <w:pPr>
+        <w:rPr>
+          <w:b/>
+          <w:bCs/>
+        </w:rPr>
+      </w:pPr>
+      <w:r>
+        <w:rPr>
+          <w:b/>
+          <w:bCs/>
+        </w:rPr>
+        <w:t xml:space="preserve">9. </w:t>
+      </w:r>
+      <w:r>
+        <w:rPr>
+          <w:rFonts w:ascii="Segoe UI Emoji" w:hAnsi="Segoe UI Emoji" w:cs="Segoe UI Emoji"/>
+          <w:b/>
+          <w:bCs/>
+        </w:rPr>
+        <w:t>🔐</w:t>
+      </w:r>
+      <w:r>
+        <w:rPr>
+          <w:b/>
+          <w:bCs/>
+        </w:rPr>
+        <w:t xml:space="preserve"> Best Practices Implemented</w:t>
+      </w:r>
+    </w:p>
+    <w:p>
+      <w:pPr>
+        <w:numPr>
+          <w:ilvl w:val="0"/>
+          <w:numId w:val="21"/>
+        </w:numPr>
+      </w:pPr>
+      <w:r>
+        <w:t xml:space="preserve">Modular architecture </w:t>
+      </w:r>
+    </w:p>
+    <w:p>
+      <w:pPr>
+        <w:numPr>
+          <w:ilvl w:val="0"/>
+          <w:numId w:val="21"/>
+        </w:numPr>
+      </w:pPr>
+      <w:r>
+        <w:t xml:space="preserve">Config-driven experiments </w:t>
+      </w:r>
+    </w:p>
+    <w:p>
+      <w:pPr>
+        <w:numPr>
+          <w:ilvl w:val="0"/>
+          <w:numId w:val="21"/>
+        </w:numPr>
+      </w:pPr>
+      <w:r>
+        <w:t xml:space="preserve">Versioning (data, model, reports) </w:t>
+      </w:r>
+    </w:p>
+    <w:p>
+      <w:pPr>
+        <w:numPr>
+          <w:ilvl w:val="0"/>
+          <w:numId w:val="21"/>
+        </w:numPr>
+      </w:pPr>
+      <w:r>
+        <w:t xml:space="preserve">Logging system </w:t>
+      </w:r>
+    </w:p>
+    <w:p>
+      <w:pPr>
+        <w:numPr>
+          <w:ilvl w:val="0"/>
+          <w:numId w:val="21"/>
+        </w:numPr>
+      </w:pPr>
+      <w:r>
+        <w:lastRenderedPageBreak/>
+        <w:t xml:space="preserve">Memory-safe data loading </w:t>
+      </w:r>
+    </w:p>
+    <w:p>
+      <w:pPr>
+        <w:numPr>
+          <w:ilvl w:val="0"/>
+          <w:numId w:val="21"/>
+        </w:numPr>
+      </w:pPr>
+      <w:r>
+        <w:t xml:space="preserve">Reproducibility </w:t>
+      </w:r>
+    </w:p>
+    <w:p>
+      <w:pPr>
+        <w:numPr>
+          <w:ilvl w:val="0"/>
+          <w:numId w:val="21"/>
+        </w:numPr>
+      </w:pPr>
+      <w:r>
+        <w:t xml:space="preserve">Separation of: </w:t>
+      </w:r>
+    </w:p>
+    <w:p>
+      <w:pPr>
+        <w:numPr>
+          <w:ilvl w:val="1"/>
+          <w:numId w:val="21"/>
+        </w:numPr>
+      </w:pPr>
+      <w:r>
+        <w:t xml:space="preserve">Code </w:t>
+      </w:r>
+    </w:p>
+    <w:p>
+      <w:pPr>
+        <w:numPr>
+          <w:ilvl w:val="1"/>
+          <w:numId w:val="21"/>
+        </w:numPr>
+      </w:pPr>
+      <w:r>
+        <w:t xml:space="preserve">Data </w:t>
+      </w:r>
+    </w:p>
+    <w:p>
+      <w:pPr>
+        <w:numPr>
+          <w:ilvl w:val="1"/>
+          <w:numId w:val="21"/>
+        </w:numPr>
+      </w:pPr>
+      <w:r>
+        <w:t xml:space="preserve">Artifacts </w:t>
+      </w:r>
+    </w:p>
+    <w:p>
+      <w:r>
+        <w:pict w14:anchorId="34878514">
+          <v:rect id="_x0000_i1062" style="width:0;height:1.5pt" o:hralign="center" o:hrstd="t" o:hr="t" fillcolor="#a0a0a0" stroked="f"/>
+        </w:pict>
+      </w:r>
+    </w:p>
+    <w:p>
+      <w:pPr>
+        <w:rPr>
+          <w:b/>
+          <w:bCs/>
+        </w:rPr>
+      </w:pPr>
+      <w:r>
+        <w:rPr>
+          <w:b/>
+          <w:bCs/>
+        </w:rPr>
+        <w:t xml:space="preserve">10. </w:t>
+      </w:r>
+      <w:r>
+        <w:rPr>
+          <w:rFonts w:ascii="Segoe UI Emoji" w:hAnsi="Segoe UI Emoji" w:cs="Segoe UI Emoji"/>
+          <w:b/>
+          <w:bCs/>
+        </w:rPr>
+        <w:t>🚀</w:t>
+      </w:r>
+      <w:r>
+        <w:rPr>
+          <w:b/>
+          <w:bCs/>
+        </w:rPr>
+        <w:t xml:space="preserve"> Current Project Status</w:t>
+      </w:r>
+    </w:p>
+    <w:tbl>
+      <w:tblPr>
+        <w:tblW w:w="0" w:type="auto"/>
+        <w:tblCellSpacing w:w="15" w:type="dxa"/>
+        <w:tblCellMar>
+          <w:top w:w="15" w:type="dxa"/>
+          <w:left w:w="15" w:type="dxa"/>
+          <w:bottom w:w="15" w:type="dxa"/>
+          <w:right w:w="15" w:type="dxa"/>
+        </w:tblCellMar>
+        <w:tblLook w:val="04A0" w:firstRow="1" w:lastRow="0" w:firstColumn="1" w:lastColumn="0" w:noHBand="0" w:noVBand="1"/>
+      </w:tblPr>
+      <w:tblGrid>
+        <w:gridCol w:w="2415"/>
+        <w:gridCol w:w="1463"/>
+      </w:tblGrid>
+      <w:tr>
+        <w:trPr>
+          <w:tblHeader/>
+          <w:tblCellSpacing w:w="15" w:type="dxa"/>
+        </w:trPr>
+        <w:tc>
+          <w:tcPr>
+            <w:tcW w:w="0" w:type="auto"/>
+            <w:vAlign w:val="center"/>
+            <w:hideMark/>
+          </w:tcPr>
+          <w:p>
+            <w:pPr>
+              <w:rPr>
+                <w:b/>
+                <w:bCs/>
+              </w:rPr>
+            </w:pPr>
+            <w:r>
+              <w:rPr>
+                <w:b/>
+                <w:bCs/>
+              </w:rPr>
+              <w:t>Component</w:t>
+            </w:r>
+          </w:p>
+        </w:tc>
+        <w:tc>
+          <w:tcPr>
+            <w:tcW w:w="0" w:type="auto"/>
+            <w:vAlign w:val="center"/>
+            <w:hideMark/>
+          </w:tcPr>
+          <w:p>
+            <w:pPr>
+              <w:rPr>
+                <w:b/>
+                <w:bCs/>
+              </w:rPr>
+            </w:pPr>
+            <w:r>
+              <w:rPr>
+                <w:b/>
+                <w:bCs/>
+              </w:rPr>
+              <w:t>Status</w:t>
+            </w:r>
+          </w:p>
+        </w:tc>
+      </w:tr>
+      <w:tr>
+        <w:trPr>
+          <w:tblCellSpacing w:w="15" w:type="dxa"/>
+        </w:trPr>
+        <w:tc>
+          <w:tcPr>
+            <w:tcW w:w="0" w:type="auto"/>
+            <w:vAlign w:val="center"/>
+            <w:hideMark/>
+          </w:tcPr>
+          <w:p>
+            <w:r>
+              <w:t>Data pipeline</w:t>
+            </w:r>
+          </w:p>
+        </w:tc>
+        <w:tc>
+          <w:tcPr>
+            <w:tcW w:w="0" w:type="auto"/>
+            <w:vAlign w:val="center"/>
+            <w:hideMark/>
+          </w:tcPr>
+          <w:p>
+            <w:r>
+              <w:rPr>
+                <w:rFonts w:ascii="Segoe UI Emoji" w:hAnsi="Segoe UI Emoji" w:cs="Segoe UI Emoji"/>
+              </w:rPr>
+              <w:t>✅</w:t>
+            </w:r>
+            <w:r>
+              <w:t xml:space="preserve"> Complete</w:t>
+            </w:r>
+          </w:p>
+        </w:tc>
+      </w:tr>
+      <w:tr>
+        <w:trPr>
+          <w:tblCellSpacing w:w="15" w:type="dxa"/>
+        </w:trPr>
+        <w:tc>
+          <w:tcPr>
+            <w:tcW w:w="0" w:type="auto"/>
+            <w:vAlign w:val="center"/>
+            <w:hideMark/>
+          </w:tcPr>
+          <w:p>
+            <w:r>
+              <w:t>Feature engineering</w:t>
+            </w:r>
+          </w:p>
+        </w:tc>
+        <w:tc>
+          <w:tcPr>
+            <w:tcW w:w="0" w:type="auto"/>
+            <w:vAlign w:val="center"/>
+            <w:hideMark/>
+          </w:tcPr>
+          <w:p>
+            <w:r>
+              <w:rPr>
+                <w:rFonts w:ascii="Segoe UI Emoji" w:hAnsi="Segoe UI Emoji" w:cs="Segoe UI Emoji"/>
+              </w:rPr>
+              <w:t>✅</w:t>
+            </w:r>
+            <w:r>
+              <w:t xml:space="preserve"> Complete</w:t>
+            </w:r>
+          </w:p>
+        </w:tc>
+      </w:tr>
+      <w:tr>
+        <w:trPr>
+          <w:tblCellSpacing w:w="15" w:type="dxa"/>
+        </w:trPr>
+        <w:tc>
+          <w:tcPr>
+            <w:tcW w:w="0" w:type="auto"/>
+            <w:vAlign w:val="center"/>
+            <w:hideMark/>
+          </w:tcPr>
+          <w:p>
+            <w:r>
+              <w:t>Model training</w:t>
+            </w:r>
+          </w:p>
+        </w:tc>
+        <w:tc>
+          <w:tcPr>
+            <w:tcW w:w="0" w:type="auto"/>
+            <w:vAlign w:val="center"/>
+            <w:hideMark/>
+          </w:tcPr>
+          <w:p>
+            <w:r>
+              <w:rPr>
+                <w:rFonts w:ascii="Segoe UI Emoji" w:hAnsi="Segoe UI Emoji" w:cs="Segoe UI Emoji"/>
+              </w:rPr>
+              <w:t>✅</w:t>
+            </w:r>
+            <w:r>
+              <w:t xml:space="preserve"> Complete</w:t>
+            </w:r>
+          </w:p>
+        </w:tc>
+      </w:tr>
+      <w:tr>
+        <w:trPr>
+          <w:tblCellSpacing w:w="15" w:type="dxa"/>
+        </w:trPr>
+        <w:tc>
+          <w:tcPr>
+            <w:tcW w:w="0" w:type="auto"/>
+            <w:vAlign w:val="center"/>
+            <w:hideMark/>
+          </w:tcPr>
+          <w:p>
+            <w:r>
+              <w:t>Multi-model comparison</w:t>
+            </w:r>
+          </w:p>
+        </w:tc>
+        <w:tc>
+          <w:tcPr>
+            <w:tcW w:w="0" w:type="auto"/>
+            <w:vAlign w:val="center"/>
+            <w:hideMark/>
+          </w:tcPr>
+          <w:p>
+            <w:r>
+              <w:rPr>
+                <w:rFonts w:ascii="Segoe UI Emoji" w:hAnsi="Segoe UI Emoji" w:cs="Segoe UI Emoji"/>
+              </w:rPr>
+              <w:t>✅</w:t>
+            </w:r>
+            <w:r>
+              <w:t xml:space="preserve"> Complete</w:t>
+            </w:r>
+          </w:p>
+        </w:tc>
+      </w:tr>
+      <w:tr>
+        <w:trPr>
+          <w:tblCellSpacing w:w="15" w:type="dxa"/>
+        </w:trPr>
+        <w:tc>
+          <w:tcPr>
+            <w:tcW w:w="0" w:type="auto"/>
+            <w:vAlign w:val="center"/>
+            <w:hideMark/>
+          </w:tcPr>
+          <w:p>
+            <w:r>
+              <w:t>Saving system</w:t>
+            </w:r>
+          </w:p>
+        </w:tc>
+        <w:tc>
+          <w:tcPr>
+            <w:tcW w:w="0" w:type="auto"/>
+            <w:vAlign w:val="center"/>
+            <w:hideMark/>
+          </w:tcPr>
+          <w:p>
+            <w:r>
+              <w:rPr>
+                <w:rFonts w:ascii="Segoe UI Emoji" w:hAnsi="Segoe UI Emoji" w:cs="Segoe UI Emoji"/>
+              </w:rPr>
+              <w:t>✅</w:t>
+            </w:r>
+            <w:r>
+              <w:t xml:space="preserve"> Complete</w:t>
+            </w:r>
+          </w:p>
+        </w:tc>
+      </w:tr>
+      <w:tr>
+        <w:trPr>
+          <w:tblCellSpacing w:w="15" w:type="dxa"/>
+        </w:trPr>
+        <w:tc>
+          <w:tcPr>
+            <w:tcW w:w="0" w:type="auto"/>
+            <w:vAlign w:val="center"/>
+            <w:hideMark/>
+          </w:tcPr>
+          <w:p>
+            <w:r>
+              <w:t>Drift grouping</w:t>
+            </w:r>
+          </w:p>
+        </w:tc>
+        <w:tc>
+          <w:tcPr>
+            <w:tcW w:w="0" w:type="auto"/>
+            <w:vAlign w:val="center"/>
+            <w:hideMark/>
+          </w:tcPr>
+          <w:p>
+            <w:r>
+              <w:rPr>
+                <w:rFonts w:ascii="Segoe UI Emoji" w:hAnsi="Segoe UI Emoji" w:cs="Segoe UI Emoji"/>
+              </w:rPr>
+              <w:t>✅</w:t>
+            </w:r>
+            <w:r>
+              <w:t xml:space="preserve"> Working</w:t>
+            </w:r>
+          </w:p>
+        </w:tc>
+      </w:tr>
+      <w:tr>
+        <w:trPr>
+          <w:tblCellSpacing w:w="15" w:type="dxa"/>
+        </w:trPr>
+        <w:tc>
+          <w:tcPr>
+            <w:tcW w:w="0" w:type="auto"/>
+            <w:vAlign w:val="center"/>
+            <w:hideMark/>
+          </w:tcPr>
+          <w:p>
+            <w:r>
+              <w:t>Multi-file support</w:t>
+            </w:r>
+          </w:p>
+        </w:tc>
+        <w:tc>
+          <w:tcPr>
+            <w:tcW w:w="0" w:type="auto"/>
+            <w:vAlign w:val="center"/>
+            <w:hideMark/>
+          </w:tcPr>
+          <w:p>
+            <w:r>
+              <w:rPr>
+                <w:rFonts w:ascii="Segoe UI Emoji" w:hAnsi="Segoe UI Emoji" w:cs="Segoe UI Emoji"/>
+              </w:rPr>
+              <w:t>⚠️</w:t>
+            </w:r>
+            <w:r>
+              <w:t xml:space="preserve"> In progress</w:t>
+            </w:r>
+          </w:p>
+        </w:tc>
+      </w:tr>
+    </w:tbl>
+    <w:p>
+      <w:r>
+        <w:pict w14:anchorId="4E090F6E">
+          <v:rect id="_x0000_i1063" style="width:0;height:1.5pt" o:hralign="center" o:hrstd="t" o:hr="t" fillcolor="#a0a0a0" stroked="f"/>
+        </w:pict>
+      </w:r>
+    </w:p>
+    <w:p>
+      <w:pPr>
+        <w:rPr>
+          <w:b/>
+          <w:bCs/>
+        </w:rPr>
+      </w:pPr>
+      <w:r>
+        <w:rPr>
+          <w:b/>
+          <w:bCs/>
+        </w:rPr>
+        <w:t xml:space="preserve">11. </w:t>
+      </w:r>
+      <w:r>
+        <w:rPr>
+          <w:rFonts w:ascii="Segoe UI Emoji" w:hAnsi="Segoe UI Emoji" w:cs="Segoe UI Emoji"/>
+          <w:b/>
+          <w:bCs/>
+        </w:rPr>
+        <w:t>🔥</w:t>
+      </w:r>
+      <w:r>
+        <w:rPr>
+          <w:b/>
+          <w:bCs/>
+        </w:rPr>
+        <w:t xml:space="preserve"> Next Steps (Critical)</w:t>
+      </w:r>
+    </w:p>
+    <w:p>
+      <w:r>
+        <w:pict w14:anchorId="4CA1CD85">
+          <v:rect id="_x0000_i1064" style="width:0;height:1.5pt" o:hralign="center" o:hrstd="t" o:hr="t" fillcolor="#a0a0a0" stroked="f"/>
+        </w:pict>
+      </w:r>
+    </w:p>
+    <w:p>
+      <w:pPr>
+        <w:rPr>
+          <w:b/>
+          <w:bCs/>
+        </w:rPr>
+      </w:pPr>
+      <w:r>
+        <w:rPr>
+          <w:b/>
+          <w:bCs/>
+        </w:rPr>
+        <w:t>Step 1 — Multi-file Drift</w:t>
+      </w:r>
+    </w:p>
+    <w:p>
+      <w:r>
+        <w:t>Use:</w:t>
+      </w:r>
+    </w:p>
+    <w:p>
+      <w:r>
+        <w:t>RAW_FILES = [multiple files]</w:t>
+      </w:r>
+    </w:p>
+    <w:p>
+      <w:r>
+        <w:pict w14:anchorId="765649FE">
+          <v:rect id="_x0000_i1065" style="width:0;height:1.5pt" o:hralign="center" o:hrstd="t" o:hr="t" fillcolor="#a0a0a0" stroked="f"/>
+        </w:pict>
+      </w:r>
+    </w:p>
+    <w:p>
+      <w:pPr>
+        <w:rPr>
+          <w:b/>
+          <w:bCs/>
+        </w:rPr>
+      </w:pPr>
+      <w:r>
+        <w:rPr>
+          <w:b/>
+          <w:bCs/>
+        </w:rPr>
+        <w:t>Step 2 — Drift Quantification</w:t>
+      </w:r>
+    </w:p>
+    <w:p>
+      <w:r>
+        <w:t>Implement:</w:t>
+      </w:r>
+    </w:p>
+    <w:p>
+      <w:pPr>
+        <w:rPr>
+          <w:b/>
+          <w:bCs/>
+        </w:rPr>
+      </w:pPr>
+      <w:r>
+        <w:rPr>
+          <w:rFonts w:ascii="Segoe UI Emoji" w:hAnsi="Segoe UI Emoji" w:cs="Segoe UI Emoji"/>
+          <w:b/>
+          <w:bCs/>
+        </w:rPr>
+        <w:t>👉</w:t>
+      </w:r>
+      <w:r>
+        <w:rPr>
+          <w:b/>
+          <w:bCs/>
+        </w:rPr>
+        <w:t xml:space="preserve"> KL Divergence</w:t>
+      </w:r>
+    </w:p>
+    <w:p>
+      <w:r>
+        <w:t>Measure:</w:t>
+      </w:r>
+    </w:p>
+    <w:p>
+      <w:r>
+        <w:t>Distribution difference between datasets</w:t>
+      </w:r>
+    </w:p>
+    <w:p>
+      <w:r>
+        <w:pict w14:anchorId="67619DF1">
+          <v:rect id="_x0000_i1066" style="width:0;height:1.5pt" o:hralign="center" o:hrstd="t" o:hr="t" fillcolor="#a0a0a0" stroked="f"/>
+        </w:pict>
+      </w:r>
+    </w:p>
+    <w:p>
+      <w:pPr>
+        <w:rPr>
+          <w:b/>
+          <w:bCs/>
+        </w:rPr>
+      </w:pPr>
+      <w:r>
+        <w:rPr>
+          <w:b/>
+          <w:bCs/>
+        </w:rPr>
+        <w:lastRenderedPageBreak/>
+        <w:t>Step 3 — Model Degradation Study</w:t>
+      </w:r>
+    </w:p>
+    <w:p>
+      <w:pPr>
+        <w:numPr>
+          <w:ilvl w:val="0"/>
+          <w:numId w:val="22"/>
+        </w:numPr>
+      </w:pPr>
+      <w:r>
+        <w:t xml:space="preserve">Train on Day 1 </w:t>
+      </w:r>
+    </w:p>
+    <w:p>
+      <w:pPr>
+        <w:numPr>
+          <w:ilvl w:val="0"/>
+          <w:numId w:val="22"/>
+        </w:numPr>
+      </w:pPr>
+      <w:r>
+        <w:t xml:space="preserve">Test on Day N </w:t>
+      </w:r>
+    </w:p>
+    <w:p>
+      <w:pPr>
+        <w:numPr>
+          <w:ilvl w:val="0"/>
+          <w:numId w:val="22"/>
+        </w:numPr>
+      </w:pPr>
+      <w:r>
+        <w:t xml:space="preserve">Observe accuracy drop </w:t>
+      </w:r>
+    </w:p>
+    <w:p>
+      <w:r>
+        <w:pict w14:anchorId="26F50C61">
+          <v:rect id="_x0000_i1067" style="width:0;height:1.5pt" o:hralign="center" o:hrstd="t" o:hr="t" fillcolor="#a0a0a0" stroked="f"/>
+        </w:pict>
+      </w:r>
+    </w:p>
+    <w:p>
+      <w:pPr>
+        <w:rPr>
+          <w:b/>
+          <w:bCs/>
+        </w:rPr>
+      </w:pPr>
+      <w:r>
+        <w:rPr>
+          <w:b/>
+          <w:bCs/>
+        </w:rPr>
+        <w:t>Step 4 — Visualization (optional but useful)</w:t>
+      </w:r>
+    </w:p>
+    <w:p>
+      <w:pPr>
+        <w:numPr>
+          <w:ilvl w:val="0"/>
+          <w:numId w:val="23"/>
+        </w:numPr>
+      </w:pPr>
+      <w:r>
+        <w:t xml:space="preserve">Distribution plots </w:t>
+      </w:r>
+    </w:p>
+    <w:p>
+      <w:pPr>
+        <w:numPr>
+          <w:ilvl w:val="0"/>
+          <w:numId w:val="23"/>
+        </w:numPr>
+      </w:pPr>
+      <w:r>
+        <w:t xml:space="preserve">Drift scores over time </w:t>
+      </w:r>
+    </w:p>
+    <w:p>
+      <w:r>
+        <w:pict w14:anchorId="21E8B94F">
+          <v:rect id="_x0000_i1068" style="width:0;height:1.5pt" o:hralign="center" o:hrstd="t" o:hr="t" fillcolor="#a0a0a0" stroked="f"/>
+        </w:pict>
+      </w:r>
+    </w:p>
+    <w:p>
+      <w:pPr>
+        <w:rPr>
+          <w:b/>
+          <w:bCs/>
+        </w:rPr>
+      </w:pPr>
+      <w:r>
+        <w:rPr>
+          <w:b/>
+          <w:bCs/>
+        </w:rPr>
+        <w:t xml:space="preserve">12. </w:t>
+      </w:r>
+      <w:r>
+        <w:rPr>
+          <w:rFonts w:ascii="Segoe UI Emoji" w:hAnsi="Segoe UI Emoji" w:cs="Segoe UI Emoji"/>
+          <w:b/>
+          <w:bCs/>
+        </w:rPr>
         <w:t>🧠</w:t>
       </w:r>
       <w:r>
@@ -1850,18 +5889,186 @@
           <w:b/>
           <w:bCs/>
         </w:rPr>
-        <w:t xml:space="preserve"> This is PERFECT for your project</w:t>
-      </w:r>
-    </w:p>
-    <w:p>
-      <w:r>
-        <w:t>Because your goal is:</w:t>
-      </w:r>
-    </w:p>
-    <w:p>
+        <w:t xml:space="preserve"> Key Learning Outcomes</w:t>
+      </w:r>
+    </w:p>
+    <w:p>
+      <w:pPr>
+        <w:numPr>
+          <w:ilvl w:val="0"/>
+          <w:numId w:val="24"/>
+        </w:numPr>
+      </w:pPr>
+      <w:r>
+        <w:t xml:space="preserve">Handling large-scale datasets </w:t>
+      </w:r>
+    </w:p>
+    <w:p>
+      <w:pPr>
+        <w:numPr>
+          <w:ilvl w:val="0"/>
+          <w:numId w:val="24"/>
+        </w:numPr>
+      </w:pPr>
+      <w:r>
+        <w:t xml:space="preserve">Designing modular ML pipelines </w:t>
+      </w:r>
+    </w:p>
+    <w:p>
+      <w:pPr>
+        <w:numPr>
+          <w:ilvl w:val="0"/>
+          <w:numId w:val="24"/>
+        </w:numPr>
+      </w:pPr>
+      <w:r>
+        <w:t xml:space="preserve">Understanding data drift </w:t>
+      </w:r>
+    </w:p>
+    <w:p>
+      <w:pPr>
+        <w:numPr>
+          <w:ilvl w:val="0"/>
+          <w:numId w:val="24"/>
+        </w:numPr>
+      </w:pPr>
+      <w:r>
+        <w:t xml:space="preserve">Practical </w:t>
+      </w:r>
+      <w:proofErr w:type="spellStart"/>
+      <w:r>
+        <w:t>MLOps</w:t>
+      </w:r>
+      <w:proofErr w:type="spellEnd"/>
+      <w:r>
+        <w:t xml:space="preserve"> concepts </w:t>
+      </w:r>
+    </w:p>
+    <w:p>
+      <w:pPr>
+        <w:numPr>
+          <w:ilvl w:val="0"/>
+          <w:numId w:val="24"/>
+        </w:numPr>
+      </w:pPr>
+      <w:r>
+        <w:t xml:space="preserve">Debugging real-world ML issues </w:t>
+      </w:r>
+    </w:p>
+    <w:p>
+      <w:r>
+        <w:pict w14:anchorId="7819DDE4">
+          <v:rect id="_x0000_i1069" style="width:0;height:1.5pt" o:hralign="center" o:hrstd="t" o:hr="t" fillcolor="#a0a0a0" stroked="f"/>
+        </w:pict>
+      </w:r>
+    </w:p>
+    <w:p>
+      <w:pPr>
+        <w:rPr>
+          <w:b/>
+          <w:bCs/>
+        </w:rPr>
+      </w:pPr>
+      <w:r>
+        <w:rPr>
+          <w:b/>
+          <w:bCs/>
+        </w:rPr>
+        <w:t xml:space="preserve">13. </w:t>
+      </w:r>
       <w:r>
         <w:rPr>
           <w:rFonts w:ascii="Segoe UI Emoji" w:hAnsi="Segoe UI Emoji" w:cs="Segoe UI Emoji"/>
+          <w:b/>
+          <w:bCs/>
+        </w:rPr>
+        <w:t>🏁</w:t>
+      </w:r>
+      <w:r>
+        <w:rPr>
+          <w:b/>
+          <w:bCs/>
+        </w:rPr>
+        <w:t xml:space="preserve"> Conclusion</w:t>
+      </w:r>
+    </w:p>
+    <w:p>
+      <w:r>
+        <w:t>You have successfully built:</w:t>
+      </w:r>
+    </w:p>
+    <w:p>
+      <w:pPr>
+        <w:numPr>
+          <w:ilvl w:val="0"/>
+          <w:numId w:val="25"/>
+        </w:numPr>
+      </w:pPr>
+      <w:r>
+        <w:t xml:space="preserve">A </w:t>
+      </w:r>
+      <w:r>
+        <w:rPr>
+          <w:b/>
+          <w:bCs/>
+        </w:rPr>
+        <w:t>scalable ML pipeline</w:t>
+      </w:r>
+      <w:r>
+        <w:t xml:space="preserve"> </w:t>
+      </w:r>
+    </w:p>
+    <w:p>
+      <w:pPr>
+        <w:numPr>
+          <w:ilvl w:val="0"/>
+          <w:numId w:val="25"/>
+        </w:numPr>
+      </w:pPr>
+      <w:r>
+        <w:t xml:space="preserve">A </w:t>
+      </w:r>
+      <w:r>
+        <w:rPr>
+          <w:b/>
+          <w:bCs/>
+        </w:rPr>
+        <w:t>multi-model evaluation system</w:t>
+      </w:r>
+      <w:r>
+        <w:t xml:space="preserve"> </w:t>
+      </w:r>
+    </w:p>
+    <w:p>
+      <w:pPr>
+        <w:numPr>
+          <w:ilvl w:val="0"/>
+          <w:numId w:val="25"/>
+        </w:numPr>
+      </w:pPr>
+      <w:r>
+        <w:t xml:space="preserve">A </w:t>
+      </w:r>
+      <w:r>
+        <w:rPr>
+          <w:b/>
+          <w:bCs/>
+        </w:rPr>
+        <w:t>drift-ready architecture</w:t>
+      </w:r>
+      <w:r>
+        <w:t xml:space="preserve"> </w:t>
+      </w:r>
+    </w:p>
+    <w:p>
+      <w:r>
+        <w:t>This is already:</w:t>
+      </w:r>
+    </w:p>
+    <w:p>
+      <w:r>
+        <w:rPr>
+          <w:rFonts w:ascii="Segoe UI Emoji" w:hAnsi="Segoe UI Emoji" w:cs="Segoe UI Emoji"/>
         </w:rPr>
         <w:t>👉</w:t>
       </w:r>
@@ -1873,14 +6080,142 @@
           <w:b/>
           <w:bCs/>
         </w:rPr>
-        <w:t>Detect when this performance drops due to drift</w:t>
+        <w:t>Above typical undergraduate-level projects</w:t>
+      </w:r>
+      <w:r>
+        <w:br/>
+      </w:r>
+      <w:r>
+        <w:rPr>
+          <w:rFonts w:ascii="Segoe UI Emoji" w:hAnsi="Segoe UI Emoji" w:cs="Segoe UI Emoji"/>
+        </w:rPr>
+        <w:t>👉</w:t>
+      </w:r>
+      <w:r>
+        <w:t xml:space="preserve"> Aligned with </w:t>
+      </w:r>
+      <w:r>
+        <w:rPr>
+          <w:b/>
+          <w:bCs/>
+        </w:rPr>
+        <w:t>industry + research practices</w:t>
+      </w:r>
+    </w:p>
+    <w:p>
+      <w:r>
+        <w:pict w14:anchorId="13627E00">
+          <v:rect id="_x0000_i1070" style="width:0;height:1.5pt" o:hralign="center" o:hrstd="t" o:hr="t" fillcolor="#a0a0a0" stroked="f"/>
+        </w:pict>
+      </w:r>
+    </w:p>
+    <w:p>
+      <w:pPr>
+        <w:rPr>
+          <w:b/>
+          <w:bCs/>
+        </w:rPr>
+      </w:pPr>
+      <w:r>
+        <w:rPr>
+          <w:rFonts w:ascii="Segoe UI Emoji" w:hAnsi="Segoe UI Emoji" w:cs="Segoe UI Emoji"/>
+          <w:b/>
+          <w:bCs/>
+        </w:rPr>
+        <w:t>🎯</w:t>
+      </w:r>
+      <w:r>
+        <w:rPr>
+          <w:b/>
+          <w:bCs/>
+        </w:rPr>
+        <w:t xml:space="preserve"> Final Summary (for mentor)</w:t>
+      </w:r>
+    </w:p>
+    <w:p>
+      <w:r>
+        <w:t xml:space="preserve">The project implements a modular, scalable machine learning pipeline for intrusion detection using the CICIDS dataset, with a strong focus on detecting and </w:t>
+      </w:r>
+      <w:proofErr w:type="spellStart"/>
+      <w:r>
+        <w:t>analyzing</w:t>
+      </w:r>
+      <w:proofErr w:type="spellEnd"/>
+      <w:r>
+        <w:t xml:space="preserve"> data drift across temporal batches. It includes robust preprocessing, feature engineering, multi-model evaluation, structured artifact management, and a foundation for drift quantification using statistical methods like KL divergence.</w:t>
       </w:r>
     </w:p>
     <w:p/>
     <w:p/>
-    <w:p>
-      <w:r>
-        <w:t xml:space="preserve">PS D:\MUJ\Projects\data-drift-prediction-in-ml-models&gt; </w:t>
+    <w:p/>
+    <w:p>
+      <w:r>
+        <w:t xml:space="preserve">PS D:\MUJ\Projects\data-drift-prediction-in-ml-models&gt; pip install </w:t>
+      </w:r>
+      <w:proofErr w:type="spellStart"/>
+      <w:r>
+        <w:t>scipy</w:t>
+      </w:r>
+      <w:proofErr w:type="spellEnd"/>
+    </w:p>
+    <w:p>
+      <w:r>
+        <w:t xml:space="preserve">Requirement already satisfied: </w:t>
+      </w:r>
+      <w:proofErr w:type="spellStart"/>
+      <w:r>
+        <w:t>scipy</w:t>
+      </w:r>
+      <w:proofErr w:type="spellEnd"/>
+      <w:r>
+        <w:t xml:space="preserve"> in c:\users\dell\appdata\local\programs\python\python313\lib\site-packages (1.17.1)</w:t>
+      </w:r>
+    </w:p>
+    <w:p>
+      <w:r>
+        <w:t xml:space="preserve">Requirement already satisfied: </w:t>
+      </w:r>
+      <w:proofErr w:type="spellStart"/>
+      <w:r>
+        <w:t>numpy</w:t>
+      </w:r>
+      <w:proofErr w:type="spellEnd"/>
+      <w:r>
+        <w:t xml:space="preserve">&lt;2.7,&gt;=1.26.4 in c:\users\dell\appdata\local\programs\python\python313\lib\site-packages (from </w:t>
+      </w:r>
+      <w:proofErr w:type="spellStart"/>
+      <w:r>
+        <w:t>scipy</w:t>
+      </w:r>
+      <w:proofErr w:type="spellEnd"/>
+      <w:r>
+        <w:t xml:space="preserve">) (2.4.4)   </w:t>
+      </w:r>
+    </w:p>
+    <w:p/>
+    <w:p>
+      <w:r>
+        <w:t>[notice] A new release of pip is available: 25.3 -&gt; 26.0.1</w:t>
+      </w:r>
+    </w:p>
+    <w:p>
+      <w:r>
+        <w:t>[notice] To update, run: python.exe -m pip install --upgrade pip</w:t>
+      </w:r>
+    </w:p>
+    <w:p>
+      <w:r>
+        <w:t xml:space="preserve">PS D:\MUJ\Projects\data-drift-prediction-in-ml-models&gt; cd </w:t>
+      </w:r>
+      <w:proofErr w:type="spellStart"/>
+      <w:r>
+        <w:t>src</w:t>
+      </w:r>
+      <w:proofErr w:type="spellEnd"/>
+    </w:p>
+    <w:p>
+      <w:r>
+        <w:t xml:space="preserve">PS D:\MUJ\Projects\data-drift-prediction-in-ml-models\src&gt; </w:t>
       </w:r>
       <w:proofErr w:type="spellStart"/>
       <w:r>
@@ -1888,54 +6223,638 @@
       </w:r>
       <w:proofErr w:type="spellEnd"/>
       <w:r>
-        <w:t xml:space="preserve"> src/testdrift.py</w:t>
-      </w:r>
-    </w:p>
-    <w:p>
-      <w:r>
-        <w:t>2026-03-31 01:23:22,565 | INFO | Loading (chunked): Friday-WorkingHours-Afternoon-DDos.pcap_ISCX.csv</w:t>
-      </w:r>
-    </w:p>
-    <w:p>
-      <w:r>
-        <w:t>2026-03-31 01:23:26,535 | INFO | Total records loaded: 225745</w:t>
+        <w:t xml:space="preserve"> main.py</w:t>
+      </w:r>
+    </w:p>
+    <w:p>
+      <w:r>
+        <w:t>2026-04-02 16:20:59,253 | INFO | === Training Pipeline Started ===</w:t>
+      </w:r>
+    </w:p>
+    <w:p>
+      <w:r>
+        <w:t>2026-04-02 16:20:59,261 | INFO | Processed data not found. Running preprocessing...</w:t>
+      </w:r>
+    </w:p>
+    <w:p>
+      <w:r>
+        <w:t>2026-04-02 16:20:59,266 | INFO | Loading (chunked): Monday-WorkingHours.pcap_ISCX.csv</w:t>
+      </w:r>
+    </w:p>
+    <w:p>
+      <w:r>
+        <w:t>2026-04-02 16:21:18,738 | INFO | Loading (chunked): Tuesday-WorkingHours.pcap_ISCX.csv</w:t>
+      </w:r>
+    </w:p>
+    <w:p>
+      <w:r>
+        <w:t>2026-04-02 16:21:27,361 | INFO | Loading (chunked): Wednesday-workingHours.pcap_ISCX.csv</w:t>
+      </w:r>
+    </w:p>
+    <w:p>
+      <w:r>
+        <w:t>2026-04-02 16:21:47,947 | INFO | Loading (chunked): Thursday-WorkingHours-Morning-WebAttacks.pcap_ISCX.csv</w:t>
+      </w:r>
+    </w:p>
+    <w:p>
+      <w:r>
+        <w:t>2026-04-02 16:21:52,655 | INFO | Loading (chunked): Thursday-WorkingHours-Afternoon-Infilteration.pcap_ISCX.csv</w:t>
+      </w:r>
+    </w:p>
+    <w:p>
+      <w:r>
+        <w:t>2026-04-02 16:21:58,771 | INFO | Loading (chunked): Friday-WorkingHours-Morning.pcap_ISCX.csv</w:t>
+      </w:r>
+    </w:p>
+    <w:p>
+      <w:r>
+        <w:t>2026-04-02 16:22:05,344 | INFO | Loading (chunked): Friday-WorkingHours-Afternoon-PortScan.pcap_ISCX.csv</w:t>
+      </w:r>
+    </w:p>
+    <w:p>
+      <w:r>
+        <w:t>2026-04-02 16:22:11,109 | INFO | Loading (chunked): Friday-WorkingHours-Afternoon-DDos.pcap_ISCX.csv</w:t>
+      </w:r>
+    </w:p>
+    <w:p>
+      <w:r>
+        <w:t>2026-04-02 16:22:50,760 | INFO | Total records loaded: 2830743</w:t>
+      </w:r>
+    </w:p>
+    <w:p>
+      <w:r>
+        <w:t xml:space="preserve">2026-04-02 16:24:01,233 | INFO | Removed 2867 rows with </w:t>
+      </w:r>
+      <w:proofErr w:type="spellStart"/>
+      <w:r>
+        <w:t>NaN</w:t>
+      </w:r>
+      <w:proofErr w:type="spellEnd"/>
+      <w:r>
+        <w:t>/Inf values.</w:t>
+      </w:r>
+    </w:p>
+    <w:p>
+      <w:r>
+        <w:t>2026-04-02 16:24:01,280 | INFO | Constant columns removed: 8</w:t>
+      </w:r>
+    </w:p>
+    <w:p>
+      <w:r>
+        <w:t>2026-04-02 16:24:03,694 | INFO | Dropped columns: ['</w:t>
+      </w:r>
+      <w:proofErr w:type="spellStart"/>
+      <w:r>
+        <w:t>Fwd</w:t>
+      </w:r>
+      <w:proofErr w:type="spellEnd"/>
+      <w:r>
+        <w:t xml:space="preserve"> Header Length.1']</w:t>
+      </w:r>
+    </w:p>
+    <w:p>
+      <w:r>
+        <w:t>2026-04-02 16:24:06,205 | INFO | Label distribution:</w:t>
+      </w:r>
+    </w:p>
+    <w:p>
+      <w:r>
+        <w:t>Label</w:t>
       </w:r>
     </w:p>
     <w:p>
       <w:r>
         <w:lastRenderedPageBreak/>
-        <w:t xml:space="preserve">2026-03-31 01:23:27,840 | INFO | Removed 34 rows with </w:t>
-      </w:r>
-      <w:proofErr w:type="spellStart"/>
-      <w:r>
-        <w:t>NaN</w:t>
-      </w:r>
-      <w:proofErr w:type="spellEnd"/>
-      <w:r>
-        <w:t>/Inf values.</w:t>
-      </w:r>
-    </w:p>
-    <w:p>
-      <w:r>
-        <w:t>2026-03-31 01:23:27,840 | INFO | Constant columns removed: 10</w:t>
-      </w:r>
-    </w:p>
-    <w:p>
-      <w:r>
-        <w:t>2026-03-31 01:23:27,890 | INFO | Dropped columns: ['</w:t>
-      </w:r>
-      <w:proofErr w:type="spellStart"/>
-      <w:r>
-        <w:t>Fwd</w:t>
-      </w:r>
-      <w:proofErr w:type="spellEnd"/>
-      <w:r>
-        <w:t xml:space="preserve"> Header Length.1']</w:t>
-      </w:r>
-    </w:p>
-    <w:p>
-      <w:r>
-        <w:t>2026-03-31 01:23:28,029 | INFO | Label distribution:</w:t>
+        <w:t>0    0.803189</w:t>
+      </w:r>
+    </w:p>
+    <w:p>
+      <w:r>
+        <w:t>1    0.196811</w:t>
+      </w:r>
+    </w:p>
+    <w:p>
+      <w:r>
+        <w:t xml:space="preserve">Name: proportion, </w:t>
+      </w:r>
+      <w:proofErr w:type="spellStart"/>
+      <w:r>
+        <w:t>dtype</w:t>
+      </w:r>
+      <w:proofErr w:type="spellEnd"/>
+      <w:r>
+        <w:t>: float64</w:t>
+      </w:r>
+    </w:p>
+    <w:p>
+      <w:r>
+        <w:t>2026-04-02 16:25:03,217 | INFO | Low variance removed: 0 features</w:t>
+      </w:r>
+    </w:p>
+    <w:p>
+      <w:r>
+        <w:t>2026-04-02 16:26:07,461 | INFO | Highly correlated dropped: 22 features</w:t>
+      </w:r>
+    </w:p>
+    <w:p>
+      <w:r>
+        <w:t>2026-04-02 16:28:20,639 | INFO | Processed dataset saved -&gt; D:\MUJ\Projects\data-drift-prediction-in-ml-models\data\processed\processed_data_v1.csv</w:t>
+      </w:r>
+    </w:p>
+    <w:p>
+      <w:r>
+        <w:t>2026-04-02 16:28:42,406 | INFO | Train size: 2262300 | Test size: 565576</w:t>
+      </w:r>
+    </w:p>
+    <w:p>
+      <w:r>
+        <w:t>2026-04-02 16:29:37,056 | INFO | Scaler saved -&gt; D:\MUJ\Projects\data-drift-prediction-in-ml-models\artifacts\scalers\scaler_v1.pkl</w:t>
+      </w:r>
+    </w:p>
+    <w:p>
+      <w:r>
+        <w:t>2026-04-02 16:29:37,498 | INFO |</w:t>
+      </w:r>
+    </w:p>
+    <w:p>
+      <w:r>
+        <w:t xml:space="preserve">=== Training: </w:t>
+      </w:r>
+      <w:proofErr w:type="spellStart"/>
+      <w:r>
+        <w:t>random_forest</w:t>
+      </w:r>
+      <w:proofErr w:type="spellEnd"/>
+      <w:r>
+        <w:t xml:space="preserve"> ===</w:t>
+      </w:r>
+    </w:p>
+    <w:p>
+      <w:r>
+        <w:t>[Parallel(</w:t>
+      </w:r>
+      <w:proofErr w:type="spellStart"/>
+      <w:r>
+        <w:t>n_jobs</w:t>
+      </w:r>
+      <w:proofErr w:type="spellEnd"/>
+      <w:r>
+        <w:t xml:space="preserve">=-1)]: Using backend </w:t>
+      </w:r>
+      <w:proofErr w:type="spellStart"/>
+      <w:r>
+        <w:t>ThreadingBackend</w:t>
+      </w:r>
+      <w:proofErr w:type="spellEnd"/>
+      <w:r>
+        <w:t xml:space="preserve"> with 12 concurrent workers.</w:t>
+      </w:r>
+    </w:p>
+    <w:p>
+      <w:r>
+        <w:t>[Parallel(</w:t>
+      </w:r>
+      <w:proofErr w:type="spellStart"/>
+      <w:r>
+        <w:t>n_jobs</w:t>
+      </w:r>
+      <w:proofErr w:type="spellEnd"/>
+      <w:r>
+        <w:t>=-1)]: Done  26 tasks      | elapsed:  3.3min</w:t>
+      </w:r>
+    </w:p>
+    <w:p>
+      <w:r>
+        <w:t>[Parallel(</w:t>
+      </w:r>
+      <w:proofErr w:type="spellStart"/>
+      <w:r>
+        <w:t>n_jobs</w:t>
+      </w:r>
+      <w:proofErr w:type="spellEnd"/>
+      <w:r>
+        <w:t>=-1)]: Done 100 out of 100 | elapsed: 10.9min finished</w:t>
+      </w:r>
+    </w:p>
+    <w:p>
+      <w:r>
+        <w:t>[Parallel(</w:t>
+      </w:r>
+      <w:proofErr w:type="spellStart"/>
+      <w:r>
+        <w:t>n_jobs</w:t>
+      </w:r>
+      <w:proofErr w:type="spellEnd"/>
+      <w:r>
+        <w:t xml:space="preserve">=12)]: Using backend </w:t>
+      </w:r>
+      <w:proofErr w:type="spellStart"/>
+      <w:r>
+        <w:t>ThreadingBackend</w:t>
+      </w:r>
+      <w:proofErr w:type="spellEnd"/>
+      <w:r>
+        <w:t xml:space="preserve"> with 12 concurrent workers.</w:t>
+      </w:r>
+    </w:p>
+    <w:p>
+      <w:r>
+        <w:t>[Parallel(</w:t>
+      </w:r>
+      <w:proofErr w:type="spellStart"/>
+      <w:r>
+        <w:t>n_jobs</w:t>
+      </w:r>
+      <w:proofErr w:type="spellEnd"/>
+      <w:r>
+        <w:t>=12)]: Done  26 tasks      | elapsed:    1.8s</w:t>
+      </w:r>
+    </w:p>
+    <w:p>
+      <w:r>
+        <w:t>[Parallel(</w:t>
+      </w:r>
+      <w:proofErr w:type="spellStart"/>
+      <w:r>
+        <w:t>n_jobs</w:t>
+      </w:r>
+      <w:proofErr w:type="spellEnd"/>
+      <w:r>
+        <w:t>=12)]: Done 100 out of 100 | elapsed:    4.5s finished</w:t>
+      </w:r>
+    </w:p>
+    <w:p>
+      <w:r>
+        <w:t>2026-04-02 16:40:39,876 | INFO | Accuracy: 0.9992</w:t>
+      </w:r>
+    </w:p>
+    <w:p>
+      <w:r>
+        <w:t>2026-04-02 16:40:40,834 | INFO |</w:t>
+      </w:r>
+    </w:p>
+    <w:p>
+      <w:r>
+        <w:t xml:space="preserve">              precision    recall  f1-score   support</w:t>
+      </w:r>
+    </w:p>
+    <w:p/>
+    <w:p>
+      <w:r>
+        <w:t xml:space="preserve">           0       1.00      1.00      1.00    454265</w:t>
+      </w:r>
+    </w:p>
+    <w:p>
+      <w:r>
+        <w:t xml:space="preserve">           1       1.00      1.00      1.00    111311</w:t>
+      </w:r>
+    </w:p>
+    <w:p/>
+    <w:p>
+      <w:r>
+        <w:t xml:space="preserve">    accuracy                           1.00    565576</w:t>
+      </w:r>
+    </w:p>
+    <w:p>
+      <w:r>
+        <w:t xml:space="preserve">   macro </w:t>
+      </w:r>
+      <w:proofErr w:type="spellStart"/>
+      <w:r>
+        <w:t>avg</w:t>
+      </w:r>
+      <w:proofErr w:type="spellEnd"/>
+      <w:r>
+        <w:t xml:space="preserve">       1.00      1.00      1.00    565576</w:t>
+      </w:r>
+    </w:p>
+    <w:p>
+      <w:r>
+        <w:t xml:space="preserve">weighted </w:t>
+      </w:r>
+      <w:proofErr w:type="spellStart"/>
+      <w:r>
+        <w:t>avg</w:t>
+      </w:r>
+      <w:proofErr w:type="spellEnd"/>
+      <w:r>
+        <w:t xml:space="preserve">       1.00      1.00      1.00    565576</w:t>
+      </w:r>
+    </w:p>
+    <w:p/>
+    <w:p>
+      <w:r>
+        <w:t>2026-04-02 16:40:41,099 | INFO | Confusion Matrix:</w:t>
+      </w:r>
+    </w:p>
+    <w:p>
+      <w:r>
+        <w:t>[[453971    294]</w:t>
+      </w:r>
+    </w:p>
+    <w:p>
+      <w:r>
+        <w:t xml:space="preserve"> [   180 111131]]</w:t>
+      </w:r>
+    </w:p>
+    <w:p>
+      <w:r>
+        <w:lastRenderedPageBreak/>
+        <w:t>2026-04-02 16:40:42,732 | INFO | Model saved -&gt; D:\MUJ\Projects\data-drift-prediction-in-ml-models\artifacts\model\random_forest_v1.pkl</w:t>
+      </w:r>
+    </w:p>
+    <w:p>
+      <w:r>
+        <w:t>Report saved → D:\MUJ\Projects\data-drift-prediction-in-ml-models\artifacts\reports\experiment_20260402_164042.txt</w:t>
+      </w:r>
+    </w:p>
+    <w:p>
+      <w:r>
+        <w:t>2026-04-02 16:40:42,760 | INFO |</w:t>
+      </w:r>
+    </w:p>
+    <w:p>
+      <w:r>
+        <w:t>=== Training: logistic ===</w:t>
+      </w:r>
+    </w:p>
+    <w:p>
+      <w:r>
+        <w:t>2026-04-02 16:44:51,570 | INFO | Accuracy: 0.9376</w:t>
+      </w:r>
+    </w:p>
+    <w:p>
+      <w:r>
+        <w:t xml:space="preserve">2026-04-02 16:44:52,222 | INFO | </w:t>
+      </w:r>
+    </w:p>
+    <w:p>
+      <w:r>
+        <w:t xml:space="preserve">              precision    recall  f1-score   support</w:t>
+      </w:r>
+    </w:p>
+    <w:p/>
+    <w:p>
+      <w:r>
+        <w:t xml:space="preserve">           0       0.96      0.96      0.96    454265</w:t>
+      </w:r>
+    </w:p>
+    <w:p>
+      <w:r>
+        <w:t xml:space="preserve">           1       0.85      0.83      0.84    111311</w:t>
+      </w:r>
+    </w:p>
+    <w:p/>
+    <w:p>
+      <w:r>
+        <w:t xml:space="preserve">    accuracy                           0.94    565576</w:t>
+      </w:r>
+    </w:p>
+    <w:p>
+      <w:r>
+        <w:t xml:space="preserve">   macro </w:t>
+      </w:r>
+      <w:proofErr w:type="spellStart"/>
+      <w:r>
+        <w:t>avg</w:t>
+      </w:r>
+      <w:proofErr w:type="spellEnd"/>
+      <w:r>
+        <w:t xml:space="preserve">       0.90      0.90      0.90    565576</w:t>
+      </w:r>
+    </w:p>
+    <w:p>
+      <w:r>
+        <w:t xml:space="preserve">weighted </w:t>
+      </w:r>
+      <w:proofErr w:type="spellStart"/>
+      <w:r>
+        <w:t>avg</w:t>
+      </w:r>
+      <w:proofErr w:type="spellEnd"/>
+      <w:r>
+        <w:t xml:space="preserve">       0.94      0.94      0.94    565576</w:t>
+      </w:r>
+    </w:p>
+    <w:p/>
+    <w:p>
+      <w:r>
+        <w:t>2026-04-02 16:44:52,324 | INFO | Confusion Matrix:</w:t>
+      </w:r>
+    </w:p>
+    <w:p>
+      <w:r>
+        <w:t>[[438023  16242]</w:t>
+      </w:r>
+    </w:p>
+    <w:p>
+      <w:r>
+        <w:t xml:space="preserve"> [ 19074  92237]]</w:t>
+      </w:r>
+    </w:p>
+    <w:p>
+      <w:r>
+        <w:t>2026-04-02 16:44:52,676 | INFO | Model saved -&gt; D:\MUJ\Projects\data-drift-prediction-in-ml-models\artifacts\model\logistic_v1.pkl</w:t>
+      </w:r>
+    </w:p>
+    <w:p>
+      <w:r>
+        <w:t>Report saved → D:\MUJ\Projects\data-drift-prediction-in-ml-models\artifacts\reports\experiment_20260402_164452.txt</w:t>
+      </w:r>
+    </w:p>
+    <w:p>
+      <w:r>
+        <w:t>2026-04-02 16:44:52,680 | INFO |</w:t>
+      </w:r>
+    </w:p>
+    <w:p>
+      <w:r>
+        <w:t xml:space="preserve">=== Training: </w:t>
+      </w:r>
+      <w:proofErr w:type="spellStart"/>
+      <w:r>
+        <w:t>xgboost</w:t>
+      </w:r>
+      <w:proofErr w:type="spellEnd"/>
+      <w:r>
+        <w:t xml:space="preserve"> ===</w:t>
+      </w:r>
+    </w:p>
+    <w:p>
+      <w:r>
+        <w:t>2026-04-02 16:45:42,346 | INFO | Accuracy: 0.9991</w:t>
+      </w:r>
+    </w:p>
+    <w:p>
+      <w:r>
+        <w:t>2026-04-02 16:45:43,174 | INFO |</w:t>
+      </w:r>
+    </w:p>
+    <w:p>
+      <w:r>
+        <w:t xml:space="preserve">              precision    recall  f1-score   support</w:t>
+      </w:r>
+    </w:p>
+    <w:p/>
+    <w:p>
+      <w:r>
+        <w:t xml:space="preserve">           0       1.00      1.00      1.00    454265</w:t>
+      </w:r>
+    </w:p>
+    <w:p>
+      <w:r>
+        <w:t xml:space="preserve">           1       1.00      1.00      1.00    111311</w:t>
+      </w:r>
+    </w:p>
+    <w:p/>
+    <w:p>
+      <w:r>
+        <w:t xml:space="preserve">    accuracy                           1.00    565576</w:t>
+      </w:r>
+    </w:p>
+    <w:p>
+      <w:r>
+        <w:t xml:space="preserve">   macro </w:t>
+      </w:r>
+      <w:proofErr w:type="spellStart"/>
+      <w:r>
+        <w:t>avg</w:t>
+      </w:r>
+      <w:proofErr w:type="spellEnd"/>
+      <w:r>
+        <w:t xml:space="preserve">       1.00      1.00      1.00    565576</w:t>
+      </w:r>
+    </w:p>
+    <w:p>
+      <w:r>
+        <w:t xml:space="preserve">weighted </w:t>
+      </w:r>
+      <w:proofErr w:type="spellStart"/>
+      <w:r>
+        <w:t>avg</w:t>
+      </w:r>
+      <w:proofErr w:type="spellEnd"/>
+      <w:r>
+        <w:t xml:space="preserve">       1.00      1.00      1.00    565576</w:t>
+      </w:r>
+    </w:p>
+    <w:p/>
+    <w:p>
+      <w:r>
+        <w:t>2026-04-02 16:45:43,345 | INFO | Confusion Matrix:</w:t>
+      </w:r>
+    </w:p>
+    <w:p>
+      <w:r>
+        <w:t>[[453945    320]</w:t>
+      </w:r>
+    </w:p>
+    <w:p>
+      <w:r>
+        <w:t xml:space="preserve"> [   208 111103]]</w:t>
+      </w:r>
+    </w:p>
+    <w:p>
+      <w:r>
+        <w:t>2026-04-02 16:45:44,271 | INFO | Model saved -&gt; D:\MUJ\Projects\data-drift-prediction-in-ml-models\artifacts\model\xgboost_v1.pkl</w:t>
+      </w:r>
+    </w:p>
+    <w:p>
+      <w:r>
+        <w:t>Report saved → D:\MUJ\Projects\data-drift-prediction-in-ml-models\artifacts\reports\experiment_20260402_164544.txt</w:t>
+      </w:r>
+    </w:p>
+    <w:p>
+      <w:r>
+        <w:t>PS D:\MUJ\Projects\data-drift-prediction-in-ml-models\src&gt;</w:t>
+      </w:r>
+    </w:p>
+    <w:p/>
+    <w:p/>
+    <w:p>
+      <w:r>
+        <w:t>Report saved → D:\MUJ\Projects\data-drift-prediction-in-ml-models\artifacts\reports\experiment_20260402_164544.txt</w:t>
+      </w:r>
+    </w:p>
+    <w:p>
+      <w:r>
+        <w:t>PS D:\MUJ\Projects\data-drift-prediction-in-ml-models\src&gt; python testdrift.py</w:t>
+      </w:r>
+    </w:p>
+    <w:p>
+      <w:r>
+        <w:t>2026-04-02 16:56:31,886 | INFO | === Drift Experiment Started ===</w:t>
+      </w:r>
+    </w:p>
+    <w:p>
+      <w:r>
+        <w:t>2026-04-02 16:56:31,887 | INFO | Loading: D:\MUJ\Projects\data-drift-prediction-in-ml-models\data\processed\processed_data_v1.csv</w:t>
+      </w:r>
+    </w:p>
+    <w:p>
+      <w:r>
+        <w:t>2026-04-02 16:57:12,049 | INFO | Total rows loaded: 2827876</w:t>
+      </w:r>
+    </w:p>
+    <w:p>
+      <w:r>
+        <w:t>2026-04-02 16:57:13,834 | INFO | Batch [Monday-WorkingHours.pcap_ISCX.csv]: 529481 rows</w:t>
+      </w:r>
+    </w:p>
+    <w:p>
+      <w:r>
+        <w:t>2026-04-02 16:57:15,278 | INFO | Batch [Tuesday-WorkingHours.pcap_ISCX.csv]: 445645 rows</w:t>
+      </w:r>
+    </w:p>
+    <w:p>
+      <w:r>
+        <w:t>2026-04-02 16:57:19,625 | INFO | Batch [Wednesday-workingHours.pcap_ISCX.csv]: 691406 rows</w:t>
+      </w:r>
+    </w:p>
+    <w:p>
+      <w:r>
+        <w:t>2026-04-02 16:57:20,085 | INFO | Batch [Thursday-WorkingHours-Morning-WebAttacks.pcap_ISCX.csv]: 170231 rows</w:t>
+      </w:r>
+    </w:p>
+    <w:p>
+      <w:r>
+        <w:t>2026-04-02 16:57:24,271 | INFO | Batch [Thursday-WorkingHours-Afternoon-Infilteration.pcap_ISCX.csv]: 288395 rows</w:t>
+      </w:r>
+    </w:p>
+    <w:p>
+      <w:r>
+        <w:t>2026-04-02 16:57:26,281 | INFO | Batch [Friday-WorkingHours-Morning.pcap_ISCX.csv]: 190911 rows</w:t>
+      </w:r>
+    </w:p>
+    <w:p>
+      <w:r>
+        <w:t>2026-04-02 16:57:26,772 | INFO | Batch [Friday-WorkingHours-Afternoon-PortScan.pcap_ISCX.csv]: 286096 rows</w:t>
+      </w:r>
+    </w:p>
+    <w:p>
+      <w:r>
+        <w:lastRenderedPageBreak/>
+        <w:t>2026-04-02 16:57:27,203 | INFO | Batch [Friday-WorkingHours-Afternoon-DDos.pcap_ISCX.csv]: 225711 rows</w:t>
+      </w:r>
+    </w:p>
+    <w:p>
+      <w:r>
+        <w:t>2026-04-02 16:57:27,208 | INFO | Total batches found: 8</w:t>
+      </w:r>
+    </w:p>
+    <w:p>
+      <w:r>
+        <w:t>2026-04-02 16:57:27,208 | INFO |</w:t>
+      </w:r>
+    </w:p>
+    <w:p>
+      <w:r>
+        <w:t>--- Label Distribution per Batch ---</w:t>
+      </w:r>
+    </w:p>
+    <w:p>
+      <w:r>
+        <w:t>2026-04-02 16:57:27,410 | INFO | [Monday-WorkingHours.pcap_ISCX.csv] Label distribution:</w:t>
       </w:r>
     </w:p>
     <w:p>
@@ -1945,16 +6864,250 @@
     </w:p>
     <w:p>
       <w:r>
+        <w:t>0    1.0</w:t>
+      </w:r>
+    </w:p>
+    <w:p>
+      <w:r>
+        <w:t xml:space="preserve">Name: proportion, </w:t>
+      </w:r>
+      <w:proofErr w:type="spellStart"/>
+      <w:r>
+        <w:t>dtype</w:t>
+      </w:r>
+      <w:proofErr w:type="spellEnd"/>
+      <w:r>
+        <w:t>: float64</w:t>
+      </w:r>
+    </w:p>
+    <w:p/>
+    <w:p>
+      <w:r>
+        <w:t>2026-04-02 16:57:27,419 | INFO | [Tuesday-WorkingHours.pcap_ISCX.csv] Label distribution:</w:t>
+      </w:r>
+    </w:p>
+    <w:p>
+      <w:r>
+        <w:t>Label</w:t>
+      </w:r>
+    </w:p>
+    <w:p>
+      <w:r>
+        <w:t>0    0.968962</w:t>
+      </w:r>
+    </w:p>
+    <w:p>
+      <w:r>
+        <w:t>1    0.031038</w:t>
+      </w:r>
+    </w:p>
+    <w:p>
+      <w:r>
+        <w:t xml:space="preserve">Name: proportion, </w:t>
+      </w:r>
+      <w:proofErr w:type="spellStart"/>
+      <w:r>
+        <w:t>dtype</w:t>
+      </w:r>
+      <w:proofErr w:type="spellEnd"/>
+      <w:r>
+        <w:t>: float64</w:t>
+      </w:r>
+    </w:p>
+    <w:p/>
+    <w:p>
+      <w:r>
+        <w:t>2026-04-02 16:57:27,428 | INFO | [Wednesday-workingHours.pcap_ISCX.csv] Label distribution:</w:t>
+      </w:r>
+    </w:p>
+    <w:p>
+      <w:r>
+        <w:t>Label</w:t>
+      </w:r>
+    </w:p>
+    <w:p>
+      <w:r>
+        <w:t>0    0.635926</w:t>
+      </w:r>
+    </w:p>
+    <w:p>
+      <w:r>
+        <w:t>1    0.364074</w:t>
+      </w:r>
+    </w:p>
+    <w:p>
+      <w:r>
+        <w:t xml:space="preserve">Name: proportion, </w:t>
+      </w:r>
+      <w:proofErr w:type="spellStart"/>
+      <w:r>
+        <w:t>dtype</w:t>
+      </w:r>
+      <w:proofErr w:type="spellEnd"/>
+      <w:r>
+        <w:t>: float64</w:t>
+      </w:r>
+    </w:p>
+    <w:p/>
+    <w:p>
+      <w:r>
+        <w:t>2026-04-02 16:57:27,434 | INFO | [Thursday-WorkingHours-Morning-WebAttacks.pcap_ISCX.csv] Label distribution:</w:t>
+      </w:r>
+    </w:p>
+    <w:p>
+      <w:r>
+        <w:t>Label</w:t>
+      </w:r>
+    </w:p>
+    <w:p>
+      <w:r>
+        <w:t>0    0.987194</w:t>
+      </w:r>
+    </w:p>
+    <w:p>
+      <w:r>
+        <w:t>1    0.012806</w:t>
+      </w:r>
+    </w:p>
+    <w:p>
+      <w:r>
+        <w:t xml:space="preserve">Name: proportion, </w:t>
+      </w:r>
+      <w:proofErr w:type="spellStart"/>
+      <w:r>
+        <w:t>dtype</w:t>
+      </w:r>
+      <w:proofErr w:type="spellEnd"/>
+      <w:r>
+        <w:t>: float64</w:t>
+      </w:r>
+    </w:p>
+    <w:p/>
+    <w:p>
+      <w:r>
+        <w:t>2026-04-02 16:57:27,442 | INFO | [Thursday-WorkingHours-Afternoon-Infilteration.pcap_ISCX.csv] Label distribution:</w:t>
+      </w:r>
+    </w:p>
+    <w:p>
+      <w:r>
+        <w:lastRenderedPageBreak/>
+        <w:t>Label</w:t>
+      </w:r>
+    </w:p>
+    <w:p>
+      <w:r>
+        <w:t>0    0.999875</w:t>
+      </w:r>
+    </w:p>
+    <w:p>
+      <w:r>
+        <w:t>1    0.000125</w:t>
+      </w:r>
+    </w:p>
+    <w:p>
+      <w:r>
+        <w:t xml:space="preserve">Name: proportion, </w:t>
+      </w:r>
+      <w:proofErr w:type="spellStart"/>
+      <w:r>
+        <w:t>dtype</w:t>
+      </w:r>
+      <w:proofErr w:type="spellEnd"/>
+      <w:r>
+        <w:t>: float64</w:t>
+      </w:r>
+    </w:p>
+    <w:p/>
+    <w:p>
+      <w:r>
+        <w:t>2026-04-02 16:57:27,452 | INFO | [Friday-WorkingHours-Morning.pcap_ISCX.csv] Label distribution:</w:t>
+      </w:r>
+    </w:p>
+    <w:p>
+      <w:r>
+        <w:t>Label</w:t>
+      </w:r>
+    </w:p>
+    <w:p>
+      <w:r>
+        <w:t>0    0.989754</w:t>
+      </w:r>
+    </w:p>
+    <w:p>
+      <w:r>
+        <w:t>1    0.010246</w:t>
+      </w:r>
+    </w:p>
+    <w:p>
+      <w:r>
+        <w:t xml:space="preserve">Name: proportion, </w:t>
+      </w:r>
+      <w:proofErr w:type="spellStart"/>
+      <w:r>
+        <w:t>dtype</w:t>
+      </w:r>
+      <w:proofErr w:type="spellEnd"/>
+      <w:r>
+        <w:t>: float64</w:t>
+      </w:r>
+    </w:p>
+    <w:p/>
+    <w:p>
+      <w:r>
+        <w:t>2026-04-02 16:57:27,473 | INFO | [Friday-WorkingHours-Afternoon-PortScan.pcap_ISCX.csv] Label distribution:</w:t>
+      </w:r>
+    </w:p>
+    <w:p>
+      <w:r>
+        <w:t>Label</w:t>
+      </w:r>
+    </w:p>
+    <w:p>
+      <w:r>
+        <w:t>0    0.444928</w:t>
+      </w:r>
+    </w:p>
+    <w:p>
+      <w:r>
+        <w:t>1    0.555072</w:t>
+      </w:r>
+    </w:p>
+    <w:p>
+      <w:r>
+        <w:t xml:space="preserve">Name: proportion, </w:t>
+      </w:r>
+      <w:proofErr w:type="spellStart"/>
+      <w:r>
+        <w:t>dtype</w:t>
+      </w:r>
+      <w:proofErr w:type="spellEnd"/>
+      <w:r>
+        <w:t>: float64</w:t>
+      </w:r>
+    </w:p>
+    <w:p/>
+    <w:p>
+      <w:r>
+        <w:t>2026-04-02 16:57:27,483 | INFO | [Friday-WorkingHours-Afternoon-DDos.pcap_ISCX.csv] Label distribution:</w:t>
+      </w:r>
+    </w:p>
+    <w:p>
+      <w:r>
+        <w:t>Label</w:t>
+      </w:r>
+    </w:p>
+    <w:p>
+      <w:r>
+        <w:t>0    0.432792</w:t>
+      </w:r>
+    </w:p>
+    <w:p>
+      <w:r>
         <w:t>1    0.567208</w:t>
       </w:r>
     </w:p>
     <w:p>
       <w:r>
-        <w:t>0    0.432792</w:t>
-      </w:r>
-    </w:p>
-    <w:p>
-      <w:r>
         <w:t xml:space="preserve">Name: proportion, </w:t>
       </w:r>
       <w:proofErr w:type="spellStart"/>
@@ -1966,62 +7119,636 @@
         <w:t>: float64</w:t>
       </w:r>
     </w:p>
-    <w:p>
-      <w:r>
-        <w:t>2026-03-31 01:23:28,412 | INFO | Low variance removed: 0 features</w:t>
-      </w:r>
-    </w:p>
-    <w:p>
-      <w:r>
-        <w:t>2026-03-31 01:23:33,120 | INFO | Highly correlated dropped: 25 features</w:t>
-      </w:r>
-    </w:p>
-    <w:p>
-      <w:r>
-        <w:t>2026-03-31 01:23:38,043 | INFO | Processed dataset saved -&gt; D:\MUJ\Projects\data-drift-prediction-in-ml-models\data\processed\processed_data_v1.csv</w:t>
-      </w:r>
-    </w:p>
-    <w:p>
-      <w:r>
-        <w:t>2026-03-31 01:23:38,102 | INFO | Friday-WorkingHours-Afternoon-DDos.pcap_ISCX.csv: 225711 rows</w:t>
-      </w:r>
-    </w:p>
-    <w:p>
-      <w:r>
-        <w:t>2026-03-31 01:23:38,109 | INFO | Batch 0 distribution:</w:t>
-      </w:r>
-    </w:p>
-    <w:p>
-      <w:r>
-        <w:t>Label</w:t>
-      </w:r>
-    </w:p>
-    <w:p>
-      <w:r>
-        <w:t>1    0.567208</w:t>
-      </w:r>
-    </w:p>
-    <w:p>
-      <w:r>
-        <w:t>0    0.432792</w:t>
-      </w:r>
-    </w:p>
-    <w:p>
-      <w:r>
-        <w:t xml:space="preserve">Name: proportion, </w:t>
-      </w:r>
-      <w:proofErr w:type="spellStart"/>
-      <w:r>
-        <w:t>dtype</w:t>
-      </w:r>
-      <w:proofErr w:type="spellEnd"/>
-      <w:r>
-        <w:t>: float64</w:t>
-      </w:r>
-    </w:p>
-    <w:p>
-      <w:r>
-        <w:t>PS D:\MUJ\Projects\data-drift-prediction-in-ml-models&gt;</w:t>
+    <w:p/>
+    <w:p>
+      <w:r>
+        <w:t>2026-04-02 16:57:27,484 | INFO |</w:t>
+      </w:r>
+    </w:p>
+    <w:p>
+      <w:r>
+        <w:t>--- Computing Drift Scores ---</w:t>
+      </w:r>
+    </w:p>
+    <w:p>
+      <w:r>
+        <w:t>2026-04-02 16:57:31,362 | INFO | Drift [Batch 0 vs Batch 1] | KL=0.0315 | JS=0.0109 | Mean Feature JS=0.0005 | Comparing: Monday-WorkingHours.pcap_ISCX.csv vs Tuesday-WorkingHours.pcap_ISCX.csv</w:t>
+      </w:r>
+    </w:p>
+    <w:p>
+      <w:r>
+        <w:lastRenderedPageBreak/>
+        <w:t>2026-04-02 16:57:33,198 | INFO | Drift [Batch 0 vs Batch 2] | KL=0.4527 | JS=0.1466 | Mean Feature JS=0.0183 | Comparing: Monday-WorkingHours.pcap_ISCX.csv vs Wednesday-workingHours.pcap_ISCX.csv</w:t>
+      </w:r>
+    </w:p>
+    <w:p>
+      <w:r>
+        <w:t>2026-04-02 16:57:34,829 | INFO | Drift [Batch 0 vs Batch 3] | KL=0.0129 | JS=0.0045 | Mean Feature JS=0.0011 | Comparing: Monday-WorkingHours.pcap_ISCX.csv vs Thursday-WorkingHours-Morning-WebAttacks.pcap_ISCX.csv</w:t>
+      </w:r>
+    </w:p>
+    <w:p>
+      <w:r>
+        <w:t>2026-04-02 16:57:36,597 | INFO | Drift [Batch 0 vs Batch 4] | KL=0.0001 | JS=0.0000 | Mean Feature JS=0.0023 | Comparing: Monday-WorkingHours.pcap_ISCX.csv vs Thursday-WorkingHours-Afternoon-Infilteration.pcap_ISCX.csv</w:t>
+      </w:r>
+    </w:p>
+    <w:p>
+      <w:r>
+        <w:t>2026-04-02 16:57:37,681 | INFO | Drift [Batch 0 vs Batch 5] | KL=0.0103 | JS=0.0036 | Mean Feature JS=0.0012 | Comparing: Monday-WorkingHours.pcap_ISCX.csv vs Friday-WorkingHours-Morning.pcap_ISCX.csv</w:t>
+      </w:r>
+    </w:p>
+    <w:p>
+      <w:r>
+        <w:t>2026-04-02 16:57:38,946 | INFO | Drift [Batch 0 vs Batch 6] | KL=0.8098 | JS=0.2471 | Mean Feature JS=0.0089 | Comparing: Monday-WorkingHours.pcap_ISCX.csv vs Friday-WorkingHours-Afternoon-PortScan.pcap_ISCX.csv</w:t>
+      </w:r>
+    </w:p>
+    <w:p>
+      <w:r>
+        <w:t>2026-04-02 16:57:40,043 | INFO | Drift [Batch 0 vs Batch 7] | KL=0.8375 | JS=0.2543 | Mean Feature JS=0.0242 | Comparing: Monday-WorkingHours.pcap_ISCX.csv vs Friday-WorkingHours-Afternoon-DDos.pcap_ISCX.csv</w:t>
+      </w:r>
+    </w:p>
+    <w:p>
+      <w:r>
+        <w:t>2026-04-02 16:57:40,080 | INFO | Drift results saved -&gt; D:\MUJ\Projects\data-drift-prediction-in-ml-models\artifacts\reports\drift_scores.json</w:t>
+      </w:r>
+    </w:p>
+    <w:p>
+      <w:r>
+        <w:t xml:space="preserve">2026-04-02 16:57:40,082 | INFO | </w:t>
+      </w:r>
+    </w:p>
+    <w:p>
+      <w:r>
+        <w:t>--- Cross-Dataset Evaluation (Core Research Experiment) ---</w:t>
+      </w:r>
+    </w:p>
+    <w:p>
+      <w:r>
+        <w:t>2026-04-02 16:57:42,984 | INFO | Training on reference batch: Monday-WorkingHours.pcap_ISCX.csv</w:t>
+      </w:r>
+    </w:p>
+    <w:p>
+      <w:r>
+        <w:t>[Parallel(</w:t>
+      </w:r>
+      <w:proofErr w:type="spellStart"/>
+      <w:r>
+        <w:t>n_jobs</w:t>
+      </w:r>
+      <w:proofErr w:type="spellEnd"/>
+      <w:r>
+        <w:t xml:space="preserve">=-1)]: Using backend </w:t>
+      </w:r>
+      <w:proofErr w:type="spellStart"/>
+      <w:r>
+        <w:t>ThreadingBackend</w:t>
+      </w:r>
+      <w:proofErr w:type="spellEnd"/>
+      <w:r>
+        <w:t xml:space="preserve"> with 12 concurrent workers.</w:t>
+      </w:r>
+    </w:p>
+    <w:p>
+      <w:r>
+        <w:t>[Parallel(</w:t>
+      </w:r>
+      <w:proofErr w:type="spellStart"/>
+      <w:r>
+        <w:t>n_jobs</w:t>
+      </w:r>
+      <w:proofErr w:type="spellEnd"/>
+      <w:r>
+        <w:t>=-1)]: Done  26 tasks      | elapsed:    3.0s</w:t>
+      </w:r>
+    </w:p>
+    <w:p>
+      <w:r>
+        <w:t>[Parallel(</w:t>
+      </w:r>
+      <w:proofErr w:type="spellStart"/>
+      <w:r>
+        <w:t>n_jobs</w:t>
+      </w:r>
+      <w:proofErr w:type="spellEnd"/>
+      <w:r>
+        <w:t>=-1)]: Done 100 out of 100 | elapsed:    6.5s finished</w:t>
+      </w:r>
+    </w:p>
+    <w:p>
+      <w:r>
+        <w:t>[Parallel(</w:t>
+      </w:r>
+      <w:proofErr w:type="spellStart"/>
+      <w:r>
+        <w:t>n_jobs</w:t>
+      </w:r>
+      <w:proofErr w:type="spellEnd"/>
+      <w:r>
+        <w:t xml:space="preserve">=12)]: Using backend </w:t>
+      </w:r>
+      <w:proofErr w:type="spellStart"/>
+      <w:r>
+        <w:t>ThreadingBackend</w:t>
+      </w:r>
+      <w:proofErr w:type="spellEnd"/>
+      <w:r>
+        <w:t xml:space="preserve"> with 12 concurrent workers.</w:t>
+      </w:r>
+    </w:p>
+    <w:p>
+      <w:r>
+        <w:t>[Parallel(</w:t>
+      </w:r>
+      <w:proofErr w:type="spellStart"/>
+      <w:r>
+        <w:t>n_jobs</w:t>
+      </w:r>
+      <w:proofErr w:type="spellEnd"/>
+      <w:r>
+        <w:t>=12)]: Done  26 tasks      | elapsed:    0.1s</w:t>
+      </w:r>
+    </w:p>
+    <w:p>
+      <w:r>
+        <w:t>[Parallel(</w:t>
+      </w:r>
+      <w:proofErr w:type="spellStart"/>
+      <w:r>
+        <w:t>n_jobs</w:t>
+      </w:r>
+      <w:proofErr w:type="spellEnd"/>
+      <w:r>
+        <w:t>=12)]: Done 100 out of 100 | elapsed:    0.4s finished</w:t>
+      </w:r>
+    </w:p>
+    <w:p>
+      <w:r>
+        <w:t>2026-04-02 16:57:51,133 | INFO | Self-accuracy on reference: 1.0000</w:t>
+      </w:r>
+    </w:p>
+    <w:p>
+      <w:r>
+        <w:t>[Parallel(</w:t>
+      </w:r>
+      <w:proofErr w:type="spellStart"/>
+      <w:r>
+        <w:t>n_jobs</w:t>
+      </w:r>
+      <w:proofErr w:type="spellEnd"/>
+      <w:r>
+        <w:t xml:space="preserve">=12)]: Using backend </w:t>
+      </w:r>
+      <w:proofErr w:type="spellStart"/>
+      <w:r>
+        <w:t>ThreadingBackend</w:t>
+      </w:r>
+      <w:proofErr w:type="spellEnd"/>
+      <w:r>
+        <w:t xml:space="preserve"> with 12 concurrent workers.</w:t>
+      </w:r>
+    </w:p>
+    <w:p>
+      <w:r>
+        <w:t>[Parallel(</w:t>
+      </w:r>
+      <w:proofErr w:type="spellStart"/>
+      <w:r>
+        <w:t>n_jobs</w:t>
+      </w:r>
+      <w:proofErr w:type="spellEnd"/>
+      <w:r>
+        <w:t>=12)]: Done  26 tasks      | elapsed:    0.0s</w:t>
+      </w:r>
+    </w:p>
+    <w:p>
+      <w:r>
+        <w:t>[Parallel(</w:t>
+      </w:r>
+      <w:proofErr w:type="spellStart"/>
+      <w:r>
+        <w:t>n_jobs</w:t>
+      </w:r>
+      <w:proofErr w:type="spellEnd"/>
+      <w:r>
+        <w:t>=12)]: Done 100 out of 100 | elapsed:    0.3s finished</w:t>
+      </w:r>
+    </w:p>
+    <w:p>
+      <w:r>
+        <w:t>2026-04-02 16:57:51,813 | INFO | Cross-eval on Batch 1 [Tuesday-WorkingHours.pcap_ISCX.csv]: accuracy = 0.9690</w:t>
+      </w:r>
+    </w:p>
+    <w:p>
+      <w:r>
+        <w:lastRenderedPageBreak/>
+        <w:t>[Parallel(</w:t>
+      </w:r>
+      <w:proofErr w:type="spellStart"/>
+      <w:r>
+        <w:t>n_jobs</w:t>
+      </w:r>
+      <w:proofErr w:type="spellEnd"/>
+      <w:r>
+        <w:t xml:space="preserve">=12)]: Using backend </w:t>
+      </w:r>
+      <w:proofErr w:type="spellStart"/>
+      <w:r>
+        <w:t>ThreadingBackend</w:t>
+      </w:r>
+      <w:proofErr w:type="spellEnd"/>
+      <w:r>
+        <w:t xml:space="preserve"> with 12 concurrent workers.</w:t>
+      </w:r>
+    </w:p>
+    <w:p>
+      <w:r>
+        <w:t>[Parallel(</w:t>
+      </w:r>
+      <w:proofErr w:type="spellStart"/>
+      <w:r>
+        <w:t>n_jobs</w:t>
+      </w:r>
+      <w:proofErr w:type="spellEnd"/>
+      <w:r>
+        <w:t>=12)]: Done  26 tasks      | elapsed:    0.1s</w:t>
+      </w:r>
+    </w:p>
+    <w:p>
+      <w:r>
+        <w:t>[Parallel(</w:t>
+      </w:r>
+      <w:proofErr w:type="spellStart"/>
+      <w:r>
+        <w:t>n_jobs</w:t>
+      </w:r>
+      <w:proofErr w:type="spellEnd"/>
+      <w:r>
+        <w:t>=12)]: Done 100 out of 100 | elapsed:    0.6s finished</w:t>
+      </w:r>
+    </w:p>
+    <w:p>
+      <w:r>
+        <w:t>2026-04-02 16:57:52,975 | INFO | Cross-eval on Batch 2 [Wednesday-workingHours.pcap_ISCX.csv]: accuracy = 0.6359</w:t>
+      </w:r>
+    </w:p>
+    <w:p>
+      <w:r>
+        <w:t>[Parallel(</w:t>
+      </w:r>
+      <w:proofErr w:type="spellStart"/>
+      <w:r>
+        <w:t>n_jobs</w:t>
+      </w:r>
+      <w:proofErr w:type="spellEnd"/>
+      <w:r>
+        <w:t xml:space="preserve">=12)]: Using backend </w:t>
+      </w:r>
+      <w:proofErr w:type="spellStart"/>
+      <w:r>
+        <w:t>ThreadingBackend</w:t>
+      </w:r>
+      <w:proofErr w:type="spellEnd"/>
+      <w:r>
+        <w:t xml:space="preserve"> with 12 concurrent workers.</w:t>
+      </w:r>
+    </w:p>
+    <w:p>
+      <w:r>
+        <w:t>[Parallel(</w:t>
+      </w:r>
+      <w:proofErr w:type="spellStart"/>
+      <w:r>
+        <w:t>n_jobs</w:t>
+      </w:r>
+      <w:proofErr w:type="spellEnd"/>
+      <w:r>
+        <w:t>=12)]: Done  26 tasks      | elapsed:    0.0s</w:t>
+      </w:r>
+    </w:p>
+    <w:p>
+      <w:r>
+        <w:t>[Parallel(</w:t>
+      </w:r>
+      <w:proofErr w:type="spellStart"/>
+      <w:r>
+        <w:t>n_jobs</w:t>
+      </w:r>
+      <w:proofErr w:type="spellEnd"/>
+      <w:r>
+        <w:t>=12)]: Done 100 out of 100 | elapsed:    0.2s finished</w:t>
+      </w:r>
+    </w:p>
+    <w:p>
+      <w:r>
+        <w:t>2026-04-02 16:57:53,403 | INFO | Cross-eval on Batch 3 [Thursday-WorkingHours-Morning-WebAttacks.pcap_ISCX.csv]: accuracy = 0.9872</w:t>
+      </w:r>
+    </w:p>
+    <w:p>
+      <w:r>
+        <w:t>[Parallel(</w:t>
+      </w:r>
+      <w:proofErr w:type="spellStart"/>
+      <w:r>
+        <w:t>n_jobs</w:t>
+      </w:r>
+      <w:proofErr w:type="spellEnd"/>
+      <w:r>
+        <w:t xml:space="preserve">=12)]: Using backend </w:t>
+      </w:r>
+      <w:proofErr w:type="spellStart"/>
+      <w:r>
+        <w:t>ThreadingBackend</w:t>
+      </w:r>
+      <w:proofErr w:type="spellEnd"/>
+      <w:r>
+        <w:t xml:space="preserve"> with 12 concurrent workers.</w:t>
+      </w:r>
+    </w:p>
+    <w:p>
+      <w:r>
+        <w:t>[Parallel(</w:t>
+      </w:r>
+      <w:proofErr w:type="spellStart"/>
+      <w:r>
+        <w:t>n_jobs</w:t>
+      </w:r>
+      <w:proofErr w:type="spellEnd"/>
+      <w:r>
+        <w:t>=12)]: Done  26 tasks      | elapsed:    0.0s</w:t>
+      </w:r>
+    </w:p>
+    <w:p>
+      <w:r>
+        <w:t>[Parallel(</w:t>
+      </w:r>
+      <w:proofErr w:type="spellStart"/>
+      <w:r>
+        <w:t>n_jobs</w:t>
+      </w:r>
+      <w:proofErr w:type="spellEnd"/>
+      <w:r>
+        <w:t>=12)]: Done 100 out of 100 | elapsed:    0.2s finished</w:t>
+      </w:r>
+    </w:p>
+    <w:p>
+      <w:r>
+        <w:t>2026-04-02 16:57:53,943 | INFO | Cross-eval on Batch 4 [Thursday-WorkingHours-Afternoon-Infilteration.pcap_ISCX.csv]: accuracy = 0.9999</w:t>
+      </w:r>
+    </w:p>
+    <w:p>
+      <w:r>
+        <w:t>[Parallel(</w:t>
+      </w:r>
+      <w:proofErr w:type="spellStart"/>
+      <w:r>
+        <w:t>n_jobs</w:t>
+      </w:r>
+      <w:proofErr w:type="spellEnd"/>
+      <w:r>
+        <w:t xml:space="preserve">=12)]: Using backend </w:t>
+      </w:r>
+      <w:proofErr w:type="spellStart"/>
+      <w:r>
+        <w:t>ThreadingBackend</w:t>
+      </w:r>
+      <w:proofErr w:type="spellEnd"/>
+      <w:r>
+        <w:t xml:space="preserve"> with 12 concurrent workers.</w:t>
+      </w:r>
+    </w:p>
+    <w:p>
+      <w:r>
+        <w:t>[Parallel(</w:t>
+      </w:r>
+      <w:proofErr w:type="spellStart"/>
+      <w:r>
+        <w:t>n_jobs</w:t>
+      </w:r>
+      <w:proofErr w:type="spellEnd"/>
+      <w:r>
+        <w:t>=12)]: Done  26 tasks      | elapsed:    0.0s</w:t>
+      </w:r>
+    </w:p>
+    <w:p>
+      <w:r>
+        <w:t>[Parallel(</w:t>
+      </w:r>
+      <w:proofErr w:type="spellStart"/>
+      <w:r>
+        <w:t>n_jobs</w:t>
+      </w:r>
+      <w:proofErr w:type="spellEnd"/>
+      <w:r>
+        <w:t>=12)]: Done 100 out of 100 | elapsed:    0.2s finished</w:t>
+      </w:r>
+    </w:p>
+    <w:p>
+      <w:r>
+        <w:t>2026-04-02 16:57:54,371 | INFO | Cross-eval on Batch 5 [Friday-WorkingHours-Morning.pcap_ISCX.csv]: accuracy = 0.9898</w:t>
+      </w:r>
+    </w:p>
+    <w:p>
+      <w:r>
+        <w:t>[Parallel(</w:t>
+      </w:r>
+      <w:proofErr w:type="spellStart"/>
+      <w:r>
+        <w:t>n_jobs</w:t>
+      </w:r>
+      <w:proofErr w:type="spellEnd"/>
+      <w:r>
+        <w:t xml:space="preserve">=12)]: Using backend </w:t>
+      </w:r>
+      <w:proofErr w:type="spellStart"/>
+      <w:r>
+        <w:t>ThreadingBackend</w:t>
+      </w:r>
+      <w:proofErr w:type="spellEnd"/>
+      <w:r>
+        <w:t xml:space="preserve"> with 12 concurrent workers.</w:t>
+      </w:r>
+    </w:p>
+    <w:p>
+      <w:r>
+        <w:t>[Parallel(</w:t>
+      </w:r>
+      <w:proofErr w:type="spellStart"/>
+      <w:r>
+        <w:t>n_jobs</w:t>
+      </w:r>
+      <w:proofErr w:type="spellEnd"/>
+      <w:r>
+        <w:t>=12)]: Done  26 tasks      | elapsed:    0.0s</w:t>
+      </w:r>
+    </w:p>
+    <w:p>
+      <w:r>
+        <w:t>[Parallel(</w:t>
+      </w:r>
+      <w:proofErr w:type="spellStart"/>
+      <w:r>
+        <w:t>n_jobs</w:t>
+      </w:r>
+      <w:proofErr w:type="spellEnd"/>
+      <w:r>
+        <w:t>=12)]: Done 100 out of 100 | elapsed:    0.2s finished</w:t>
+      </w:r>
+    </w:p>
+    <w:p>
+      <w:r>
+        <w:t>2026-04-02 16:57:55,031 | INFO | Cross-eval on Batch 6 [Friday-WorkingHours-Afternoon-PortScan.pcap_ISCX.csv]: accuracy = 0.4449</w:t>
+      </w:r>
+    </w:p>
+    <w:p>
+      <w:r>
+        <w:t>[Parallel(</w:t>
+      </w:r>
+      <w:proofErr w:type="spellStart"/>
+      <w:r>
+        <w:t>n_jobs</w:t>
+      </w:r>
+      <w:proofErr w:type="spellEnd"/>
+      <w:r>
+        <w:t xml:space="preserve">=12)]: Using backend </w:t>
+      </w:r>
+      <w:proofErr w:type="spellStart"/>
+      <w:r>
+        <w:t>ThreadingBackend</w:t>
+      </w:r>
+      <w:proofErr w:type="spellEnd"/>
+      <w:r>
+        <w:t xml:space="preserve"> with 12 concurrent workers.</w:t>
+      </w:r>
+    </w:p>
+    <w:p>
+      <w:r>
+        <w:t>[Parallel(</w:t>
+      </w:r>
+      <w:proofErr w:type="spellStart"/>
+      <w:r>
+        <w:t>n_jobs</w:t>
+      </w:r>
+      <w:proofErr w:type="spellEnd"/>
+      <w:r>
+        <w:t>=12)]: Done  26 tasks      | elapsed:    0.0s</w:t>
+      </w:r>
+    </w:p>
+    <w:p>
+      <w:r>
+        <w:t>[Parallel(</w:t>
+      </w:r>
+      <w:proofErr w:type="spellStart"/>
+      <w:r>
+        <w:t>n_jobs</w:t>
+      </w:r>
+      <w:proofErr w:type="spellEnd"/>
+      <w:r>
+        <w:t>=12)]: Done 100 out of 100 | elapsed:    0.2s finished</w:t>
+      </w:r>
+    </w:p>
+    <w:p>
+      <w:r>
+        <w:t>2026-04-02 16:57:55,516 | INFO | Cross-eval on Batch 7 [Friday-WorkingHours-Afternoon-DDos.pcap_ISCX.csv]: accuracy = 0.4328</w:t>
+      </w:r>
+    </w:p>
+    <w:p>
+      <w:r>
+        <w:t>2026-04-02 16:57:55,520 | INFO | Cross-eval results saved -&gt; D:\MUJ\Projects\data-drift-prediction-in-ml-models\artifacts\reports\cross_eval_accuracy.json</w:t>
+      </w:r>
+    </w:p>
+    <w:p>
+      <w:r>
+        <w:t>2026-04-02 16:57:55,520 | INFO |</w:t>
+      </w:r>
+    </w:p>
+    <w:p>
+      <w:r>
+        <w:lastRenderedPageBreak/>
+        <w:t>=== SUMMARY ===</w:t>
+      </w:r>
+    </w:p>
+    <w:p>
+      <w:r>
+        <w:t>2026-04-02 16:57:55,521 | INFO | Batch                                                     Accuracy Note</w:t>
+      </w:r>
+    </w:p>
+    <w:p>
+      <w:r>
+        <w:t>2026-04-02 16:57:55,522 | INFO | -------------------------------------------------------------------------------------</w:t>
+      </w:r>
+    </w:p>
+    <w:p>
+      <w:r>
+        <w:t>2026-04-02 16:57:55,522 | INFO | Monday-WorkingHours.pcap_ISCX.csv                           1.0000  same distribution (upper bound)</w:t>
+      </w:r>
+    </w:p>
+    <w:p>
+      <w:r>
+        <w:t>2026-04-02 16:57:55,523 | INFO | Tuesday-WorkingHours.pcap_ISCX.csv                          0.9690  cross-dataset (drift scenario)</w:t>
+      </w:r>
+    </w:p>
+    <w:p>
+      <w:r>
+        <w:t>2026-04-02 16:57:55,523 | INFO | Wednesday-workingHours.pcap_ISCX.csv                        0.6359  cross-dataset (drift scenario)</w:t>
+      </w:r>
+    </w:p>
+    <w:p>
+      <w:r>
+        <w:t>2026-04-02 16:57:55,524 | INFO | Thursday-WorkingHours-Morning-WebAttacks.pcap_ISCX.csv      0.9872  cross-dataset (drift scenario)</w:t>
+      </w:r>
+    </w:p>
+    <w:p>
+      <w:r>
+        <w:t>2026-04-02 16:57:55,524 | INFO | Thursday-WorkingHours-Afternoon-Infilteration.pcap_ISCX.csv     0.9999  cross-dataset (drift scenario)</w:t>
+      </w:r>
+    </w:p>
+    <w:p>
+      <w:r>
+        <w:t>2026-04-02 16:57:55,525 | INFO | Friday-WorkingHours-Morning.pcap_ISCX.csv                   0.9898  cross-dataset (drift scenario)</w:t>
+      </w:r>
+    </w:p>
+    <w:p>
+      <w:r>
+        <w:t>2026-04-02 16:57:55,525 | INFO | Friday-WorkingHours-Afternoon-PortScan.pcap_ISCX.csv        0.4449  cross-dataset (drift scenario)</w:t>
+      </w:r>
+    </w:p>
+    <w:p>
+      <w:r>
+        <w:t>2026-04-02 16:57:55,526 | INFO | Friday-WorkingHours-Afternoon-DDos.pcap_ISCX.csv            0.4328  cross-dataset (drift scenario)</w:t>
+      </w:r>
+    </w:p>
+    <w:p>
+      <w:r>
+        <w:t>2026-04-02 16:57:55,526 | INFO |</w:t>
+      </w:r>
+    </w:p>
+    <w:p>
+      <w:r>
+        <w:t>Drift scores saved to artifacts/reports/</w:t>
+      </w:r>
+      <w:proofErr w:type="spellStart"/>
+      <w:r>
+        <w:t>drift_scores.json</w:t>
+      </w:r>
+      <w:proofErr w:type="spellEnd"/>
+    </w:p>
+    <w:p>
+      <w:r>
+        <w:t>2026-04-02 16:57:55,526 | INFO | Accuracy results saved to artifacts/reports/</w:t>
+      </w:r>
+      <w:proofErr w:type="spellStart"/>
+      <w:r>
+        <w:t>cross_eval_accuracy.json</w:t>
+      </w:r>
+      <w:proofErr w:type="spellEnd"/>
+    </w:p>
+    <w:p>
+      <w:r>
+        <w:t>2026-04-02 16:57:55,527 | INFO | === Drift Experiment Complete ===</w:t>
+      </w:r>
+    </w:p>
+    <w:p>
+      <w:r>
+        <w:t>PS D:\MUJ\Projects\data-drift-prediction-in-ml-models\src&gt;</w:t>
       </w:r>
     </w:p>
     <w:sectPr>
@@ -2037,6 +7764,1758 @@
 <file path=word/numbering.xml><?xml version="1.0" encoding="utf-8"?>
 <w:numbering xmlns:wpc="http://schemas.microsoft.com/office/word/2010/wordprocessingCanvas" xmlns:cx="http://schemas.microsoft.com/office/drawing/2014/chartex" xmlns:cx1="http://schemas.microsoft.com/office/drawing/2015/9/8/chartex" xmlns:cx2="http://schemas.microsoft.com/office/drawing/2015/10/21/chartex" xmlns:cx3="http://schemas.microsoft.com/office/drawing/2016/5/9/chartex" xmlns:cx4="http://schemas.microsoft.com/office/drawing/2016/5/10/chartex" xmlns:cx5="http://schemas.microsoft.com/office/drawing/2016/5/11/chartex" xmlns:cx6="http://schemas.microsoft.com/office/drawing/2016/5/12/chartex" xmlns:cx7="http://schemas.microsoft.com/office/drawing/2016/5/13/chartex" xmlns:cx8="http://schemas.microsoft.com/office/drawing/2016/5/14/chartex" xmlns:mc="http://schemas.openxmlformats.org/markup-compatibility/2006" xmlns:aink="http://schemas.microsoft.com/office/drawing/2016/ink" xmlns:am3d="http://schemas.microsoft.com/office/drawing/2017/model3d" xmlns:o="urn:schemas-microsoft-com:office:office" xmlns:oel="http://schemas.microsoft.com/office/2019/extlst" xmlns:r="http://schemas.openxmlformats.org/officeDocument/2006/relationships" xmlns:m="http://schemas.openxmlformats.org/officeDocument/2006/math" xmlns:v="urn:schemas-microsoft-com:vml" xmlns:wp14="http://schemas.microsoft.com/office/word/2010/wordprocessingDrawing" xmlns:wp="http://schemas.openxmlformats.org/drawingml/2006/wordprocessingDrawing" xmlns:w10="urn:schemas-microsoft-com:office:word" xmlns:w="http://schemas.openxmlformats.org/wordprocessingml/2006/main" xmlns:w14="http://schemas.microsoft.com/office/word/2010/wordml" xmlns:w15="http://schemas.microsoft.com/office/word/2012/wordml" xmlns:w16cex="http://schemas.microsoft.com/office/word/2018/wordml/cex" xmlns:w16cid="http://schemas.microsoft.com/office/word/2016/wordml/cid" xmlns:w16="http://schemas.microsoft.com/office/word/2018/wordml" xmlns:w16du="http://schemas.microsoft.com/office/word/2023/wordml/word16du" xmlns:w16sdtdh="http://schemas.microsoft.com/office/word/2020/wordml/sdtdatahash" xmlns:w16sdtfl="http://schemas.microsoft.com/office/word/2024/wordml/sdtformatlock" xmlns:w16se="http://schemas.microsoft.com/office/word/2015/wordml/symex" xmlns:wpg="http://schemas.microsoft.com/office/word/2010/wordprocessingGroup" xmlns:wpi="http://schemas.microsoft.com/office/word/2010/wordprocessingInk" xmlns:wne="http://schemas.microsoft.com/office/word/2006/wordml" xmlns:wps="http://schemas.microsoft.com/office/word/2010/wordprocessingShape" mc:Ignorable="w14 w15 w16se w16cid w16 w16cex w16sdtdh w16sdtfl w16du wp14">
   <w:abstractNum w:abstractNumId="0" w15:restartNumberingAfterBreak="0">
+    <w:nsid w:val="0B8C3010"/>
+    <w:multiLevelType w:val="multilevel"/>
+    <w:tmpl w:val="0AA81274"/>
+    <w:lvl w:ilvl="0">
+      <w:start w:val="1"/>
+      <w:numFmt w:val="bullet"/>
+      <w:lvlText w:val=""/>
+      <w:lvlJc w:val="left"/>
+      <w:pPr>
+        <w:tabs>
+          <w:tab w:val="num" w:pos="720"/>
+        </w:tabs>
+        <w:ind w:left="720" w:hanging="360"/>
+      </w:pPr>
+      <w:rPr>
+        <w:rFonts w:ascii="Symbol" w:hAnsi="Symbol" w:hint="default"/>
+        <w:sz w:val="20"/>
+      </w:rPr>
+    </w:lvl>
+    <w:lvl w:ilvl="1" w:tentative="1">
+      <w:start w:val="1"/>
+      <w:numFmt w:val="bullet"/>
+      <w:lvlText w:val="o"/>
+      <w:lvlJc w:val="left"/>
+      <w:pPr>
+        <w:tabs>
+          <w:tab w:val="num" w:pos="1440"/>
+        </w:tabs>
+        <w:ind w:left="1440" w:hanging="360"/>
+      </w:pPr>
+      <w:rPr>
+        <w:rFonts w:ascii="Courier New" w:hAnsi="Courier New" w:hint="default"/>
+        <w:sz w:val="20"/>
+      </w:rPr>
+    </w:lvl>
+    <w:lvl w:ilvl="2" w:tentative="1">
+      <w:start w:val="1"/>
+      <w:numFmt w:val="bullet"/>
+      <w:lvlText w:val=""/>
+      <w:lvlJc w:val="left"/>
+      <w:pPr>
+        <w:tabs>
+          <w:tab w:val="num" w:pos="2160"/>
+        </w:tabs>
+        <w:ind w:left="2160" w:hanging="360"/>
+      </w:pPr>
+      <w:rPr>
+        <w:rFonts w:ascii="Wingdings" w:hAnsi="Wingdings" w:hint="default"/>
+        <w:sz w:val="20"/>
+      </w:rPr>
+    </w:lvl>
+    <w:lvl w:ilvl="3" w:tentative="1">
+      <w:start w:val="1"/>
+      <w:numFmt w:val="bullet"/>
+      <w:lvlText w:val=""/>
+      <w:lvlJc w:val="left"/>
+      <w:pPr>
+        <w:tabs>
+          <w:tab w:val="num" w:pos="2880"/>
+        </w:tabs>
+        <w:ind w:left="2880" w:hanging="360"/>
+      </w:pPr>
+      <w:rPr>
+        <w:rFonts w:ascii="Wingdings" w:hAnsi="Wingdings" w:hint="default"/>
+        <w:sz w:val="20"/>
+      </w:rPr>
+    </w:lvl>
+    <w:lvl w:ilvl="4" w:tentative="1">
+      <w:start w:val="1"/>
+      <w:numFmt w:val="bullet"/>
+      <w:lvlText w:val=""/>
+      <w:lvlJc w:val="left"/>
+      <w:pPr>
+        <w:tabs>
+          <w:tab w:val="num" w:pos="3600"/>
+        </w:tabs>
+        <w:ind w:left="3600" w:hanging="360"/>
+      </w:pPr>
+      <w:rPr>
+        <w:rFonts w:ascii="Wingdings" w:hAnsi="Wingdings" w:hint="default"/>
+        <w:sz w:val="20"/>
+      </w:rPr>
+    </w:lvl>
+    <w:lvl w:ilvl="5" w:tentative="1">
+      <w:start w:val="1"/>
+      <w:numFmt w:val="bullet"/>
+      <w:lvlText w:val=""/>
+      <w:lvlJc w:val="left"/>
+      <w:pPr>
+        <w:tabs>
+          <w:tab w:val="num" w:pos="4320"/>
+        </w:tabs>
+        <w:ind w:left="4320" w:hanging="360"/>
+      </w:pPr>
+      <w:rPr>
+        <w:rFonts w:ascii="Wingdings" w:hAnsi="Wingdings" w:hint="default"/>
+        <w:sz w:val="20"/>
+      </w:rPr>
+    </w:lvl>
+    <w:lvl w:ilvl="6" w:tentative="1">
+      <w:start w:val="1"/>
+      <w:numFmt w:val="bullet"/>
+      <w:lvlText w:val=""/>
+      <w:lvlJc w:val="left"/>
+      <w:pPr>
+        <w:tabs>
+          <w:tab w:val="num" w:pos="5040"/>
+        </w:tabs>
+        <w:ind w:left="5040" w:hanging="360"/>
+      </w:pPr>
+      <w:rPr>
+        <w:rFonts w:ascii="Wingdings" w:hAnsi="Wingdings" w:hint="default"/>
+        <w:sz w:val="20"/>
+      </w:rPr>
+    </w:lvl>
+    <w:lvl w:ilvl="7" w:tentative="1">
+      <w:start w:val="1"/>
+      <w:numFmt w:val="bullet"/>
+      <w:lvlText w:val=""/>
+      <w:lvlJc w:val="left"/>
+      <w:pPr>
+        <w:tabs>
+          <w:tab w:val="num" w:pos="5760"/>
+        </w:tabs>
+        <w:ind w:left="5760" w:hanging="360"/>
+      </w:pPr>
+      <w:rPr>
+        <w:rFonts w:ascii="Wingdings" w:hAnsi="Wingdings" w:hint="default"/>
+        <w:sz w:val="20"/>
+      </w:rPr>
+    </w:lvl>
+    <w:lvl w:ilvl="8" w:tentative="1">
+      <w:start w:val="1"/>
+      <w:numFmt w:val="bullet"/>
+      <w:lvlText w:val=""/>
+      <w:lvlJc w:val="left"/>
+      <w:pPr>
+        <w:tabs>
+          <w:tab w:val="num" w:pos="6480"/>
+        </w:tabs>
+        <w:ind w:left="6480" w:hanging="360"/>
+      </w:pPr>
+      <w:rPr>
+        <w:rFonts w:ascii="Wingdings" w:hAnsi="Wingdings" w:hint="default"/>
+        <w:sz w:val="20"/>
+      </w:rPr>
+    </w:lvl>
+  </w:abstractNum>
+  <w:abstractNum w:abstractNumId="1" w15:restartNumberingAfterBreak="0">
+    <w:nsid w:val="0CE01F16"/>
+    <w:multiLevelType w:val="multilevel"/>
+    <w:tmpl w:val="ADA2D0A8"/>
+    <w:lvl w:ilvl="0">
+      <w:start w:val="1"/>
+      <w:numFmt w:val="bullet"/>
+      <w:lvlText w:val=""/>
+      <w:lvlJc w:val="left"/>
+      <w:pPr>
+        <w:tabs>
+          <w:tab w:val="num" w:pos="720"/>
+        </w:tabs>
+        <w:ind w:left="720" w:hanging="360"/>
+      </w:pPr>
+      <w:rPr>
+        <w:rFonts w:ascii="Symbol" w:hAnsi="Symbol" w:hint="default"/>
+        <w:sz w:val="20"/>
+      </w:rPr>
+    </w:lvl>
+    <w:lvl w:ilvl="1" w:tentative="1">
+      <w:start w:val="1"/>
+      <w:numFmt w:val="bullet"/>
+      <w:lvlText w:val="o"/>
+      <w:lvlJc w:val="left"/>
+      <w:pPr>
+        <w:tabs>
+          <w:tab w:val="num" w:pos="1440"/>
+        </w:tabs>
+        <w:ind w:left="1440" w:hanging="360"/>
+      </w:pPr>
+      <w:rPr>
+        <w:rFonts w:ascii="Courier New" w:hAnsi="Courier New" w:hint="default"/>
+        <w:sz w:val="20"/>
+      </w:rPr>
+    </w:lvl>
+    <w:lvl w:ilvl="2" w:tentative="1">
+      <w:start w:val="1"/>
+      <w:numFmt w:val="bullet"/>
+      <w:lvlText w:val=""/>
+      <w:lvlJc w:val="left"/>
+      <w:pPr>
+        <w:tabs>
+          <w:tab w:val="num" w:pos="2160"/>
+        </w:tabs>
+        <w:ind w:left="2160" w:hanging="360"/>
+      </w:pPr>
+      <w:rPr>
+        <w:rFonts w:ascii="Wingdings" w:hAnsi="Wingdings" w:hint="default"/>
+        <w:sz w:val="20"/>
+      </w:rPr>
+    </w:lvl>
+    <w:lvl w:ilvl="3" w:tentative="1">
+      <w:start w:val="1"/>
+      <w:numFmt w:val="bullet"/>
+      <w:lvlText w:val=""/>
+      <w:lvlJc w:val="left"/>
+      <w:pPr>
+        <w:tabs>
+          <w:tab w:val="num" w:pos="2880"/>
+        </w:tabs>
+        <w:ind w:left="2880" w:hanging="360"/>
+      </w:pPr>
+      <w:rPr>
+        <w:rFonts w:ascii="Wingdings" w:hAnsi="Wingdings" w:hint="default"/>
+        <w:sz w:val="20"/>
+      </w:rPr>
+    </w:lvl>
+    <w:lvl w:ilvl="4" w:tentative="1">
+      <w:start w:val="1"/>
+      <w:numFmt w:val="bullet"/>
+      <w:lvlText w:val=""/>
+      <w:lvlJc w:val="left"/>
+      <w:pPr>
+        <w:tabs>
+          <w:tab w:val="num" w:pos="3600"/>
+        </w:tabs>
+        <w:ind w:left="3600" w:hanging="360"/>
+      </w:pPr>
+      <w:rPr>
+        <w:rFonts w:ascii="Wingdings" w:hAnsi="Wingdings" w:hint="default"/>
+        <w:sz w:val="20"/>
+      </w:rPr>
+    </w:lvl>
+    <w:lvl w:ilvl="5" w:tentative="1">
+      <w:start w:val="1"/>
+      <w:numFmt w:val="bullet"/>
+      <w:lvlText w:val=""/>
+      <w:lvlJc w:val="left"/>
+      <w:pPr>
+        <w:tabs>
+          <w:tab w:val="num" w:pos="4320"/>
+        </w:tabs>
+        <w:ind w:left="4320" w:hanging="360"/>
+      </w:pPr>
+      <w:rPr>
+        <w:rFonts w:ascii="Wingdings" w:hAnsi="Wingdings" w:hint="default"/>
+        <w:sz w:val="20"/>
+      </w:rPr>
+    </w:lvl>
+    <w:lvl w:ilvl="6" w:tentative="1">
+      <w:start w:val="1"/>
+      <w:numFmt w:val="bullet"/>
+      <w:lvlText w:val=""/>
+      <w:lvlJc w:val="left"/>
+      <w:pPr>
+        <w:tabs>
+          <w:tab w:val="num" w:pos="5040"/>
+        </w:tabs>
+        <w:ind w:left="5040" w:hanging="360"/>
+      </w:pPr>
+      <w:rPr>
+        <w:rFonts w:ascii="Wingdings" w:hAnsi="Wingdings" w:hint="default"/>
+        <w:sz w:val="20"/>
+      </w:rPr>
+    </w:lvl>
+    <w:lvl w:ilvl="7" w:tentative="1">
+      <w:start w:val="1"/>
+      <w:numFmt w:val="bullet"/>
+      <w:lvlText w:val=""/>
+      <w:lvlJc w:val="left"/>
+      <w:pPr>
+        <w:tabs>
+          <w:tab w:val="num" w:pos="5760"/>
+        </w:tabs>
+        <w:ind w:left="5760" w:hanging="360"/>
+      </w:pPr>
+      <w:rPr>
+        <w:rFonts w:ascii="Wingdings" w:hAnsi="Wingdings" w:hint="default"/>
+        <w:sz w:val="20"/>
+      </w:rPr>
+    </w:lvl>
+    <w:lvl w:ilvl="8" w:tentative="1">
+      <w:start w:val="1"/>
+      <w:numFmt w:val="bullet"/>
+      <w:lvlText w:val=""/>
+      <w:lvlJc w:val="left"/>
+      <w:pPr>
+        <w:tabs>
+          <w:tab w:val="num" w:pos="6480"/>
+        </w:tabs>
+        <w:ind w:left="6480" w:hanging="360"/>
+      </w:pPr>
+      <w:rPr>
+        <w:rFonts w:ascii="Wingdings" w:hAnsi="Wingdings" w:hint="default"/>
+        <w:sz w:val="20"/>
+      </w:rPr>
+    </w:lvl>
+  </w:abstractNum>
+  <w:abstractNum w:abstractNumId="2" w15:restartNumberingAfterBreak="0">
+    <w:nsid w:val="21C53BF8"/>
+    <w:multiLevelType w:val="multilevel"/>
+    <w:tmpl w:val="C4A0A1C0"/>
+    <w:lvl w:ilvl="0">
+      <w:start w:val="1"/>
+      <w:numFmt w:val="bullet"/>
+      <w:lvlText w:val=""/>
+      <w:lvlJc w:val="left"/>
+      <w:pPr>
+        <w:tabs>
+          <w:tab w:val="num" w:pos="720"/>
+        </w:tabs>
+        <w:ind w:left="720" w:hanging="360"/>
+      </w:pPr>
+      <w:rPr>
+        <w:rFonts w:ascii="Symbol" w:hAnsi="Symbol" w:hint="default"/>
+        <w:sz w:val="20"/>
+      </w:rPr>
+    </w:lvl>
+    <w:lvl w:ilvl="1">
+      <w:start w:val="1"/>
+      <w:numFmt w:val="bullet"/>
+      <w:lvlText w:val="o"/>
+      <w:lvlJc w:val="left"/>
+      <w:pPr>
+        <w:tabs>
+          <w:tab w:val="num" w:pos="1440"/>
+        </w:tabs>
+        <w:ind w:left="1440" w:hanging="360"/>
+      </w:pPr>
+      <w:rPr>
+        <w:rFonts w:ascii="Courier New" w:hAnsi="Courier New" w:hint="default"/>
+        <w:sz w:val="20"/>
+      </w:rPr>
+    </w:lvl>
+    <w:lvl w:ilvl="2" w:tentative="1">
+      <w:start w:val="1"/>
+      <w:numFmt w:val="bullet"/>
+      <w:lvlText w:val=""/>
+      <w:lvlJc w:val="left"/>
+      <w:pPr>
+        <w:tabs>
+          <w:tab w:val="num" w:pos="2160"/>
+        </w:tabs>
+        <w:ind w:left="2160" w:hanging="360"/>
+      </w:pPr>
+      <w:rPr>
+        <w:rFonts w:ascii="Wingdings" w:hAnsi="Wingdings" w:hint="default"/>
+        <w:sz w:val="20"/>
+      </w:rPr>
+    </w:lvl>
+    <w:lvl w:ilvl="3" w:tentative="1">
+      <w:start w:val="1"/>
+      <w:numFmt w:val="bullet"/>
+      <w:lvlText w:val=""/>
+      <w:lvlJc w:val="left"/>
+      <w:pPr>
+        <w:tabs>
+          <w:tab w:val="num" w:pos="2880"/>
+        </w:tabs>
+        <w:ind w:left="2880" w:hanging="360"/>
+      </w:pPr>
+      <w:rPr>
+        <w:rFonts w:ascii="Wingdings" w:hAnsi="Wingdings" w:hint="default"/>
+        <w:sz w:val="20"/>
+      </w:rPr>
+    </w:lvl>
+    <w:lvl w:ilvl="4" w:tentative="1">
+      <w:start w:val="1"/>
+      <w:numFmt w:val="bullet"/>
+      <w:lvlText w:val=""/>
+      <w:lvlJc w:val="left"/>
+      <w:pPr>
+        <w:tabs>
+          <w:tab w:val="num" w:pos="3600"/>
+        </w:tabs>
+        <w:ind w:left="3600" w:hanging="360"/>
+      </w:pPr>
+      <w:rPr>
+        <w:rFonts w:ascii="Wingdings" w:hAnsi="Wingdings" w:hint="default"/>
+        <w:sz w:val="20"/>
+      </w:rPr>
+    </w:lvl>
+    <w:lvl w:ilvl="5" w:tentative="1">
+      <w:start w:val="1"/>
+      <w:numFmt w:val="bullet"/>
+      <w:lvlText w:val=""/>
+      <w:lvlJc w:val="left"/>
+      <w:pPr>
+        <w:tabs>
+          <w:tab w:val="num" w:pos="4320"/>
+        </w:tabs>
+        <w:ind w:left="4320" w:hanging="360"/>
+      </w:pPr>
+      <w:rPr>
+        <w:rFonts w:ascii="Wingdings" w:hAnsi="Wingdings" w:hint="default"/>
+        <w:sz w:val="20"/>
+      </w:rPr>
+    </w:lvl>
+    <w:lvl w:ilvl="6" w:tentative="1">
+      <w:start w:val="1"/>
+      <w:numFmt w:val="bullet"/>
+      <w:lvlText w:val=""/>
+      <w:lvlJc w:val="left"/>
+      <w:pPr>
+        <w:tabs>
+          <w:tab w:val="num" w:pos="5040"/>
+        </w:tabs>
+        <w:ind w:left="5040" w:hanging="360"/>
+      </w:pPr>
+      <w:rPr>
+        <w:rFonts w:ascii="Wingdings" w:hAnsi="Wingdings" w:hint="default"/>
+        <w:sz w:val="20"/>
+      </w:rPr>
+    </w:lvl>
+    <w:lvl w:ilvl="7" w:tentative="1">
+      <w:start w:val="1"/>
+      <w:numFmt w:val="bullet"/>
+      <w:lvlText w:val=""/>
+      <w:lvlJc w:val="left"/>
+      <w:pPr>
+        <w:tabs>
+          <w:tab w:val="num" w:pos="5760"/>
+        </w:tabs>
+        <w:ind w:left="5760" w:hanging="360"/>
+      </w:pPr>
+      <w:rPr>
+        <w:rFonts w:ascii="Wingdings" w:hAnsi="Wingdings" w:hint="default"/>
+        <w:sz w:val="20"/>
+      </w:rPr>
+    </w:lvl>
+    <w:lvl w:ilvl="8" w:tentative="1">
+      <w:start w:val="1"/>
+      <w:numFmt w:val="bullet"/>
+      <w:lvlText w:val=""/>
+      <w:lvlJc w:val="left"/>
+      <w:pPr>
+        <w:tabs>
+          <w:tab w:val="num" w:pos="6480"/>
+        </w:tabs>
+        <w:ind w:left="6480" w:hanging="360"/>
+      </w:pPr>
+      <w:rPr>
+        <w:rFonts w:ascii="Wingdings" w:hAnsi="Wingdings" w:hint="default"/>
+        <w:sz w:val="20"/>
+      </w:rPr>
+    </w:lvl>
+  </w:abstractNum>
+  <w:abstractNum w:abstractNumId="3" w15:restartNumberingAfterBreak="0">
+    <w:nsid w:val="22431438"/>
+    <w:multiLevelType w:val="multilevel"/>
+    <w:tmpl w:val="DADE39DC"/>
+    <w:lvl w:ilvl="0">
+      <w:start w:val="1"/>
+      <w:numFmt w:val="bullet"/>
+      <w:lvlText w:val=""/>
+      <w:lvlJc w:val="left"/>
+      <w:pPr>
+        <w:tabs>
+          <w:tab w:val="num" w:pos="720"/>
+        </w:tabs>
+        <w:ind w:left="720" w:hanging="360"/>
+      </w:pPr>
+      <w:rPr>
+        <w:rFonts w:ascii="Symbol" w:hAnsi="Symbol" w:hint="default"/>
+        <w:sz w:val="20"/>
+      </w:rPr>
+    </w:lvl>
+    <w:lvl w:ilvl="1" w:tentative="1">
+      <w:start w:val="1"/>
+      <w:numFmt w:val="bullet"/>
+      <w:lvlText w:val="o"/>
+      <w:lvlJc w:val="left"/>
+      <w:pPr>
+        <w:tabs>
+          <w:tab w:val="num" w:pos="1440"/>
+        </w:tabs>
+        <w:ind w:left="1440" w:hanging="360"/>
+      </w:pPr>
+      <w:rPr>
+        <w:rFonts w:ascii="Courier New" w:hAnsi="Courier New" w:hint="default"/>
+        <w:sz w:val="20"/>
+      </w:rPr>
+    </w:lvl>
+    <w:lvl w:ilvl="2" w:tentative="1">
+      <w:start w:val="1"/>
+      <w:numFmt w:val="bullet"/>
+      <w:lvlText w:val=""/>
+      <w:lvlJc w:val="left"/>
+      <w:pPr>
+        <w:tabs>
+          <w:tab w:val="num" w:pos="2160"/>
+        </w:tabs>
+        <w:ind w:left="2160" w:hanging="360"/>
+      </w:pPr>
+      <w:rPr>
+        <w:rFonts w:ascii="Wingdings" w:hAnsi="Wingdings" w:hint="default"/>
+        <w:sz w:val="20"/>
+      </w:rPr>
+    </w:lvl>
+    <w:lvl w:ilvl="3" w:tentative="1">
+      <w:start w:val="1"/>
+      <w:numFmt w:val="bullet"/>
+      <w:lvlText w:val=""/>
+      <w:lvlJc w:val="left"/>
+      <w:pPr>
+        <w:tabs>
+          <w:tab w:val="num" w:pos="2880"/>
+        </w:tabs>
+        <w:ind w:left="2880" w:hanging="360"/>
+      </w:pPr>
+      <w:rPr>
+        <w:rFonts w:ascii="Wingdings" w:hAnsi="Wingdings" w:hint="default"/>
+        <w:sz w:val="20"/>
+      </w:rPr>
+    </w:lvl>
+    <w:lvl w:ilvl="4" w:tentative="1">
+      <w:start w:val="1"/>
+      <w:numFmt w:val="bullet"/>
+      <w:lvlText w:val=""/>
+      <w:lvlJc w:val="left"/>
+      <w:pPr>
+        <w:tabs>
+          <w:tab w:val="num" w:pos="3600"/>
+        </w:tabs>
+        <w:ind w:left="3600" w:hanging="360"/>
+      </w:pPr>
+      <w:rPr>
+        <w:rFonts w:ascii="Wingdings" w:hAnsi="Wingdings" w:hint="default"/>
+        <w:sz w:val="20"/>
+      </w:rPr>
+    </w:lvl>
+    <w:lvl w:ilvl="5" w:tentative="1">
+      <w:start w:val="1"/>
+      <w:numFmt w:val="bullet"/>
+      <w:lvlText w:val=""/>
+      <w:lvlJc w:val="left"/>
+      <w:pPr>
+        <w:tabs>
+          <w:tab w:val="num" w:pos="4320"/>
+        </w:tabs>
+        <w:ind w:left="4320" w:hanging="360"/>
+      </w:pPr>
+      <w:rPr>
+        <w:rFonts w:ascii="Wingdings" w:hAnsi="Wingdings" w:hint="default"/>
+        <w:sz w:val="20"/>
+      </w:rPr>
+    </w:lvl>
+    <w:lvl w:ilvl="6" w:tentative="1">
+      <w:start w:val="1"/>
+      <w:numFmt w:val="bullet"/>
+      <w:lvlText w:val=""/>
+      <w:lvlJc w:val="left"/>
+      <w:pPr>
+        <w:tabs>
+          <w:tab w:val="num" w:pos="5040"/>
+        </w:tabs>
+        <w:ind w:left="5040" w:hanging="360"/>
+      </w:pPr>
+      <w:rPr>
+        <w:rFonts w:ascii="Wingdings" w:hAnsi="Wingdings" w:hint="default"/>
+        <w:sz w:val="20"/>
+      </w:rPr>
+    </w:lvl>
+    <w:lvl w:ilvl="7" w:tentative="1">
+      <w:start w:val="1"/>
+      <w:numFmt w:val="bullet"/>
+      <w:lvlText w:val=""/>
+      <w:lvlJc w:val="left"/>
+      <w:pPr>
+        <w:tabs>
+          <w:tab w:val="num" w:pos="5760"/>
+        </w:tabs>
+        <w:ind w:left="5760" w:hanging="360"/>
+      </w:pPr>
+      <w:rPr>
+        <w:rFonts w:ascii="Wingdings" w:hAnsi="Wingdings" w:hint="default"/>
+        <w:sz w:val="20"/>
+      </w:rPr>
+    </w:lvl>
+    <w:lvl w:ilvl="8" w:tentative="1">
+      <w:start w:val="1"/>
+      <w:numFmt w:val="bullet"/>
+      <w:lvlText w:val=""/>
+      <w:lvlJc w:val="left"/>
+      <w:pPr>
+        <w:tabs>
+          <w:tab w:val="num" w:pos="6480"/>
+        </w:tabs>
+        <w:ind w:left="6480" w:hanging="360"/>
+      </w:pPr>
+      <w:rPr>
+        <w:rFonts w:ascii="Wingdings" w:hAnsi="Wingdings" w:hint="default"/>
+        <w:sz w:val="20"/>
+      </w:rPr>
+    </w:lvl>
+  </w:abstractNum>
+  <w:abstractNum w:abstractNumId="4" w15:restartNumberingAfterBreak="0">
+    <w:nsid w:val="261C3DA1"/>
+    <w:multiLevelType w:val="multilevel"/>
+    <w:tmpl w:val="24564996"/>
+    <w:lvl w:ilvl="0">
+      <w:start w:val="1"/>
+      <w:numFmt w:val="bullet"/>
+      <w:lvlText w:val=""/>
+      <w:lvlJc w:val="left"/>
+      <w:pPr>
+        <w:tabs>
+          <w:tab w:val="num" w:pos="720"/>
+        </w:tabs>
+        <w:ind w:left="720" w:hanging="360"/>
+      </w:pPr>
+      <w:rPr>
+        <w:rFonts w:ascii="Symbol" w:hAnsi="Symbol" w:hint="default"/>
+        <w:sz w:val="20"/>
+      </w:rPr>
+    </w:lvl>
+    <w:lvl w:ilvl="1" w:tentative="1">
+      <w:start w:val="1"/>
+      <w:numFmt w:val="bullet"/>
+      <w:lvlText w:val="o"/>
+      <w:lvlJc w:val="left"/>
+      <w:pPr>
+        <w:tabs>
+          <w:tab w:val="num" w:pos="1440"/>
+        </w:tabs>
+        <w:ind w:left="1440" w:hanging="360"/>
+      </w:pPr>
+      <w:rPr>
+        <w:rFonts w:ascii="Courier New" w:hAnsi="Courier New" w:hint="default"/>
+        <w:sz w:val="20"/>
+      </w:rPr>
+    </w:lvl>
+    <w:lvl w:ilvl="2" w:tentative="1">
+      <w:start w:val="1"/>
+      <w:numFmt w:val="bullet"/>
+      <w:lvlText w:val=""/>
+      <w:lvlJc w:val="left"/>
+      <w:pPr>
+        <w:tabs>
+          <w:tab w:val="num" w:pos="2160"/>
+        </w:tabs>
+        <w:ind w:left="2160" w:hanging="360"/>
+      </w:pPr>
+      <w:rPr>
+        <w:rFonts w:ascii="Wingdings" w:hAnsi="Wingdings" w:hint="default"/>
+        <w:sz w:val="20"/>
+      </w:rPr>
+    </w:lvl>
+    <w:lvl w:ilvl="3" w:tentative="1">
+      <w:start w:val="1"/>
+      <w:numFmt w:val="bullet"/>
+      <w:lvlText w:val=""/>
+      <w:lvlJc w:val="left"/>
+      <w:pPr>
+        <w:tabs>
+          <w:tab w:val="num" w:pos="2880"/>
+        </w:tabs>
+        <w:ind w:left="2880" w:hanging="360"/>
+      </w:pPr>
+      <w:rPr>
+        <w:rFonts w:ascii="Wingdings" w:hAnsi="Wingdings" w:hint="default"/>
+        <w:sz w:val="20"/>
+      </w:rPr>
+    </w:lvl>
+    <w:lvl w:ilvl="4" w:tentative="1">
+      <w:start w:val="1"/>
+      <w:numFmt w:val="bullet"/>
+      <w:lvlText w:val=""/>
+      <w:lvlJc w:val="left"/>
+      <w:pPr>
+        <w:tabs>
+          <w:tab w:val="num" w:pos="3600"/>
+        </w:tabs>
+        <w:ind w:left="3600" w:hanging="360"/>
+      </w:pPr>
+      <w:rPr>
+        <w:rFonts w:ascii="Wingdings" w:hAnsi="Wingdings" w:hint="default"/>
+        <w:sz w:val="20"/>
+      </w:rPr>
+    </w:lvl>
+    <w:lvl w:ilvl="5" w:tentative="1">
+      <w:start w:val="1"/>
+      <w:numFmt w:val="bullet"/>
+      <w:lvlText w:val=""/>
+      <w:lvlJc w:val="left"/>
+      <w:pPr>
+        <w:tabs>
+          <w:tab w:val="num" w:pos="4320"/>
+        </w:tabs>
+        <w:ind w:left="4320" w:hanging="360"/>
+      </w:pPr>
+      <w:rPr>
+        <w:rFonts w:ascii="Wingdings" w:hAnsi="Wingdings" w:hint="default"/>
+        <w:sz w:val="20"/>
+      </w:rPr>
+    </w:lvl>
+    <w:lvl w:ilvl="6" w:tentative="1">
+      <w:start w:val="1"/>
+      <w:numFmt w:val="bullet"/>
+      <w:lvlText w:val=""/>
+      <w:lvlJc w:val="left"/>
+      <w:pPr>
+        <w:tabs>
+          <w:tab w:val="num" w:pos="5040"/>
+        </w:tabs>
+        <w:ind w:left="5040" w:hanging="360"/>
+      </w:pPr>
+      <w:rPr>
+        <w:rFonts w:ascii="Wingdings" w:hAnsi="Wingdings" w:hint="default"/>
+        <w:sz w:val="20"/>
+      </w:rPr>
+    </w:lvl>
+    <w:lvl w:ilvl="7" w:tentative="1">
+      <w:start w:val="1"/>
+      <w:numFmt w:val="bullet"/>
+      <w:lvlText w:val=""/>
+      <w:lvlJc w:val="left"/>
+      <w:pPr>
+        <w:tabs>
+          <w:tab w:val="num" w:pos="5760"/>
+        </w:tabs>
+        <w:ind w:left="5760" w:hanging="360"/>
+      </w:pPr>
+      <w:rPr>
+        <w:rFonts w:ascii="Wingdings" w:hAnsi="Wingdings" w:hint="default"/>
+        <w:sz w:val="20"/>
+      </w:rPr>
+    </w:lvl>
+    <w:lvl w:ilvl="8" w:tentative="1">
+      <w:start w:val="1"/>
+      <w:numFmt w:val="bullet"/>
+      <w:lvlText w:val=""/>
+      <w:lvlJc w:val="left"/>
+      <w:pPr>
+        <w:tabs>
+          <w:tab w:val="num" w:pos="6480"/>
+        </w:tabs>
+        <w:ind w:left="6480" w:hanging="360"/>
+      </w:pPr>
+      <w:rPr>
+        <w:rFonts w:ascii="Wingdings" w:hAnsi="Wingdings" w:hint="default"/>
+        <w:sz w:val="20"/>
+      </w:rPr>
+    </w:lvl>
+  </w:abstractNum>
+  <w:abstractNum w:abstractNumId="5" w15:restartNumberingAfterBreak="0">
+    <w:nsid w:val="2CD94276"/>
+    <w:multiLevelType w:val="multilevel"/>
+    <w:tmpl w:val="BDFCFFDA"/>
+    <w:lvl w:ilvl="0">
+      <w:start w:val="1"/>
+      <w:numFmt w:val="bullet"/>
+      <w:lvlText w:val=""/>
+      <w:lvlJc w:val="left"/>
+      <w:pPr>
+        <w:tabs>
+          <w:tab w:val="num" w:pos="720"/>
+        </w:tabs>
+        <w:ind w:left="720" w:hanging="360"/>
+      </w:pPr>
+      <w:rPr>
+        <w:rFonts w:ascii="Symbol" w:hAnsi="Symbol" w:hint="default"/>
+        <w:sz w:val="20"/>
+      </w:rPr>
+    </w:lvl>
+    <w:lvl w:ilvl="1" w:tentative="1">
+      <w:start w:val="1"/>
+      <w:numFmt w:val="bullet"/>
+      <w:lvlText w:val="o"/>
+      <w:lvlJc w:val="left"/>
+      <w:pPr>
+        <w:tabs>
+          <w:tab w:val="num" w:pos="1440"/>
+        </w:tabs>
+        <w:ind w:left="1440" w:hanging="360"/>
+      </w:pPr>
+      <w:rPr>
+        <w:rFonts w:ascii="Courier New" w:hAnsi="Courier New" w:hint="default"/>
+        <w:sz w:val="20"/>
+      </w:rPr>
+    </w:lvl>
+    <w:lvl w:ilvl="2" w:tentative="1">
+      <w:start w:val="1"/>
+      <w:numFmt w:val="bullet"/>
+      <w:lvlText w:val=""/>
+      <w:lvlJc w:val="left"/>
+      <w:pPr>
+        <w:tabs>
+          <w:tab w:val="num" w:pos="2160"/>
+        </w:tabs>
+        <w:ind w:left="2160" w:hanging="360"/>
+      </w:pPr>
+      <w:rPr>
+        <w:rFonts w:ascii="Wingdings" w:hAnsi="Wingdings" w:hint="default"/>
+        <w:sz w:val="20"/>
+      </w:rPr>
+    </w:lvl>
+    <w:lvl w:ilvl="3" w:tentative="1">
+      <w:start w:val="1"/>
+      <w:numFmt w:val="bullet"/>
+      <w:lvlText w:val=""/>
+      <w:lvlJc w:val="left"/>
+      <w:pPr>
+        <w:tabs>
+          <w:tab w:val="num" w:pos="2880"/>
+        </w:tabs>
+        <w:ind w:left="2880" w:hanging="360"/>
+      </w:pPr>
+      <w:rPr>
+        <w:rFonts w:ascii="Wingdings" w:hAnsi="Wingdings" w:hint="default"/>
+        <w:sz w:val="20"/>
+      </w:rPr>
+    </w:lvl>
+    <w:lvl w:ilvl="4" w:tentative="1">
+      <w:start w:val="1"/>
+      <w:numFmt w:val="bullet"/>
+      <w:lvlText w:val=""/>
+      <w:lvlJc w:val="left"/>
+      <w:pPr>
+        <w:tabs>
+          <w:tab w:val="num" w:pos="3600"/>
+        </w:tabs>
+        <w:ind w:left="3600" w:hanging="360"/>
+      </w:pPr>
+      <w:rPr>
+        <w:rFonts w:ascii="Wingdings" w:hAnsi="Wingdings" w:hint="default"/>
+        <w:sz w:val="20"/>
+      </w:rPr>
+    </w:lvl>
+    <w:lvl w:ilvl="5" w:tentative="1">
+      <w:start w:val="1"/>
+      <w:numFmt w:val="bullet"/>
+      <w:lvlText w:val=""/>
+      <w:lvlJc w:val="left"/>
+      <w:pPr>
+        <w:tabs>
+          <w:tab w:val="num" w:pos="4320"/>
+        </w:tabs>
+        <w:ind w:left="4320" w:hanging="360"/>
+      </w:pPr>
+      <w:rPr>
+        <w:rFonts w:ascii="Wingdings" w:hAnsi="Wingdings" w:hint="default"/>
+        <w:sz w:val="20"/>
+      </w:rPr>
+    </w:lvl>
+    <w:lvl w:ilvl="6" w:tentative="1">
+      <w:start w:val="1"/>
+      <w:numFmt w:val="bullet"/>
+      <w:lvlText w:val=""/>
+      <w:lvlJc w:val="left"/>
+      <w:pPr>
+        <w:tabs>
+          <w:tab w:val="num" w:pos="5040"/>
+        </w:tabs>
+        <w:ind w:left="5040" w:hanging="360"/>
+      </w:pPr>
+      <w:rPr>
+        <w:rFonts w:ascii="Wingdings" w:hAnsi="Wingdings" w:hint="default"/>
+        <w:sz w:val="20"/>
+      </w:rPr>
+    </w:lvl>
+    <w:lvl w:ilvl="7" w:tentative="1">
+      <w:start w:val="1"/>
+      <w:numFmt w:val="bullet"/>
+      <w:lvlText w:val=""/>
+      <w:lvlJc w:val="left"/>
+      <w:pPr>
+        <w:tabs>
+          <w:tab w:val="num" w:pos="5760"/>
+        </w:tabs>
+        <w:ind w:left="5760" w:hanging="360"/>
+      </w:pPr>
+      <w:rPr>
+        <w:rFonts w:ascii="Wingdings" w:hAnsi="Wingdings" w:hint="default"/>
+        <w:sz w:val="20"/>
+      </w:rPr>
+    </w:lvl>
+    <w:lvl w:ilvl="8" w:tentative="1">
+      <w:start w:val="1"/>
+      <w:numFmt w:val="bullet"/>
+      <w:lvlText w:val=""/>
+      <w:lvlJc w:val="left"/>
+      <w:pPr>
+        <w:tabs>
+          <w:tab w:val="num" w:pos="6480"/>
+        </w:tabs>
+        <w:ind w:left="6480" w:hanging="360"/>
+      </w:pPr>
+      <w:rPr>
+        <w:rFonts w:ascii="Wingdings" w:hAnsi="Wingdings" w:hint="default"/>
+        <w:sz w:val="20"/>
+      </w:rPr>
+    </w:lvl>
+  </w:abstractNum>
+  <w:abstractNum w:abstractNumId="6" w15:restartNumberingAfterBreak="0">
+    <w:nsid w:val="2D4A3B2A"/>
+    <w:multiLevelType w:val="multilevel"/>
+    <w:tmpl w:val="D804CC10"/>
+    <w:lvl w:ilvl="0">
+      <w:start w:val="1"/>
+      <w:numFmt w:val="bullet"/>
+      <w:lvlText w:val=""/>
+      <w:lvlJc w:val="left"/>
+      <w:pPr>
+        <w:tabs>
+          <w:tab w:val="num" w:pos="720"/>
+        </w:tabs>
+        <w:ind w:left="720" w:hanging="360"/>
+      </w:pPr>
+      <w:rPr>
+        <w:rFonts w:ascii="Symbol" w:hAnsi="Symbol" w:hint="default"/>
+        <w:sz w:val="20"/>
+      </w:rPr>
+    </w:lvl>
+    <w:lvl w:ilvl="1" w:tentative="1">
+      <w:start w:val="1"/>
+      <w:numFmt w:val="bullet"/>
+      <w:lvlText w:val="o"/>
+      <w:lvlJc w:val="left"/>
+      <w:pPr>
+        <w:tabs>
+          <w:tab w:val="num" w:pos="1440"/>
+        </w:tabs>
+        <w:ind w:left="1440" w:hanging="360"/>
+      </w:pPr>
+      <w:rPr>
+        <w:rFonts w:ascii="Courier New" w:hAnsi="Courier New" w:hint="default"/>
+        <w:sz w:val="20"/>
+      </w:rPr>
+    </w:lvl>
+    <w:lvl w:ilvl="2" w:tentative="1">
+      <w:start w:val="1"/>
+      <w:numFmt w:val="bullet"/>
+      <w:lvlText w:val=""/>
+      <w:lvlJc w:val="left"/>
+      <w:pPr>
+        <w:tabs>
+          <w:tab w:val="num" w:pos="2160"/>
+        </w:tabs>
+        <w:ind w:left="2160" w:hanging="360"/>
+      </w:pPr>
+      <w:rPr>
+        <w:rFonts w:ascii="Wingdings" w:hAnsi="Wingdings" w:hint="default"/>
+        <w:sz w:val="20"/>
+      </w:rPr>
+    </w:lvl>
+    <w:lvl w:ilvl="3" w:tentative="1">
+      <w:start w:val="1"/>
+      <w:numFmt w:val="bullet"/>
+      <w:lvlText w:val=""/>
+      <w:lvlJc w:val="left"/>
+      <w:pPr>
+        <w:tabs>
+          <w:tab w:val="num" w:pos="2880"/>
+        </w:tabs>
+        <w:ind w:left="2880" w:hanging="360"/>
+      </w:pPr>
+      <w:rPr>
+        <w:rFonts w:ascii="Wingdings" w:hAnsi="Wingdings" w:hint="default"/>
+        <w:sz w:val="20"/>
+      </w:rPr>
+    </w:lvl>
+    <w:lvl w:ilvl="4" w:tentative="1">
+      <w:start w:val="1"/>
+      <w:numFmt w:val="bullet"/>
+      <w:lvlText w:val=""/>
+      <w:lvlJc w:val="left"/>
+      <w:pPr>
+        <w:tabs>
+          <w:tab w:val="num" w:pos="3600"/>
+        </w:tabs>
+        <w:ind w:left="3600" w:hanging="360"/>
+      </w:pPr>
+      <w:rPr>
+        <w:rFonts w:ascii="Wingdings" w:hAnsi="Wingdings" w:hint="default"/>
+        <w:sz w:val="20"/>
+      </w:rPr>
+    </w:lvl>
+    <w:lvl w:ilvl="5" w:tentative="1">
+      <w:start w:val="1"/>
+      <w:numFmt w:val="bullet"/>
+      <w:lvlText w:val=""/>
+      <w:lvlJc w:val="left"/>
+      <w:pPr>
+        <w:tabs>
+          <w:tab w:val="num" w:pos="4320"/>
+        </w:tabs>
+        <w:ind w:left="4320" w:hanging="360"/>
+      </w:pPr>
+      <w:rPr>
+        <w:rFonts w:ascii="Wingdings" w:hAnsi="Wingdings" w:hint="default"/>
+        <w:sz w:val="20"/>
+      </w:rPr>
+    </w:lvl>
+    <w:lvl w:ilvl="6" w:tentative="1">
+      <w:start w:val="1"/>
+      <w:numFmt w:val="bullet"/>
+      <w:lvlText w:val=""/>
+      <w:lvlJc w:val="left"/>
+      <w:pPr>
+        <w:tabs>
+          <w:tab w:val="num" w:pos="5040"/>
+        </w:tabs>
+        <w:ind w:left="5040" w:hanging="360"/>
+      </w:pPr>
+      <w:rPr>
+        <w:rFonts w:ascii="Wingdings" w:hAnsi="Wingdings" w:hint="default"/>
+        <w:sz w:val="20"/>
+      </w:rPr>
+    </w:lvl>
+    <w:lvl w:ilvl="7" w:tentative="1">
+      <w:start w:val="1"/>
+      <w:numFmt w:val="bullet"/>
+      <w:lvlText w:val=""/>
+      <w:lvlJc w:val="left"/>
+      <w:pPr>
+        <w:tabs>
+          <w:tab w:val="num" w:pos="5760"/>
+        </w:tabs>
+        <w:ind w:left="5760" w:hanging="360"/>
+      </w:pPr>
+      <w:rPr>
+        <w:rFonts w:ascii="Wingdings" w:hAnsi="Wingdings" w:hint="default"/>
+        <w:sz w:val="20"/>
+      </w:rPr>
+    </w:lvl>
+    <w:lvl w:ilvl="8" w:tentative="1">
+      <w:start w:val="1"/>
+      <w:numFmt w:val="bullet"/>
+      <w:lvlText w:val=""/>
+      <w:lvlJc w:val="left"/>
+      <w:pPr>
+        <w:tabs>
+          <w:tab w:val="num" w:pos="6480"/>
+        </w:tabs>
+        <w:ind w:left="6480" w:hanging="360"/>
+      </w:pPr>
+      <w:rPr>
+        <w:rFonts w:ascii="Wingdings" w:hAnsi="Wingdings" w:hint="default"/>
+        <w:sz w:val="20"/>
+      </w:rPr>
+    </w:lvl>
+  </w:abstractNum>
+  <w:abstractNum w:abstractNumId="7" w15:restartNumberingAfterBreak="0">
+    <w:nsid w:val="32B87AD8"/>
+    <w:multiLevelType w:val="multilevel"/>
+    <w:tmpl w:val="000E5A56"/>
+    <w:lvl w:ilvl="0">
+      <w:start w:val="1"/>
+      <w:numFmt w:val="decimal"/>
+      <w:lvlText w:val="%1."/>
+      <w:lvlJc w:val="left"/>
+      <w:pPr>
+        <w:tabs>
+          <w:tab w:val="num" w:pos="720"/>
+        </w:tabs>
+        <w:ind w:left="720" w:hanging="360"/>
+      </w:pPr>
+    </w:lvl>
+    <w:lvl w:ilvl="1" w:tentative="1">
+      <w:start w:val="1"/>
+      <w:numFmt w:val="decimal"/>
+      <w:lvlText w:val="%2."/>
+      <w:lvlJc w:val="left"/>
+      <w:pPr>
+        <w:tabs>
+          <w:tab w:val="num" w:pos="1440"/>
+        </w:tabs>
+        <w:ind w:left="1440" w:hanging="360"/>
+      </w:pPr>
+    </w:lvl>
+    <w:lvl w:ilvl="2" w:tentative="1">
+      <w:start w:val="1"/>
+      <w:numFmt w:val="decimal"/>
+      <w:lvlText w:val="%3."/>
+      <w:lvlJc w:val="left"/>
+      <w:pPr>
+        <w:tabs>
+          <w:tab w:val="num" w:pos="2160"/>
+        </w:tabs>
+        <w:ind w:left="2160" w:hanging="360"/>
+      </w:pPr>
+    </w:lvl>
+    <w:lvl w:ilvl="3" w:tentative="1">
+      <w:start w:val="1"/>
+      <w:numFmt w:val="decimal"/>
+      <w:lvlText w:val="%4."/>
+      <w:lvlJc w:val="left"/>
+      <w:pPr>
+        <w:tabs>
+          <w:tab w:val="num" w:pos="2880"/>
+        </w:tabs>
+        <w:ind w:left="2880" w:hanging="360"/>
+      </w:pPr>
+    </w:lvl>
+    <w:lvl w:ilvl="4" w:tentative="1">
+      <w:start w:val="1"/>
+      <w:numFmt w:val="decimal"/>
+      <w:lvlText w:val="%5."/>
+      <w:lvlJc w:val="left"/>
+      <w:pPr>
+        <w:tabs>
+          <w:tab w:val="num" w:pos="3600"/>
+        </w:tabs>
+        <w:ind w:left="3600" w:hanging="360"/>
+      </w:pPr>
+    </w:lvl>
+    <w:lvl w:ilvl="5" w:tentative="1">
+      <w:start w:val="1"/>
+      <w:numFmt w:val="decimal"/>
+      <w:lvlText w:val="%6."/>
+      <w:lvlJc w:val="left"/>
+      <w:pPr>
+        <w:tabs>
+          <w:tab w:val="num" w:pos="4320"/>
+        </w:tabs>
+        <w:ind w:left="4320" w:hanging="360"/>
+      </w:pPr>
+    </w:lvl>
+    <w:lvl w:ilvl="6" w:tentative="1">
+      <w:start w:val="1"/>
+      <w:numFmt w:val="decimal"/>
+      <w:lvlText w:val="%7."/>
+      <w:lvlJc w:val="left"/>
+      <w:pPr>
+        <w:tabs>
+          <w:tab w:val="num" w:pos="5040"/>
+        </w:tabs>
+        <w:ind w:left="5040" w:hanging="360"/>
+      </w:pPr>
+    </w:lvl>
+    <w:lvl w:ilvl="7" w:tentative="1">
+      <w:start w:val="1"/>
+      <w:numFmt w:val="decimal"/>
+      <w:lvlText w:val="%8."/>
+      <w:lvlJc w:val="left"/>
+      <w:pPr>
+        <w:tabs>
+          <w:tab w:val="num" w:pos="5760"/>
+        </w:tabs>
+        <w:ind w:left="5760" w:hanging="360"/>
+      </w:pPr>
+    </w:lvl>
+    <w:lvl w:ilvl="8" w:tentative="1">
+      <w:start w:val="1"/>
+      <w:numFmt w:val="decimal"/>
+      <w:lvlText w:val="%9."/>
+      <w:lvlJc w:val="left"/>
+      <w:pPr>
+        <w:tabs>
+          <w:tab w:val="num" w:pos="6480"/>
+        </w:tabs>
+        <w:ind w:left="6480" w:hanging="360"/>
+      </w:pPr>
+    </w:lvl>
+  </w:abstractNum>
+  <w:abstractNum w:abstractNumId="8" w15:restartNumberingAfterBreak="0">
+    <w:nsid w:val="332A1DFA"/>
+    <w:multiLevelType w:val="multilevel"/>
+    <w:tmpl w:val="8DDA8056"/>
+    <w:lvl w:ilvl="0">
+      <w:start w:val="1"/>
+      <w:numFmt w:val="bullet"/>
+      <w:lvlText w:val=""/>
+      <w:lvlJc w:val="left"/>
+      <w:pPr>
+        <w:tabs>
+          <w:tab w:val="num" w:pos="720"/>
+        </w:tabs>
+        <w:ind w:left="720" w:hanging="360"/>
+      </w:pPr>
+      <w:rPr>
+        <w:rFonts w:ascii="Symbol" w:hAnsi="Symbol" w:hint="default"/>
+        <w:sz w:val="20"/>
+      </w:rPr>
+    </w:lvl>
+    <w:lvl w:ilvl="1" w:tentative="1">
+      <w:start w:val="1"/>
+      <w:numFmt w:val="bullet"/>
+      <w:lvlText w:val="o"/>
+      <w:lvlJc w:val="left"/>
+      <w:pPr>
+        <w:tabs>
+          <w:tab w:val="num" w:pos="1440"/>
+        </w:tabs>
+        <w:ind w:left="1440" w:hanging="360"/>
+      </w:pPr>
+      <w:rPr>
+        <w:rFonts w:ascii="Courier New" w:hAnsi="Courier New" w:hint="default"/>
+        <w:sz w:val="20"/>
+      </w:rPr>
+    </w:lvl>
+    <w:lvl w:ilvl="2" w:tentative="1">
+      <w:start w:val="1"/>
+      <w:numFmt w:val="bullet"/>
+      <w:lvlText w:val=""/>
+      <w:lvlJc w:val="left"/>
+      <w:pPr>
+        <w:tabs>
+          <w:tab w:val="num" w:pos="2160"/>
+        </w:tabs>
+        <w:ind w:left="2160" w:hanging="360"/>
+      </w:pPr>
+      <w:rPr>
+        <w:rFonts w:ascii="Wingdings" w:hAnsi="Wingdings" w:hint="default"/>
+        <w:sz w:val="20"/>
+      </w:rPr>
+    </w:lvl>
+    <w:lvl w:ilvl="3" w:tentative="1">
+      <w:start w:val="1"/>
+      <w:numFmt w:val="bullet"/>
+      <w:lvlText w:val=""/>
+      <w:lvlJc w:val="left"/>
+      <w:pPr>
+        <w:tabs>
+          <w:tab w:val="num" w:pos="2880"/>
+        </w:tabs>
+        <w:ind w:left="2880" w:hanging="360"/>
+      </w:pPr>
+      <w:rPr>
+        <w:rFonts w:ascii="Wingdings" w:hAnsi="Wingdings" w:hint="default"/>
+        <w:sz w:val="20"/>
+      </w:rPr>
+    </w:lvl>
+    <w:lvl w:ilvl="4" w:tentative="1">
+      <w:start w:val="1"/>
+      <w:numFmt w:val="bullet"/>
+      <w:lvlText w:val=""/>
+      <w:lvlJc w:val="left"/>
+      <w:pPr>
+        <w:tabs>
+          <w:tab w:val="num" w:pos="3600"/>
+        </w:tabs>
+        <w:ind w:left="3600" w:hanging="360"/>
+      </w:pPr>
+      <w:rPr>
+        <w:rFonts w:ascii="Wingdings" w:hAnsi="Wingdings" w:hint="default"/>
+        <w:sz w:val="20"/>
+      </w:rPr>
+    </w:lvl>
+    <w:lvl w:ilvl="5" w:tentative="1">
+      <w:start w:val="1"/>
+      <w:numFmt w:val="bullet"/>
+      <w:lvlText w:val=""/>
+      <w:lvlJc w:val="left"/>
+      <w:pPr>
+        <w:tabs>
+          <w:tab w:val="num" w:pos="4320"/>
+        </w:tabs>
+        <w:ind w:left="4320" w:hanging="360"/>
+      </w:pPr>
+      <w:rPr>
+        <w:rFonts w:ascii="Wingdings" w:hAnsi="Wingdings" w:hint="default"/>
+        <w:sz w:val="20"/>
+      </w:rPr>
+    </w:lvl>
+    <w:lvl w:ilvl="6" w:tentative="1">
+      <w:start w:val="1"/>
+      <w:numFmt w:val="bullet"/>
+      <w:lvlText w:val=""/>
+      <w:lvlJc w:val="left"/>
+      <w:pPr>
+        <w:tabs>
+          <w:tab w:val="num" w:pos="5040"/>
+        </w:tabs>
+        <w:ind w:left="5040" w:hanging="360"/>
+      </w:pPr>
+      <w:rPr>
+        <w:rFonts w:ascii="Wingdings" w:hAnsi="Wingdings" w:hint="default"/>
+        <w:sz w:val="20"/>
+      </w:rPr>
+    </w:lvl>
+    <w:lvl w:ilvl="7" w:tentative="1">
+      <w:start w:val="1"/>
+      <w:numFmt w:val="bullet"/>
+      <w:lvlText w:val=""/>
+      <w:lvlJc w:val="left"/>
+      <w:pPr>
+        <w:tabs>
+          <w:tab w:val="num" w:pos="5760"/>
+        </w:tabs>
+        <w:ind w:left="5760" w:hanging="360"/>
+      </w:pPr>
+      <w:rPr>
+        <w:rFonts w:ascii="Wingdings" w:hAnsi="Wingdings" w:hint="default"/>
+        <w:sz w:val="20"/>
+      </w:rPr>
+    </w:lvl>
+    <w:lvl w:ilvl="8" w:tentative="1">
+      <w:start w:val="1"/>
+      <w:numFmt w:val="bullet"/>
+      <w:lvlText w:val=""/>
+      <w:lvlJc w:val="left"/>
+      <w:pPr>
+        <w:tabs>
+          <w:tab w:val="num" w:pos="6480"/>
+        </w:tabs>
+        <w:ind w:left="6480" w:hanging="360"/>
+      </w:pPr>
+      <w:rPr>
+        <w:rFonts w:ascii="Wingdings" w:hAnsi="Wingdings" w:hint="default"/>
+        <w:sz w:val="20"/>
+      </w:rPr>
+    </w:lvl>
+  </w:abstractNum>
+  <w:abstractNum w:abstractNumId="9" w15:restartNumberingAfterBreak="0">
+    <w:nsid w:val="37847642"/>
+    <w:multiLevelType w:val="multilevel"/>
+    <w:tmpl w:val="3C1A0C8E"/>
+    <w:lvl w:ilvl="0">
+      <w:start w:val="1"/>
+      <w:numFmt w:val="bullet"/>
+      <w:lvlText w:val=""/>
+      <w:lvlJc w:val="left"/>
+      <w:pPr>
+        <w:tabs>
+          <w:tab w:val="num" w:pos="720"/>
+        </w:tabs>
+        <w:ind w:left="720" w:hanging="360"/>
+      </w:pPr>
+      <w:rPr>
+        <w:rFonts w:ascii="Symbol" w:hAnsi="Symbol" w:hint="default"/>
+        <w:sz w:val="20"/>
+      </w:rPr>
+    </w:lvl>
+    <w:lvl w:ilvl="1" w:tentative="1">
+      <w:start w:val="1"/>
+      <w:numFmt w:val="bullet"/>
+      <w:lvlText w:val="o"/>
+      <w:lvlJc w:val="left"/>
+      <w:pPr>
+        <w:tabs>
+          <w:tab w:val="num" w:pos="1440"/>
+        </w:tabs>
+        <w:ind w:left="1440" w:hanging="360"/>
+      </w:pPr>
+      <w:rPr>
+        <w:rFonts w:ascii="Courier New" w:hAnsi="Courier New" w:hint="default"/>
+        <w:sz w:val="20"/>
+      </w:rPr>
+    </w:lvl>
+    <w:lvl w:ilvl="2" w:tentative="1">
+      <w:start w:val="1"/>
+      <w:numFmt w:val="bullet"/>
+      <w:lvlText w:val=""/>
+      <w:lvlJc w:val="left"/>
+      <w:pPr>
+        <w:tabs>
+          <w:tab w:val="num" w:pos="2160"/>
+        </w:tabs>
+        <w:ind w:left="2160" w:hanging="360"/>
+      </w:pPr>
+      <w:rPr>
+        <w:rFonts w:ascii="Wingdings" w:hAnsi="Wingdings" w:hint="default"/>
+        <w:sz w:val="20"/>
+      </w:rPr>
+    </w:lvl>
+    <w:lvl w:ilvl="3" w:tentative="1">
+      <w:start w:val="1"/>
+      <w:numFmt w:val="bullet"/>
+      <w:lvlText w:val=""/>
+      <w:lvlJc w:val="left"/>
+      <w:pPr>
+        <w:tabs>
+          <w:tab w:val="num" w:pos="2880"/>
+        </w:tabs>
+        <w:ind w:left="2880" w:hanging="360"/>
+      </w:pPr>
+      <w:rPr>
+        <w:rFonts w:ascii="Wingdings" w:hAnsi="Wingdings" w:hint="default"/>
+        <w:sz w:val="20"/>
+      </w:rPr>
+    </w:lvl>
+    <w:lvl w:ilvl="4" w:tentative="1">
+      <w:start w:val="1"/>
+      <w:numFmt w:val="bullet"/>
+      <w:lvlText w:val=""/>
+      <w:lvlJc w:val="left"/>
+      <w:pPr>
+        <w:tabs>
+          <w:tab w:val="num" w:pos="3600"/>
+        </w:tabs>
+        <w:ind w:left="3600" w:hanging="360"/>
+      </w:pPr>
+      <w:rPr>
+        <w:rFonts w:ascii="Wingdings" w:hAnsi="Wingdings" w:hint="default"/>
+        <w:sz w:val="20"/>
+      </w:rPr>
+    </w:lvl>
+    <w:lvl w:ilvl="5" w:tentative="1">
+      <w:start w:val="1"/>
+      <w:numFmt w:val="bullet"/>
+      <w:lvlText w:val=""/>
+      <w:lvlJc w:val="left"/>
+      <w:pPr>
+        <w:tabs>
+          <w:tab w:val="num" w:pos="4320"/>
+        </w:tabs>
+        <w:ind w:left="4320" w:hanging="360"/>
+      </w:pPr>
+      <w:rPr>
+        <w:rFonts w:ascii="Wingdings" w:hAnsi="Wingdings" w:hint="default"/>
+        <w:sz w:val="20"/>
+      </w:rPr>
+    </w:lvl>
+    <w:lvl w:ilvl="6" w:tentative="1">
+      <w:start w:val="1"/>
+      <w:numFmt w:val="bullet"/>
+      <w:lvlText w:val=""/>
+      <w:lvlJc w:val="left"/>
+      <w:pPr>
+        <w:tabs>
+          <w:tab w:val="num" w:pos="5040"/>
+        </w:tabs>
+        <w:ind w:left="5040" w:hanging="360"/>
+      </w:pPr>
+      <w:rPr>
+        <w:rFonts w:ascii="Wingdings" w:hAnsi="Wingdings" w:hint="default"/>
+        <w:sz w:val="20"/>
+      </w:rPr>
+    </w:lvl>
+    <w:lvl w:ilvl="7" w:tentative="1">
+      <w:start w:val="1"/>
+      <w:numFmt w:val="bullet"/>
+      <w:lvlText w:val=""/>
+      <w:lvlJc w:val="left"/>
+      <w:pPr>
+        <w:tabs>
+          <w:tab w:val="num" w:pos="5760"/>
+        </w:tabs>
+        <w:ind w:left="5760" w:hanging="360"/>
+      </w:pPr>
+      <w:rPr>
+        <w:rFonts w:ascii="Wingdings" w:hAnsi="Wingdings" w:hint="default"/>
+        <w:sz w:val="20"/>
+      </w:rPr>
+    </w:lvl>
+    <w:lvl w:ilvl="8" w:tentative="1">
+      <w:start w:val="1"/>
+      <w:numFmt w:val="bullet"/>
+      <w:lvlText w:val=""/>
+      <w:lvlJc w:val="left"/>
+      <w:pPr>
+        <w:tabs>
+          <w:tab w:val="num" w:pos="6480"/>
+        </w:tabs>
+        <w:ind w:left="6480" w:hanging="360"/>
+      </w:pPr>
+      <w:rPr>
+        <w:rFonts w:ascii="Wingdings" w:hAnsi="Wingdings" w:hint="default"/>
+        <w:sz w:val="20"/>
+      </w:rPr>
+    </w:lvl>
+  </w:abstractNum>
+  <w:abstractNum w:abstractNumId="10" w15:restartNumberingAfterBreak="0">
+    <w:nsid w:val="3D786A59"/>
+    <w:multiLevelType w:val="multilevel"/>
+    <w:tmpl w:val="28F49EC2"/>
+    <w:lvl w:ilvl="0">
+      <w:start w:val="1"/>
+      <w:numFmt w:val="bullet"/>
+      <w:lvlText w:val=""/>
+      <w:lvlJc w:val="left"/>
+      <w:pPr>
+        <w:tabs>
+          <w:tab w:val="num" w:pos="720"/>
+        </w:tabs>
+        <w:ind w:left="720" w:hanging="360"/>
+      </w:pPr>
+      <w:rPr>
+        <w:rFonts w:ascii="Symbol" w:hAnsi="Symbol" w:hint="default"/>
+        <w:sz w:val="20"/>
+      </w:rPr>
+    </w:lvl>
+    <w:lvl w:ilvl="1" w:tentative="1">
+      <w:start w:val="1"/>
+      <w:numFmt w:val="bullet"/>
+      <w:lvlText w:val="o"/>
+      <w:lvlJc w:val="left"/>
+      <w:pPr>
+        <w:tabs>
+          <w:tab w:val="num" w:pos="1440"/>
+        </w:tabs>
+        <w:ind w:left="1440" w:hanging="360"/>
+      </w:pPr>
+      <w:rPr>
+        <w:rFonts w:ascii="Courier New" w:hAnsi="Courier New" w:hint="default"/>
+        <w:sz w:val="20"/>
+      </w:rPr>
+    </w:lvl>
+    <w:lvl w:ilvl="2" w:tentative="1">
+      <w:start w:val="1"/>
+      <w:numFmt w:val="bullet"/>
+      <w:lvlText w:val=""/>
+      <w:lvlJc w:val="left"/>
+      <w:pPr>
+        <w:tabs>
+          <w:tab w:val="num" w:pos="2160"/>
+        </w:tabs>
+        <w:ind w:left="2160" w:hanging="360"/>
+      </w:pPr>
+      <w:rPr>
+        <w:rFonts w:ascii="Wingdings" w:hAnsi="Wingdings" w:hint="default"/>
+        <w:sz w:val="20"/>
+      </w:rPr>
+    </w:lvl>
+    <w:lvl w:ilvl="3" w:tentative="1">
+      <w:start w:val="1"/>
+      <w:numFmt w:val="bullet"/>
+      <w:lvlText w:val=""/>
+      <w:lvlJc w:val="left"/>
+      <w:pPr>
+        <w:tabs>
+          <w:tab w:val="num" w:pos="2880"/>
+        </w:tabs>
+        <w:ind w:left="2880" w:hanging="360"/>
+      </w:pPr>
+      <w:rPr>
+        <w:rFonts w:ascii="Wingdings" w:hAnsi="Wingdings" w:hint="default"/>
+        <w:sz w:val="20"/>
+      </w:rPr>
+    </w:lvl>
+    <w:lvl w:ilvl="4" w:tentative="1">
+      <w:start w:val="1"/>
+      <w:numFmt w:val="bullet"/>
+      <w:lvlText w:val=""/>
+      <w:lvlJc w:val="left"/>
+      <w:pPr>
+        <w:tabs>
+          <w:tab w:val="num" w:pos="3600"/>
+        </w:tabs>
+        <w:ind w:left="3600" w:hanging="360"/>
+      </w:pPr>
+      <w:rPr>
+        <w:rFonts w:ascii="Wingdings" w:hAnsi="Wingdings" w:hint="default"/>
+        <w:sz w:val="20"/>
+      </w:rPr>
+    </w:lvl>
+    <w:lvl w:ilvl="5" w:tentative="1">
+      <w:start w:val="1"/>
+      <w:numFmt w:val="bullet"/>
+      <w:lvlText w:val=""/>
+      <w:lvlJc w:val="left"/>
+      <w:pPr>
+        <w:tabs>
+          <w:tab w:val="num" w:pos="4320"/>
+        </w:tabs>
+        <w:ind w:left="4320" w:hanging="360"/>
+      </w:pPr>
+      <w:rPr>
+        <w:rFonts w:ascii="Wingdings" w:hAnsi="Wingdings" w:hint="default"/>
+        <w:sz w:val="20"/>
+      </w:rPr>
+    </w:lvl>
+    <w:lvl w:ilvl="6" w:tentative="1">
+      <w:start w:val="1"/>
+      <w:numFmt w:val="bullet"/>
+      <w:lvlText w:val=""/>
+      <w:lvlJc w:val="left"/>
+      <w:pPr>
+        <w:tabs>
+          <w:tab w:val="num" w:pos="5040"/>
+        </w:tabs>
+        <w:ind w:left="5040" w:hanging="360"/>
+      </w:pPr>
+      <w:rPr>
+        <w:rFonts w:ascii="Wingdings" w:hAnsi="Wingdings" w:hint="default"/>
+        <w:sz w:val="20"/>
+      </w:rPr>
+    </w:lvl>
+    <w:lvl w:ilvl="7" w:tentative="1">
+      <w:start w:val="1"/>
+      <w:numFmt w:val="bullet"/>
+      <w:lvlText w:val=""/>
+      <w:lvlJc w:val="left"/>
+      <w:pPr>
+        <w:tabs>
+          <w:tab w:val="num" w:pos="5760"/>
+        </w:tabs>
+        <w:ind w:left="5760" w:hanging="360"/>
+      </w:pPr>
+      <w:rPr>
+        <w:rFonts w:ascii="Wingdings" w:hAnsi="Wingdings" w:hint="default"/>
+        <w:sz w:val="20"/>
+      </w:rPr>
+    </w:lvl>
+    <w:lvl w:ilvl="8" w:tentative="1">
+      <w:start w:val="1"/>
+      <w:numFmt w:val="bullet"/>
+      <w:lvlText w:val=""/>
+      <w:lvlJc w:val="left"/>
+      <w:pPr>
+        <w:tabs>
+          <w:tab w:val="num" w:pos="6480"/>
+        </w:tabs>
+        <w:ind w:left="6480" w:hanging="360"/>
+      </w:pPr>
+      <w:rPr>
+        <w:rFonts w:ascii="Wingdings" w:hAnsi="Wingdings" w:hint="default"/>
+        <w:sz w:val="20"/>
+      </w:rPr>
+    </w:lvl>
+  </w:abstractNum>
+  <w:abstractNum w:abstractNumId="11" w15:restartNumberingAfterBreak="0">
+    <w:nsid w:val="3F1306E1"/>
+    <w:multiLevelType w:val="multilevel"/>
+    <w:tmpl w:val="45483F8A"/>
+    <w:lvl w:ilvl="0">
+      <w:start w:val="1"/>
+      <w:numFmt w:val="bullet"/>
+      <w:lvlText w:val=""/>
+      <w:lvlJc w:val="left"/>
+      <w:pPr>
+        <w:tabs>
+          <w:tab w:val="num" w:pos="720"/>
+        </w:tabs>
+        <w:ind w:left="720" w:hanging="360"/>
+      </w:pPr>
+      <w:rPr>
+        <w:rFonts w:ascii="Symbol" w:hAnsi="Symbol" w:hint="default"/>
+        <w:sz w:val="20"/>
+      </w:rPr>
+    </w:lvl>
+    <w:lvl w:ilvl="1" w:tentative="1">
+      <w:start w:val="1"/>
+      <w:numFmt w:val="bullet"/>
+      <w:lvlText w:val="o"/>
+      <w:lvlJc w:val="left"/>
+      <w:pPr>
+        <w:tabs>
+          <w:tab w:val="num" w:pos="1440"/>
+        </w:tabs>
+        <w:ind w:left="1440" w:hanging="360"/>
+      </w:pPr>
+      <w:rPr>
+        <w:rFonts w:ascii="Courier New" w:hAnsi="Courier New" w:hint="default"/>
+        <w:sz w:val="20"/>
+      </w:rPr>
+    </w:lvl>
+    <w:lvl w:ilvl="2" w:tentative="1">
+      <w:start w:val="1"/>
+      <w:numFmt w:val="bullet"/>
+      <w:lvlText w:val=""/>
+      <w:lvlJc w:val="left"/>
+      <w:pPr>
+        <w:tabs>
+          <w:tab w:val="num" w:pos="2160"/>
+        </w:tabs>
+        <w:ind w:left="2160" w:hanging="360"/>
+      </w:pPr>
+      <w:rPr>
+        <w:rFonts w:ascii="Wingdings" w:hAnsi="Wingdings" w:hint="default"/>
+        <w:sz w:val="20"/>
+      </w:rPr>
+    </w:lvl>
+    <w:lvl w:ilvl="3" w:tentative="1">
+      <w:start w:val="1"/>
+      <w:numFmt w:val="bullet"/>
+      <w:lvlText w:val=""/>
+      <w:lvlJc w:val="left"/>
+      <w:pPr>
+        <w:tabs>
+          <w:tab w:val="num" w:pos="2880"/>
+        </w:tabs>
+        <w:ind w:left="2880" w:hanging="360"/>
+      </w:pPr>
+      <w:rPr>
+        <w:rFonts w:ascii="Wingdings" w:hAnsi="Wingdings" w:hint="default"/>
+        <w:sz w:val="20"/>
+      </w:rPr>
+    </w:lvl>
+    <w:lvl w:ilvl="4" w:tentative="1">
+      <w:start w:val="1"/>
+      <w:numFmt w:val="bullet"/>
+      <w:lvlText w:val=""/>
+      <w:lvlJc w:val="left"/>
+      <w:pPr>
+        <w:tabs>
+          <w:tab w:val="num" w:pos="3600"/>
+        </w:tabs>
+        <w:ind w:left="3600" w:hanging="360"/>
+      </w:pPr>
+      <w:rPr>
+        <w:rFonts w:ascii="Wingdings" w:hAnsi="Wingdings" w:hint="default"/>
+        <w:sz w:val="20"/>
+      </w:rPr>
+    </w:lvl>
+    <w:lvl w:ilvl="5" w:tentative="1">
+      <w:start w:val="1"/>
+      <w:numFmt w:val="bullet"/>
+      <w:lvlText w:val=""/>
+      <w:lvlJc w:val="left"/>
+      <w:pPr>
+        <w:tabs>
+          <w:tab w:val="num" w:pos="4320"/>
+        </w:tabs>
+        <w:ind w:left="4320" w:hanging="360"/>
+      </w:pPr>
+      <w:rPr>
+        <w:rFonts w:ascii="Wingdings" w:hAnsi="Wingdings" w:hint="default"/>
+        <w:sz w:val="20"/>
+      </w:rPr>
+    </w:lvl>
+    <w:lvl w:ilvl="6" w:tentative="1">
+      <w:start w:val="1"/>
+      <w:numFmt w:val="bullet"/>
+      <w:lvlText w:val=""/>
+      <w:lvlJc w:val="left"/>
+      <w:pPr>
+        <w:tabs>
+          <w:tab w:val="num" w:pos="5040"/>
+        </w:tabs>
+        <w:ind w:left="5040" w:hanging="360"/>
+      </w:pPr>
+      <w:rPr>
+        <w:rFonts w:ascii="Wingdings" w:hAnsi="Wingdings" w:hint="default"/>
+        <w:sz w:val="20"/>
+      </w:rPr>
+    </w:lvl>
+    <w:lvl w:ilvl="7" w:tentative="1">
+      <w:start w:val="1"/>
+      <w:numFmt w:val="bullet"/>
+      <w:lvlText w:val=""/>
+      <w:lvlJc w:val="left"/>
+      <w:pPr>
+        <w:tabs>
+          <w:tab w:val="num" w:pos="5760"/>
+        </w:tabs>
+        <w:ind w:left="5760" w:hanging="360"/>
+      </w:pPr>
+      <w:rPr>
+        <w:rFonts w:ascii="Wingdings" w:hAnsi="Wingdings" w:hint="default"/>
+        <w:sz w:val="20"/>
+      </w:rPr>
+    </w:lvl>
+    <w:lvl w:ilvl="8" w:tentative="1">
+      <w:start w:val="1"/>
+      <w:numFmt w:val="bullet"/>
+      <w:lvlText w:val=""/>
+      <w:lvlJc w:val="left"/>
+      <w:pPr>
+        <w:tabs>
+          <w:tab w:val="num" w:pos="6480"/>
+        </w:tabs>
+        <w:ind w:left="6480" w:hanging="360"/>
+      </w:pPr>
+      <w:rPr>
+        <w:rFonts w:ascii="Wingdings" w:hAnsi="Wingdings" w:hint="default"/>
+        <w:sz w:val="20"/>
+      </w:rPr>
+    </w:lvl>
+  </w:abstractNum>
+  <w:abstractNum w:abstractNumId="12" w15:restartNumberingAfterBreak="0">
     <w:nsid w:val="3FCF1922"/>
     <w:multiLevelType w:val="multilevel"/>
     <w:tmpl w:val="BAB0930A"/>
@@ -2185,7 +9664,1610 @@
       </w:rPr>
     </w:lvl>
   </w:abstractNum>
-  <w:abstractNum w:abstractNumId="1" w15:restartNumberingAfterBreak="0">
+  <w:abstractNum w:abstractNumId="13" w15:restartNumberingAfterBreak="0">
+    <w:nsid w:val="41F346A5"/>
+    <w:multiLevelType w:val="multilevel"/>
+    <w:tmpl w:val="E41822BA"/>
+    <w:lvl w:ilvl="0">
+      <w:start w:val="1"/>
+      <w:numFmt w:val="bullet"/>
+      <w:lvlText w:val=""/>
+      <w:lvlJc w:val="left"/>
+      <w:pPr>
+        <w:tabs>
+          <w:tab w:val="num" w:pos="720"/>
+        </w:tabs>
+        <w:ind w:left="720" w:hanging="360"/>
+      </w:pPr>
+      <w:rPr>
+        <w:rFonts w:ascii="Symbol" w:hAnsi="Symbol" w:hint="default"/>
+        <w:sz w:val="20"/>
+      </w:rPr>
+    </w:lvl>
+    <w:lvl w:ilvl="1" w:tentative="1">
+      <w:start w:val="1"/>
+      <w:numFmt w:val="bullet"/>
+      <w:lvlText w:val="o"/>
+      <w:lvlJc w:val="left"/>
+      <w:pPr>
+        <w:tabs>
+          <w:tab w:val="num" w:pos="1440"/>
+        </w:tabs>
+        <w:ind w:left="1440" w:hanging="360"/>
+      </w:pPr>
+      <w:rPr>
+        <w:rFonts w:ascii="Courier New" w:hAnsi="Courier New" w:hint="default"/>
+        <w:sz w:val="20"/>
+      </w:rPr>
+    </w:lvl>
+    <w:lvl w:ilvl="2" w:tentative="1">
+      <w:start w:val="1"/>
+      <w:numFmt w:val="bullet"/>
+      <w:lvlText w:val=""/>
+      <w:lvlJc w:val="left"/>
+      <w:pPr>
+        <w:tabs>
+          <w:tab w:val="num" w:pos="2160"/>
+        </w:tabs>
+        <w:ind w:left="2160" w:hanging="360"/>
+      </w:pPr>
+      <w:rPr>
+        <w:rFonts w:ascii="Wingdings" w:hAnsi="Wingdings" w:hint="default"/>
+        <w:sz w:val="20"/>
+      </w:rPr>
+    </w:lvl>
+    <w:lvl w:ilvl="3" w:tentative="1">
+      <w:start w:val="1"/>
+      <w:numFmt w:val="bullet"/>
+      <w:lvlText w:val=""/>
+      <w:lvlJc w:val="left"/>
+      <w:pPr>
+        <w:tabs>
+          <w:tab w:val="num" w:pos="2880"/>
+        </w:tabs>
+        <w:ind w:left="2880" w:hanging="360"/>
+      </w:pPr>
+      <w:rPr>
+        <w:rFonts w:ascii="Wingdings" w:hAnsi="Wingdings" w:hint="default"/>
+        <w:sz w:val="20"/>
+      </w:rPr>
+    </w:lvl>
+    <w:lvl w:ilvl="4" w:tentative="1">
+      <w:start w:val="1"/>
+      <w:numFmt w:val="bullet"/>
+      <w:lvlText w:val=""/>
+      <w:lvlJc w:val="left"/>
+      <w:pPr>
+        <w:tabs>
+          <w:tab w:val="num" w:pos="3600"/>
+        </w:tabs>
+        <w:ind w:left="3600" w:hanging="360"/>
+      </w:pPr>
+      <w:rPr>
+        <w:rFonts w:ascii="Wingdings" w:hAnsi="Wingdings" w:hint="default"/>
+        <w:sz w:val="20"/>
+      </w:rPr>
+    </w:lvl>
+    <w:lvl w:ilvl="5" w:tentative="1">
+      <w:start w:val="1"/>
+      <w:numFmt w:val="bullet"/>
+      <w:lvlText w:val=""/>
+      <w:lvlJc w:val="left"/>
+      <w:pPr>
+        <w:tabs>
+          <w:tab w:val="num" w:pos="4320"/>
+        </w:tabs>
+        <w:ind w:left="4320" w:hanging="360"/>
+      </w:pPr>
+      <w:rPr>
+        <w:rFonts w:ascii="Wingdings" w:hAnsi="Wingdings" w:hint="default"/>
+        <w:sz w:val="20"/>
+      </w:rPr>
+    </w:lvl>
+    <w:lvl w:ilvl="6" w:tentative="1">
+      <w:start w:val="1"/>
+      <w:numFmt w:val="bullet"/>
+      <w:lvlText w:val=""/>
+      <w:lvlJc w:val="left"/>
+      <w:pPr>
+        <w:tabs>
+          <w:tab w:val="num" w:pos="5040"/>
+        </w:tabs>
+        <w:ind w:left="5040" w:hanging="360"/>
+      </w:pPr>
+      <w:rPr>
+        <w:rFonts w:ascii="Wingdings" w:hAnsi="Wingdings" w:hint="default"/>
+        <w:sz w:val="20"/>
+      </w:rPr>
+    </w:lvl>
+    <w:lvl w:ilvl="7" w:tentative="1">
+      <w:start w:val="1"/>
+      <w:numFmt w:val="bullet"/>
+      <w:lvlText w:val=""/>
+      <w:lvlJc w:val="left"/>
+      <w:pPr>
+        <w:tabs>
+          <w:tab w:val="num" w:pos="5760"/>
+        </w:tabs>
+        <w:ind w:left="5760" w:hanging="360"/>
+      </w:pPr>
+      <w:rPr>
+        <w:rFonts w:ascii="Wingdings" w:hAnsi="Wingdings" w:hint="default"/>
+        <w:sz w:val="20"/>
+      </w:rPr>
+    </w:lvl>
+    <w:lvl w:ilvl="8" w:tentative="1">
+      <w:start w:val="1"/>
+      <w:numFmt w:val="bullet"/>
+      <w:lvlText w:val=""/>
+      <w:lvlJc w:val="left"/>
+      <w:pPr>
+        <w:tabs>
+          <w:tab w:val="num" w:pos="6480"/>
+        </w:tabs>
+        <w:ind w:left="6480" w:hanging="360"/>
+      </w:pPr>
+      <w:rPr>
+        <w:rFonts w:ascii="Wingdings" w:hAnsi="Wingdings" w:hint="default"/>
+        <w:sz w:val="20"/>
+      </w:rPr>
+    </w:lvl>
+  </w:abstractNum>
+  <w:abstractNum w:abstractNumId="14" w15:restartNumberingAfterBreak="0">
+    <w:nsid w:val="45726A0D"/>
+    <w:multiLevelType w:val="multilevel"/>
+    <w:tmpl w:val="A9906C26"/>
+    <w:lvl w:ilvl="0">
+      <w:start w:val="1"/>
+      <w:numFmt w:val="decimal"/>
+      <w:lvlText w:val="%1."/>
+      <w:lvlJc w:val="left"/>
+      <w:pPr>
+        <w:tabs>
+          <w:tab w:val="num" w:pos="720"/>
+        </w:tabs>
+        <w:ind w:left="720" w:hanging="360"/>
+      </w:pPr>
+    </w:lvl>
+    <w:lvl w:ilvl="1" w:tentative="1">
+      <w:start w:val="1"/>
+      <w:numFmt w:val="decimal"/>
+      <w:lvlText w:val="%2."/>
+      <w:lvlJc w:val="left"/>
+      <w:pPr>
+        <w:tabs>
+          <w:tab w:val="num" w:pos="1440"/>
+        </w:tabs>
+        <w:ind w:left="1440" w:hanging="360"/>
+      </w:pPr>
+    </w:lvl>
+    <w:lvl w:ilvl="2" w:tentative="1">
+      <w:start w:val="1"/>
+      <w:numFmt w:val="decimal"/>
+      <w:lvlText w:val="%3."/>
+      <w:lvlJc w:val="left"/>
+      <w:pPr>
+        <w:tabs>
+          <w:tab w:val="num" w:pos="2160"/>
+        </w:tabs>
+        <w:ind w:left="2160" w:hanging="360"/>
+      </w:pPr>
+    </w:lvl>
+    <w:lvl w:ilvl="3" w:tentative="1">
+      <w:start w:val="1"/>
+      <w:numFmt w:val="decimal"/>
+      <w:lvlText w:val="%4."/>
+      <w:lvlJc w:val="left"/>
+      <w:pPr>
+        <w:tabs>
+          <w:tab w:val="num" w:pos="2880"/>
+        </w:tabs>
+        <w:ind w:left="2880" w:hanging="360"/>
+      </w:pPr>
+    </w:lvl>
+    <w:lvl w:ilvl="4" w:tentative="1">
+      <w:start w:val="1"/>
+      <w:numFmt w:val="decimal"/>
+      <w:lvlText w:val="%5."/>
+      <w:lvlJc w:val="left"/>
+      <w:pPr>
+        <w:tabs>
+          <w:tab w:val="num" w:pos="3600"/>
+        </w:tabs>
+        <w:ind w:left="3600" w:hanging="360"/>
+      </w:pPr>
+    </w:lvl>
+    <w:lvl w:ilvl="5" w:tentative="1">
+      <w:start w:val="1"/>
+      <w:numFmt w:val="decimal"/>
+      <w:lvlText w:val="%6."/>
+      <w:lvlJc w:val="left"/>
+      <w:pPr>
+        <w:tabs>
+          <w:tab w:val="num" w:pos="4320"/>
+        </w:tabs>
+        <w:ind w:left="4320" w:hanging="360"/>
+      </w:pPr>
+    </w:lvl>
+    <w:lvl w:ilvl="6" w:tentative="1">
+      <w:start w:val="1"/>
+      <w:numFmt w:val="decimal"/>
+      <w:lvlText w:val="%7."/>
+      <w:lvlJc w:val="left"/>
+      <w:pPr>
+        <w:tabs>
+          <w:tab w:val="num" w:pos="5040"/>
+        </w:tabs>
+        <w:ind w:left="5040" w:hanging="360"/>
+      </w:pPr>
+    </w:lvl>
+    <w:lvl w:ilvl="7" w:tentative="1">
+      <w:start w:val="1"/>
+      <w:numFmt w:val="decimal"/>
+      <w:lvlText w:val="%8."/>
+      <w:lvlJc w:val="left"/>
+      <w:pPr>
+        <w:tabs>
+          <w:tab w:val="num" w:pos="5760"/>
+        </w:tabs>
+        <w:ind w:left="5760" w:hanging="360"/>
+      </w:pPr>
+    </w:lvl>
+    <w:lvl w:ilvl="8" w:tentative="1">
+      <w:start w:val="1"/>
+      <w:numFmt w:val="decimal"/>
+      <w:lvlText w:val="%9."/>
+      <w:lvlJc w:val="left"/>
+      <w:pPr>
+        <w:tabs>
+          <w:tab w:val="num" w:pos="6480"/>
+        </w:tabs>
+        <w:ind w:left="6480" w:hanging="360"/>
+      </w:pPr>
+    </w:lvl>
+  </w:abstractNum>
+  <w:abstractNum w:abstractNumId="15" w15:restartNumberingAfterBreak="0">
+    <w:nsid w:val="467A7F84"/>
+    <w:multiLevelType w:val="multilevel"/>
+    <w:tmpl w:val="6E564670"/>
+    <w:lvl w:ilvl="0">
+      <w:start w:val="1"/>
+      <w:numFmt w:val="bullet"/>
+      <w:lvlText w:val=""/>
+      <w:lvlJc w:val="left"/>
+      <w:pPr>
+        <w:tabs>
+          <w:tab w:val="num" w:pos="720"/>
+        </w:tabs>
+        <w:ind w:left="720" w:hanging="360"/>
+      </w:pPr>
+      <w:rPr>
+        <w:rFonts w:ascii="Symbol" w:hAnsi="Symbol" w:hint="default"/>
+        <w:sz w:val="20"/>
+      </w:rPr>
+    </w:lvl>
+    <w:lvl w:ilvl="1" w:tentative="1">
+      <w:start w:val="1"/>
+      <w:numFmt w:val="bullet"/>
+      <w:lvlText w:val="o"/>
+      <w:lvlJc w:val="left"/>
+      <w:pPr>
+        <w:tabs>
+          <w:tab w:val="num" w:pos="1440"/>
+        </w:tabs>
+        <w:ind w:left="1440" w:hanging="360"/>
+      </w:pPr>
+      <w:rPr>
+        <w:rFonts w:ascii="Courier New" w:hAnsi="Courier New" w:hint="default"/>
+        <w:sz w:val="20"/>
+      </w:rPr>
+    </w:lvl>
+    <w:lvl w:ilvl="2" w:tentative="1">
+      <w:start w:val="1"/>
+      <w:numFmt w:val="bullet"/>
+      <w:lvlText w:val=""/>
+      <w:lvlJc w:val="left"/>
+      <w:pPr>
+        <w:tabs>
+          <w:tab w:val="num" w:pos="2160"/>
+        </w:tabs>
+        <w:ind w:left="2160" w:hanging="360"/>
+      </w:pPr>
+      <w:rPr>
+        <w:rFonts w:ascii="Wingdings" w:hAnsi="Wingdings" w:hint="default"/>
+        <w:sz w:val="20"/>
+      </w:rPr>
+    </w:lvl>
+    <w:lvl w:ilvl="3" w:tentative="1">
+      <w:start w:val="1"/>
+      <w:numFmt w:val="bullet"/>
+      <w:lvlText w:val=""/>
+      <w:lvlJc w:val="left"/>
+      <w:pPr>
+        <w:tabs>
+          <w:tab w:val="num" w:pos="2880"/>
+        </w:tabs>
+        <w:ind w:left="2880" w:hanging="360"/>
+      </w:pPr>
+      <w:rPr>
+        <w:rFonts w:ascii="Wingdings" w:hAnsi="Wingdings" w:hint="default"/>
+        <w:sz w:val="20"/>
+      </w:rPr>
+    </w:lvl>
+    <w:lvl w:ilvl="4" w:tentative="1">
+      <w:start w:val="1"/>
+      <w:numFmt w:val="bullet"/>
+      <w:lvlText w:val=""/>
+      <w:lvlJc w:val="left"/>
+      <w:pPr>
+        <w:tabs>
+          <w:tab w:val="num" w:pos="3600"/>
+        </w:tabs>
+        <w:ind w:left="3600" w:hanging="360"/>
+      </w:pPr>
+      <w:rPr>
+        <w:rFonts w:ascii="Wingdings" w:hAnsi="Wingdings" w:hint="default"/>
+        <w:sz w:val="20"/>
+      </w:rPr>
+    </w:lvl>
+    <w:lvl w:ilvl="5" w:tentative="1">
+      <w:start w:val="1"/>
+      <w:numFmt w:val="bullet"/>
+      <w:lvlText w:val=""/>
+      <w:lvlJc w:val="left"/>
+      <w:pPr>
+        <w:tabs>
+          <w:tab w:val="num" w:pos="4320"/>
+        </w:tabs>
+        <w:ind w:left="4320" w:hanging="360"/>
+      </w:pPr>
+      <w:rPr>
+        <w:rFonts w:ascii="Wingdings" w:hAnsi="Wingdings" w:hint="default"/>
+        <w:sz w:val="20"/>
+      </w:rPr>
+    </w:lvl>
+    <w:lvl w:ilvl="6" w:tentative="1">
+      <w:start w:val="1"/>
+      <w:numFmt w:val="bullet"/>
+      <w:lvlText w:val=""/>
+      <w:lvlJc w:val="left"/>
+      <w:pPr>
+        <w:tabs>
+          <w:tab w:val="num" w:pos="5040"/>
+        </w:tabs>
+        <w:ind w:left="5040" w:hanging="360"/>
+      </w:pPr>
+      <w:rPr>
+        <w:rFonts w:ascii="Wingdings" w:hAnsi="Wingdings" w:hint="default"/>
+        <w:sz w:val="20"/>
+      </w:rPr>
+    </w:lvl>
+    <w:lvl w:ilvl="7" w:tentative="1">
+      <w:start w:val="1"/>
+      <w:numFmt w:val="bullet"/>
+      <w:lvlText w:val=""/>
+      <w:lvlJc w:val="left"/>
+      <w:pPr>
+        <w:tabs>
+          <w:tab w:val="num" w:pos="5760"/>
+        </w:tabs>
+        <w:ind w:left="5760" w:hanging="360"/>
+      </w:pPr>
+      <w:rPr>
+        <w:rFonts w:ascii="Wingdings" w:hAnsi="Wingdings" w:hint="default"/>
+        <w:sz w:val="20"/>
+      </w:rPr>
+    </w:lvl>
+    <w:lvl w:ilvl="8" w:tentative="1">
+      <w:start w:val="1"/>
+      <w:numFmt w:val="bullet"/>
+      <w:lvlText w:val=""/>
+      <w:lvlJc w:val="left"/>
+      <w:pPr>
+        <w:tabs>
+          <w:tab w:val="num" w:pos="6480"/>
+        </w:tabs>
+        <w:ind w:left="6480" w:hanging="360"/>
+      </w:pPr>
+      <w:rPr>
+        <w:rFonts w:ascii="Wingdings" w:hAnsi="Wingdings" w:hint="default"/>
+        <w:sz w:val="20"/>
+      </w:rPr>
+    </w:lvl>
+  </w:abstractNum>
+  <w:abstractNum w:abstractNumId="16" w15:restartNumberingAfterBreak="0">
+    <w:nsid w:val="4E8507BA"/>
+    <w:multiLevelType w:val="multilevel"/>
+    <w:tmpl w:val="21C85B7C"/>
+    <w:lvl w:ilvl="0">
+      <w:start w:val="1"/>
+      <w:numFmt w:val="bullet"/>
+      <w:lvlText w:val=""/>
+      <w:lvlJc w:val="left"/>
+      <w:pPr>
+        <w:tabs>
+          <w:tab w:val="num" w:pos="720"/>
+        </w:tabs>
+        <w:ind w:left="720" w:hanging="360"/>
+      </w:pPr>
+      <w:rPr>
+        <w:rFonts w:ascii="Symbol" w:hAnsi="Symbol" w:hint="default"/>
+        <w:sz w:val="20"/>
+      </w:rPr>
+    </w:lvl>
+    <w:lvl w:ilvl="1">
+      <w:start w:val="1"/>
+      <w:numFmt w:val="bullet"/>
+      <w:lvlText w:val="o"/>
+      <w:lvlJc w:val="left"/>
+      <w:pPr>
+        <w:tabs>
+          <w:tab w:val="num" w:pos="1440"/>
+        </w:tabs>
+        <w:ind w:left="1440" w:hanging="360"/>
+      </w:pPr>
+      <w:rPr>
+        <w:rFonts w:ascii="Courier New" w:hAnsi="Courier New" w:hint="default"/>
+        <w:sz w:val="20"/>
+      </w:rPr>
+    </w:lvl>
+    <w:lvl w:ilvl="2" w:tentative="1">
+      <w:start w:val="1"/>
+      <w:numFmt w:val="bullet"/>
+      <w:lvlText w:val=""/>
+      <w:lvlJc w:val="left"/>
+      <w:pPr>
+        <w:tabs>
+          <w:tab w:val="num" w:pos="2160"/>
+        </w:tabs>
+        <w:ind w:left="2160" w:hanging="360"/>
+      </w:pPr>
+      <w:rPr>
+        <w:rFonts w:ascii="Wingdings" w:hAnsi="Wingdings" w:hint="default"/>
+        <w:sz w:val="20"/>
+      </w:rPr>
+    </w:lvl>
+    <w:lvl w:ilvl="3" w:tentative="1">
+      <w:start w:val="1"/>
+      <w:numFmt w:val="bullet"/>
+      <w:lvlText w:val=""/>
+      <w:lvlJc w:val="left"/>
+      <w:pPr>
+        <w:tabs>
+          <w:tab w:val="num" w:pos="2880"/>
+        </w:tabs>
+        <w:ind w:left="2880" w:hanging="360"/>
+      </w:pPr>
+      <w:rPr>
+        <w:rFonts w:ascii="Wingdings" w:hAnsi="Wingdings" w:hint="default"/>
+        <w:sz w:val="20"/>
+      </w:rPr>
+    </w:lvl>
+    <w:lvl w:ilvl="4" w:tentative="1">
+      <w:start w:val="1"/>
+      <w:numFmt w:val="bullet"/>
+      <w:lvlText w:val=""/>
+      <w:lvlJc w:val="left"/>
+      <w:pPr>
+        <w:tabs>
+          <w:tab w:val="num" w:pos="3600"/>
+        </w:tabs>
+        <w:ind w:left="3600" w:hanging="360"/>
+      </w:pPr>
+      <w:rPr>
+        <w:rFonts w:ascii="Wingdings" w:hAnsi="Wingdings" w:hint="default"/>
+        <w:sz w:val="20"/>
+      </w:rPr>
+    </w:lvl>
+    <w:lvl w:ilvl="5" w:tentative="1">
+      <w:start w:val="1"/>
+      <w:numFmt w:val="bullet"/>
+      <w:lvlText w:val=""/>
+      <w:lvlJc w:val="left"/>
+      <w:pPr>
+        <w:tabs>
+          <w:tab w:val="num" w:pos="4320"/>
+        </w:tabs>
+        <w:ind w:left="4320" w:hanging="360"/>
+      </w:pPr>
+      <w:rPr>
+        <w:rFonts w:ascii="Wingdings" w:hAnsi="Wingdings" w:hint="default"/>
+        <w:sz w:val="20"/>
+      </w:rPr>
+    </w:lvl>
+    <w:lvl w:ilvl="6" w:tentative="1">
+      <w:start w:val="1"/>
+      <w:numFmt w:val="bullet"/>
+      <w:lvlText w:val=""/>
+      <w:lvlJc w:val="left"/>
+      <w:pPr>
+        <w:tabs>
+          <w:tab w:val="num" w:pos="5040"/>
+        </w:tabs>
+        <w:ind w:left="5040" w:hanging="360"/>
+      </w:pPr>
+      <w:rPr>
+        <w:rFonts w:ascii="Wingdings" w:hAnsi="Wingdings" w:hint="default"/>
+        <w:sz w:val="20"/>
+      </w:rPr>
+    </w:lvl>
+    <w:lvl w:ilvl="7" w:tentative="1">
+      <w:start w:val="1"/>
+      <w:numFmt w:val="bullet"/>
+      <w:lvlText w:val=""/>
+      <w:lvlJc w:val="left"/>
+      <w:pPr>
+        <w:tabs>
+          <w:tab w:val="num" w:pos="5760"/>
+        </w:tabs>
+        <w:ind w:left="5760" w:hanging="360"/>
+      </w:pPr>
+      <w:rPr>
+        <w:rFonts w:ascii="Wingdings" w:hAnsi="Wingdings" w:hint="default"/>
+        <w:sz w:val="20"/>
+      </w:rPr>
+    </w:lvl>
+    <w:lvl w:ilvl="8" w:tentative="1">
+      <w:start w:val="1"/>
+      <w:numFmt w:val="bullet"/>
+      <w:lvlText w:val=""/>
+      <w:lvlJc w:val="left"/>
+      <w:pPr>
+        <w:tabs>
+          <w:tab w:val="num" w:pos="6480"/>
+        </w:tabs>
+        <w:ind w:left="6480" w:hanging="360"/>
+      </w:pPr>
+      <w:rPr>
+        <w:rFonts w:ascii="Wingdings" w:hAnsi="Wingdings" w:hint="default"/>
+        <w:sz w:val="20"/>
+      </w:rPr>
+    </w:lvl>
+  </w:abstractNum>
+  <w:abstractNum w:abstractNumId="17" w15:restartNumberingAfterBreak="0">
+    <w:nsid w:val="4EF71319"/>
+    <w:multiLevelType w:val="multilevel"/>
+    <w:tmpl w:val="99B08234"/>
+    <w:lvl w:ilvl="0">
+      <w:start w:val="1"/>
+      <w:numFmt w:val="bullet"/>
+      <w:lvlText w:val=""/>
+      <w:lvlJc w:val="left"/>
+      <w:pPr>
+        <w:tabs>
+          <w:tab w:val="num" w:pos="720"/>
+        </w:tabs>
+        <w:ind w:left="720" w:hanging="360"/>
+      </w:pPr>
+      <w:rPr>
+        <w:rFonts w:ascii="Symbol" w:hAnsi="Symbol" w:hint="default"/>
+        <w:sz w:val="20"/>
+      </w:rPr>
+    </w:lvl>
+    <w:lvl w:ilvl="1">
+      <w:start w:val="1"/>
+      <w:numFmt w:val="bullet"/>
+      <w:lvlText w:val="o"/>
+      <w:lvlJc w:val="left"/>
+      <w:pPr>
+        <w:tabs>
+          <w:tab w:val="num" w:pos="1440"/>
+        </w:tabs>
+        <w:ind w:left="1440" w:hanging="360"/>
+      </w:pPr>
+      <w:rPr>
+        <w:rFonts w:ascii="Courier New" w:hAnsi="Courier New" w:hint="default"/>
+        <w:sz w:val="20"/>
+      </w:rPr>
+    </w:lvl>
+    <w:lvl w:ilvl="2" w:tentative="1">
+      <w:start w:val="1"/>
+      <w:numFmt w:val="bullet"/>
+      <w:lvlText w:val=""/>
+      <w:lvlJc w:val="left"/>
+      <w:pPr>
+        <w:tabs>
+          <w:tab w:val="num" w:pos="2160"/>
+        </w:tabs>
+        <w:ind w:left="2160" w:hanging="360"/>
+      </w:pPr>
+      <w:rPr>
+        <w:rFonts w:ascii="Wingdings" w:hAnsi="Wingdings" w:hint="default"/>
+        <w:sz w:val="20"/>
+      </w:rPr>
+    </w:lvl>
+    <w:lvl w:ilvl="3" w:tentative="1">
+      <w:start w:val="1"/>
+      <w:numFmt w:val="bullet"/>
+      <w:lvlText w:val=""/>
+      <w:lvlJc w:val="left"/>
+      <w:pPr>
+        <w:tabs>
+          <w:tab w:val="num" w:pos="2880"/>
+        </w:tabs>
+        <w:ind w:left="2880" w:hanging="360"/>
+      </w:pPr>
+      <w:rPr>
+        <w:rFonts w:ascii="Wingdings" w:hAnsi="Wingdings" w:hint="default"/>
+        <w:sz w:val="20"/>
+      </w:rPr>
+    </w:lvl>
+    <w:lvl w:ilvl="4" w:tentative="1">
+      <w:start w:val="1"/>
+      <w:numFmt w:val="bullet"/>
+      <w:lvlText w:val=""/>
+      <w:lvlJc w:val="left"/>
+      <w:pPr>
+        <w:tabs>
+          <w:tab w:val="num" w:pos="3600"/>
+        </w:tabs>
+        <w:ind w:left="3600" w:hanging="360"/>
+      </w:pPr>
+      <w:rPr>
+        <w:rFonts w:ascii="Wingdings" w:hAnsi="Wingdings" w:hint="default"/>
+        <w:sz w:val="20"/>
+      </w:rPr>
+    </w:lvl>
+    <w:lvl w:ilvl="5" w:tentative="1">
+      <w:start w:val="1"/>
+      <w:numFmt w:val="bullet"/>
+      <w:lvlText w:val=""/>
+      <w:lvlJc w:val="left"/>
+      <w:pPr>
+        <w:tabs>
+          <w:tab w:val="num" w:pos="4320"/>
+        </w:tabs>
+        <w:ind w:left="4320" w:hanging="360"/>
+      </w:pPr>
+      <w:rPr>
+        <w:rFonts w:ascii="Wingdings" w:hAnsi="Wingdings" w:hint="default"/>
+        <w:sz w:val="20"/>
+      </w:rPr>
+    </w:lvl>
+    <w:lvl w:ilvl="6" w:tentative="1">
+      <w:start w:val="1"/>
+      <w:numFmt w:val="bullet"/>
+      <w:lvlText w:val=""/>
+      <w:lvlJc w:val="left"/>
+      <w:pPr>
+        <w:tabs>
+          <w:tab w:val="num" w:pos="5040"/>
+        </w:tabs>
+        <w:ind w:left="5040" w:hanging="360"/>
+      </w:pPr>
+      <w:rPr>
+        <w:rFonts w:ascii="Wingdings" w:hAnsi="Wingdings" w:hint="default"/>
+        <w:sz w:val="20"/>
+      </w:rPr>
+    </w:lvl>
+    <w:lvl w:ilvl="7" w:tentative="1">
+      <w:start w:val="1"/>
+      <w:numFmt w:val="bullet"/>
+      <w:lvlText w:val=""/>
+      <w:lvlJc w:val="left"/>
+      <w:pPr>
+        <w:tabs>
+          <w:tab w:val="num" w:pos="5760"/>
+        </w:tabs>
+        <w:ind w:left="5760" w:hanging="360"/>
+      </w:pPr>
+      <w:rPr>
+        <w:rFonts w:ascii="Wingdings" w:hAnsi="Wingdings" w:hint="default"/>
+        <w:sz w:val="20"/>
+      </w:rPr>
+    </w:lvl>
+    <w:lvl w:ilvl="8" w:tentative="1">
+      <w:start w:val="1"/>
+      <w:numFmt w:val="bullet"/>
+      <w:lvlText w:val=""/>
+      <w:lvlJc w:val="left"/>
+      <w:pPr>
+        <w:tabs>
+          <w:tab w:val="num" w:pos="6480"/>
+        </w:tabs>
+        <w:ind w:left="6480" w:hanging="360"/>
+      </w:pPr>
+      <w:rPr>
+        <w:rFonts w:ascii="Wingdings" w:hAnsi="Wingdings" w:hint="default"/>
+        <w:sz w:val="20"/>
+      </w:rPr>
+    </w:lvl>
+  </w:abstractNum>
+  <w:abstractNum w:abstractNumId="18" w15:restartNumberingAfterBreak="0">
+    <w:nsid w:val="56EB44A4"/>
+    <w:multiLevelType w:val="multilevel"/>
+    <w:tmpl w:val="354046FA"/>
+    <w:lvl w:ilvl="0">
+      <w:start w:val="1"/>
+      <w:numFmt w:val="bullet"/>
+      <w:lvlText w:val=""/>
+      <w:lvlJc w:val="left"/>
+      <w:pPr>
+        <w:tabs>
+          <w:tab w:val="num" w:pos="720"/>
+        </w:tabs>
+        <w:ind w:left="720" w:hanging="360"/>
+      </w:pPr>
+      <w:rPr>
+        <w:rFonts w:ascii="Symbol" w:hAnsi="Symbol" w:hint="default"/>
+        <w:sz w:val="20"/>
+      </w:rPr>
+    </w:lvl>
+    <w:lvl w:ilvl="1" w:tentative="1">
+      <w:start w:val="1"/>
+      <w:numFmt w:val="bullet"/>
+      <w:lvlText w:val="o"/>
+      <w:lvlJc w:val="left"/>
+      <w:pPr>
+        <w:tabs>
+          <w:tab w:val="num" w:pos="1440"/>
+        </w:tabs>
+        <w:ind w:left="1440" w:hanging="360"/>
+      </w:pPr>
+      <w:rPr>
+        <w:rFonts w:ascii="Courier New" w:hAnsi="Courier New" w:hint="default"/>
+        <w:sz w:val="20"/>
+      </w:rPr>
+    </w:lvl>
+    <w:lvl w:ilvl="2" w:tentative="1">
+      <w:start w:val="1"/>
+      <w:numFmt w:val="bullet"/>
+      <w:lvlText w:val=""/>
+      <w:lvlJc w:val="left"/>
+      <w:pPr>
+        <w:tabs>
+          <w:tab w:val="num" w:pos="2160"/>
+        </w:tabs>
+        <w:ind w:left="2160" w:hanging="360"/>
+      </w:pPr>
+      <w:rPr>
+        <w:rFonts w:ascii="Wingdings" w:hAnsi="Wingdings" w:hint="default"/>
+        <w:sz w:val="20"/>
+      </w:rPr>
+    </w:lvl>
+    <w:lvl w:ilvl="3" w:tentative="1">
+      <w:start w:val="1"/>
+      <w:numFmt w:val="bullet"/>
+      <w:lvlText w:val=""/>
+      <w:lvlJc w:val="left"/>
+      <w:pPr>
+        <w:tabs>
+          <w:tab w:val="num" w:pos="2880"/>
+        </w:tabs>
+        <w:ind w:left="2880" w:hanging="360"/>
+      </w:pPr>
+      <w:rPr>
+        <w:rFonts w:ascii="Wingdings" w:hAnsi="Wingdings" w:hint="default"/>
+        <w:sz w:val="20"/>
+      </w:rPr>
+    </w:lvl>
+    <w:lvl w:ilvl="4" w:tentative="1">
+      <w:start w:val="1"/>
+      <w:numFmt w:val="bullet"/>
+      <w:lvlText w:val=""/>
+      <w:lvlJc w:val="left"/>
+      <w:pPr>
+        <w:tabs>
+          <w:tab w:val="num" w:pos="3600"/>
+        </w:tabs>
+        <w:ind w:left="3600" w:hanging="360"/>
+      </w:pPr>
+      <w:rPr>
+        <w:rFonts w:ascii="Wingdings" w:hAnsi="Wingdings" w:hint="default"/>
+        <w:sz w:val="20"/>
+      </w:rPr>
+    </w:lvl>
+    <w:lvl w:ilvl="5" w:tentative="1">
+      <w:start w:val="1"/>
+      <w:numFmt w:val="bullet"/>
+      <w:lvlText w:val=""/>
+      <w:lvlJc w:val="left"/>
+      <w:pPr>
+        <w:tabs>
+          <w:tab w:val="num" w:pos="4320"/>
+        </w:tabs>
+        <w:ind w:left="4320" w:hanging="360"/>
+      </w:pPr>
+      <w:rPr>
+        <w:rFonts w:ascii="Wingdings" w:hAnsi="Wingdings" w:hint="default"/>
+        <w:sz w:val="20"/>
+      </w:rPr>
+    </w:lvl>
+    <w:lvl w:ilvl="6" w:tentative="1">
+      <w:start w:val="1"/>
+      <w:numFmt w:val="bullet"/>
+      <w:lvlText w:val=""/>
+      <w:lvlJc w:val="left"/>
+      <w:pPr>
+        <w:tabs>
+          <w:tab w:val="num" w:pos="5040"/>
+        </w:tabs>
+        <w:ind w:left="5040" w:hanging="360"/>
+      </w:pPr>
+      <w:rPr>
+        <w:rFonts w:ascii="Wingdings" w:hAnsi="Wingdings" w:hint="default"/>
+        <w:sz w:val="20"/>
+      </w:rPr>
+    </w:lvl>
+    <w:lvl w:ilvl="7" w:tentative="1">
+      <w:start w:val="1"/>
+      <w:numFmt w:val="bullet"/>
+      <w:lvlText w:val=""/>
+      <w:lvlJc w:val="left"/>
+      <w:pPr>
+        <w:tabs>
+          <w:tab w:val="num" w:pos="5760"/>
+        </w:tabs>
+        <w:ind w:left="5760" w:hanging="360"/>
+      </w:pPr>
+      <w:rPr>
+        <w:rFonts w:ascii="Wingdings" w:hAnsi="Wingdings" w:hint="default"/>
+        <w:sz w:val="20"/>
+      </w:rPr>
+    </w:lvl>
+    <w:lvl w:ilvl="8" w:tentative="1">
+      <w:start w:val="1"/>
+      <w:numFmt w:val="bullet"/>
+      <w:lvlText w:val=""/>
+      <w:lvlJc w:val="left"/>
+      <w:pPr>
+        <w:tabs>
+          <w:tab w:val="num" w:pos="6480"/>
+        </w:tabs>
+        <w:ind w:left="6480" w:hanging="360"/>
+      </w:pPr>
+      <w:rPr>
+        <w:rFonts w:ascii="Wingdings" w:hAnsi="Wingdings" w:hint="default"/>
+        <w:sz w:val="20"/>
+      </w:rPr>
+    </w:lvl>
+  </w:abstractNum>
+  <w:abstractNum w:abstractNumId="19" w15:restartNumberingAfterBreak="0">
+    <w:nsid w:val="5CD3521D"/>
+    <w:multiLevelType w:val="multilevel"/>
+    <w:tmpl w:val="E5BAB028"/>
+    <w:lvl w:ilvl="0">
+      <w:start w:val="1"/>
+      <w:numFmt w:val="bullet"/>
+      <w:lvlText w:val=""/>
+      <w:lvlJc w:val="left"/>
+      <w:pPr>
+        <w:tabs>
+          <w:tab w:val="num" w:pos="720"/>
+        </w:tabs>
+        <w:ind w:left="720" w:hanging="360"/>
+      </w:pPr>
+      <w:rPr>
+        <w:rFonts w:ascii="Symbol" w:hAnsi="Symbol" w:hint="default"/>
+        <w:sz w:val="20"/>
+      </w:rPr>
+    </w:lvl>
+    <w:lvl w:ilvl="1" w:tentative="1">
+      <w:start w:val="1"/>
+      <w:numFmt w:val="bullet"/>
+      <w:lvlText w:val="o"/>
+      <w:lvlJc w:val="left"/>
+      <w:pPr>
+        <w:tabs>
+          <w:tab w:val="num" w:pos="1440"/>
+        </w:tabs>
+        <w:ind w:left="1440" w:hanging="360"/>
+      </w:pPr>
+      <w:rPr>
+        <w:rFonts w:ascii="Courier New" w:hAnsi="Courier New" w:hint="default"/>
+        <w:sz w:val="20"/>
+      </w:rPr>
+    </w:lvl>
+    <w:lvl w:ilvl="2" w:tentative="1">
+      <w:start w:val="1"/>
+      <w:numFmt w:val="bullet"/>
+      <w:lvlText w:val=""/>
+      <w:lvlJc w:val="left"/>
+      <w:pPr>
+        <w:tabs>
+          <w:tab w:val="num" w:pos="2160"/>
+        </w:tabs>
+        <w:ind w:left="2160" w:hanging="360"/>
+      </w:pPr>
+      <w:rPr>
+        <w:rFonts w:ascii="Wingdings" w:hAnsi="Wingdings" w:hint="default"/>
+        <w:sz w:val="20"/>
+      </w:rPr>
+    </w:lvl>
+    <w:lvl w:ilvl="3" w:tentative="1">
+      <w:start w:val="1"/>
+      <w:numFmt w:val="bullet"/>
+      <w:lvlText w:val=""/>
+      <w:lvlJc w:val="left"/>
+      <w:pPr>
+        <w:tabs>
+          <w:tab w:val="num" w:pos="2880"/>
+        </w:tabs>
+        <w:ind w:left="2880" w:hanging="360"/>
+      </w:pPr>
+      <w:rPr>
+        <w:rFonts w:ascii="Wingdings" w:hAnsi="Wingdings" w:hint="default"/>
+        <w:sz w:val="20"/>
+      </w:rPr>
+    </w:lvl>
+    <w:lvl w:ilvl="4" w:tentative="1">
+      <w:start w:val="1"/>
+      <w:numFmt w:val="bullet"/>
+      <w:lvlText w:val=""/>
+      <w:lvlJc w:val="left"/>
+      <w:pPr>
+        <w:tabs>
+          <w:tab w:val="num" w:pos="3600"/>
+        </w:tabs>
+        <w:ind w:left="3600" w:hanging="360"/>
+      </w:pPr>
+      <w:rPr>
+        <w:rFonts w:ascii="Wingdings" w:hAnsi="Wingdings" w:hint="default"/>
+        <w:sz w:val="20"/>
+      </w:rPr>
+    </w:lvl>
+    <w:lvl w:ilvl="5" w:tentative="1">
+      <w:start w:val="1"/>
+      <w:numFmt w:val="bullet"/>
+      <w:lvlText w:val=""/>
+      <w:lvlJc w:val="left"/>
+      <w:pPr>
+        <w:tabs>
+          <w:tab w:val="num" w:pos="4320"/>
+        </w:tabs>
+        <w:ind w:left="4320" w:hanging="360"/>
+      </w:pPr>
+      <w:rPr>
+        <w:rFonts w:ascii="Wingdings" w:hAnsi="Wingdings" w:hint="default"/>
+        <w:sz w:val="20"/>
+      </w:rPr>
+    </w:lvl>
+    <w:lvl w:ilvl="6" w:tentative="1">
+      <w:start w:val="1"/>
+      <w:numFmt w:val="bullet"/>
+      <w:lvlText w:val=""/>
+      <w:lvlJc w:val="left"/>
+      <w:pPr>
+        <w:tabs>
+          <w:tab w:val="num" w:pos="5040"/>
+        </w:tabs>
+        <w:ind w:left="5040" w:hanging="360"/>
+      </w:pPr>
+      <w:rPr>
+        <w:rFonts w:ascii="Wingdings" w:hAnsi="Wingdings" w:hint="default"/>
+        <w:sz w:val="20"/>
+      </w:rPr>
+    </w:lvl>
+    <w:lvl w:ilvl="7" w:tentative="1">
+      <w:start w:val="1"/>
+      <w:numFmt w:val="bullet"/>
+      <w:lvlText w:val=""/>
+      <w:lvlJc w:val="left"/>
+      <w:pPr>
+        <w:tabs>
+          <w:tab w:val="num" w:pos="5760"/>
+        </w:tabs>
+        <w:ind w:left="5760" w:hanging="360"/>
+      </w:pPr>
+      <w:rPr>
+        <w:rFonts w:ascii="Wingdings" w:hAnsi="Wingdings" w:hint="default"/>
+        <w:sz w:val="20"/>
+      </w:rPr>
+    </w:lvl>
+    <w:lvl w:ilvl="8" w:tentative="1">
+      <w:start w:val="1"/>
+      <w:numFmt w:val="bullet"/>
+      <w:lvlText w:val=""/>
+      <w:lvlJc w:val="left"/>
+      <w:pPr>
+        <w:tabs>
+          <w:tab w:val="num" w:pos="6480"/>
+        </w:tabs>
+        <w:ind w:left="6480" w:hanging="360"/>
+      </w:pPr>
+      <w:rPr>
+        <w:rFonts w:ascii="Wingdings" w:hAnsi="Wingdings" w:hint="default"/>
+        <w:sz w:val="20"/>
+      </w:rPr>
+    </w:lvl>
+  </w:abstractNum>
+  <w:abstractNum w:abstractNumId="20" w15:restartNumberingAfterBreak="0">
+    <w:nsid w:val="5DBD73DE"/>
+    <w:multiLevelType w:val="multilevel"/>
+    <w:tmpl w:val="94E23DA0"/>
+    <w:lvl w:ilvl="0">
+      <w:start w:val="1"/>
+      <w:numFmt w:val="bullet"/>
+      <w:lvlText w:val=""/>
+      <w:lvlJc w:val="left"/>
+      <w:pPr>
+        <w:tabs>
+          <w:tab w:val="num" w:pos="720"/>
+        </w:tabs>
+        <w:ind w:left="720" w:hanging="360"/>
+      </w:pPr>
+      <w:rPr>
+        <w:rFonts w:ascii="Symbol" w:hAnsi="Symbol" w:hint="default"/>
+        <w:sz w:val="20"/>
+      </w:rPr>
+    </w:lvl>
+    <w:lvl w:ilvl="1" w:tentative="1">
+      <w:start w:val="1"/>
+      <w:numFmt w:val="bullet"/>
+      <w:lvlText w:val="o"/>
+      <w:lvlJc w:val="left"/>
+      <w:pPr>
+        <w:tabs>
+          <w:tab w:val="num" w:pos="1440"/>
+        </w:tabs>
+        <w:ind w:left="1440" w:hanging="360"/>
+      </w:pPr>
+      <w:rPr>
+        <w:rFonts w:ascii="Courier New" w:hAnsi="Courier New" w:hint="default"/>
+        <w:sz w:val="20"/>
+      </w:rPr>
+    </w:lvl>
+    <w:lvl w:ilvl="2" w:tentative="1">
+      <w:start w:val="1"/>
+      <w:numFmt w:val="bullet"/>
+      <w:lvlText w:val=""/>
+      <w:lvlJc w:val="left"/>
+      <w:pPr>
+        <w:tabs>
+          <w:tab w:val="num" w:pos="2160"/>
+        </w:tabs>
+        <w:ind w:left="2160" w:hanging="360"/>
+      </w:pPr>
+      <w:rPr>
+        <w:rFonts w:ascii="Wingdings" w:hAnsi="Wingdings" w:hint="default"/>
+        <w:sz w:val="20"/>
+      </w:rPr>
+    </w:lvl>
+    <w:lvl w:ilvl="3" w:tentative="1">
+      <w:start w:val="1"/>
+      <w:numFmt w:val="bullet"/>
+      <w:lvlText w:val=""/>
+      <w:lvlJc w:val="left"/>
+      <w:pPr>
+        <w:tabs>
+          <w:tab w:val="num" w:pos="2880"/>
+        </w:tabs>
+        <w:ind w:left="2880" w:hanging="360"/>
+      </w:pPr>
+      <w:rPr>
+        <w:rFonts w:ascii="Wingdings" w:hAnsi="Wingdings" w:hint="default"/>
+        <w:sz w:val="20"/>
+      </w:rPr>
+    </w:lvl>
+    <w:lvl w:ilvl="4" w:tentative="1">
+      <w:start w:val="1"/>
+      <w:numFmt w:val="bullet"/>
+      <w:lvlText w:val=""/>
+      <w:lvlJc w:val="left"/>
+      <w:pPr>
+        <w:tabs>
+          <w:tab w:val="num" w:pos="3600"/>
+        </w:tabs>
+        <w:ind w:left="3600" w:hanging="360"/>
+      </w:pPr>
+      <w:rPr>
+        <w:rFonts w:ascii="Wingdings" w:hAnsi="Wingdings" w:hint="default"/>
+        <w:sz w:val="20"/>
+      </w:rPr>
+    </w:lvl>
+    <w:lvl w:ilvl="5" w:tentative="1">
+      <w:start w:val="1"/>
+      <w:numFmt w:val="bullet"/>
+      <w:lvlText w:val=""/>
+      <w:lvlJc w:val="left"/>
+      <w:pPr>
+        <w:tabs>
+          <w:tab w:val="num" w:pos="4320"/>
+        </w:tabs>
+        <w:ind w:left="4320" w:hanging="360"/>
+      </w:pPr>
+      <w:rPr>
+        <w:rFonts w:ascii="Wingdings" w:hAnsi="Wingdings" w:hint="default"/>
+        <w:sz w:val="20"/>
+      </w:rPr>
+    </w:lvl>
+    <w:lvl w:ilvl="6" w:tentative="1">
+      <w:start w:val="1"/>
+      <w:numFmt w:val="bullet"/>
+      <w:lvlText w:val=""/>
+      <w:lvlJc w:val="left"/>
+      <w:pPr>
+        <w:tabs>
+          <w:tab w:val="num" w:pos="5040"/>
+        </w:tabs>
+        <w:ind w:left="5040" w:hanging="360"/>
+      </w:pPr>
+      <w:rPr>
+        <w:rFonts w:ascii="Wingdings" w:hAnsi="Wingdings" w:hint="default"/>
+        <w:sz w:val="20"/>
+      </w:rPr>
+    </w:lvl>
+    <w:lvl w:ilvl="7" w:tentative="1">
+      <w:start w:val="1"/>
+      <w:numFmt w:val="bullet"/>
+      <w:lvlText w:val=""/>
+      <w:lvlJc w:val="left"/>
+      <w:pPr>
+        <w:tabs>
+          <w:tab w:val="num" w:pos="5760"/>
+        </w:tabs>
+        <w:ind w:left="5760" w:hanging="360"/>
+      </w:pPr>
+      <w:rPr>
+        <w:rFonts w:ascii="Wingdings" w:hAnsi="Wingdings" w:hint="default"/>
+        <w:sz w:val="20"/>
+      </w:rPr>
+    </w:lvl>
+    <w:lvl w:ilvl="8" w:tentative="1">
+      <w:start w:val="1"/>
+      <w:numFmt w:val="bullet"/>
+      <w:lvlText w:val=""/>
+      <w:lvlJc w:val="left"/>
+      <w:pPr>
+        <w:tabs>
+          <w:tab w:val="num" w:pos="6480"/>
+        </w:tabs>
+        <w:ind w:left="6480" w:hanging="360"/>
+      </w:pPr>
+      <w:rPr>
+        <w:rFonts w:ascii="Wingdings" w:hAnsi="Wingdings" w:hint="default"/>
+        <w:sz w:val="20"/>
+      </w:rPr>
+    </w:lvl>
+  </w:abstractNum>
+  <w:abstractNum w:abstractNumId="21" w15:restartNumberingAfterBreak="0">
+    <w:nsid w:val="60196BA9"/>
+    <w:multiLevelType w:val="multilevel"/>
+    <w:tmpl w:val="E2103B90"/>
+    <w:lvl w:ilvl="0">
+      <w:start w:val="1"/>
+      <w:numFmt w:val="bullet"/>
+      <w:lvlText w:val=""/>
+      <w:lvlJc w:val="left"/>
+      <w:pPr>
+        <w:tabs>
+          <w:tab w:val="num" w:pos="720"/>
+        </w:tabs>
+        <w:ind w:left="720" w:hanging="360"/>
+      </w:pPr>
+      <w:rPr>
+        <w:rFonts w:ascii="Symbol" w:hAnsi="Symbol" w:hint="default"/>
+        <w:sz w:val="20"/>
+      </w:rPr>
+    </w:lvl>
+    <w:lvl w:ilvl="1" w:tentative="1">
+      <w:start w:val="1"/>
+      <w:numFmt w:val="bullet"/>
+      <w:lvlText w:val="o"/>
+      <w:lvlJc w:val="left"/>
+      <w:pPr>
+        <w:tabs>
+          <w:tab w:val="num" w:pos="1440"/>
+        </w:tabs>
+        <w:ind w:left="1440" w:hanging="360"/>
+      </w:pPr>
+      <w:rPr>
+        <w:rFonts w:ascii="Courier New" w:hAnsi="Courier New" w:hint="default"/>
+        <w:sz w:val="20"/>
+      </w:rPr>
+    </w:lvl>
+    <w:lvl w:ilvl="2" w:tentative="1">
+      <w:start w:val="1"/>
+      <w:numFmt w:val="bullet"/>
+      <w:lvlText w:val=""/>
+      <w:lvlJc w:val="left"/>
+      <w:pPr>
+        <w:tabs>
+          <w:tab w:val="num" w:pos="2160"/>
+        </w:tabs>
+        <w:ind w:left="2160" w:hanging="360"/>
+      </w:pPr>
+      <w:rPr>
+        <w:rFonts w:ascii="Wingdings" w:hAnsi="Wingdings" w:hint="default"/>
+        <w:sz w:val="20"/>
+      </w:rPr>
+    </w:lvl>
+    <w:lvl w:ilvl="3" w:tentative="1">
+      <w:start w:val="1"/>
+      <w:numFmt w:val="bullet"/>
+      <w:lvlText w:val=""/>
+      <w:lvlJc w:val="left"/>
+      <w:pPr>
+        <w:tabs>
+          <w:tab w:val="num" w:pos="2880"/>
+        </w:tabs>
+        <w:ind w:left="2880" w:hanging="360"/>
+      </w:pPr>
+      <w:rPr>
+        <w:rFonts w:ascii="Wingdings" w:hAnsi="Wingdings" w:hint="default"/>
+        <w:sz w:val="20"/>
+      </w:rPr>
+    </w:lvl>
+    <w:lvl w:ilvl="4" w:tentative="1">
+      <w:start w:val="1"/>
+      <w:numFmt w:val="bullet"/>
+      <w:lvlText w:val=""/>
+      <w:lvlJc w:val="left"/>
+      <w:pPr>
+        <w:tabs>
+          <w:tab w:val="num" w:pos="3600"/>
+        </w:tabs>
+        <w:ind w:left="3600" w:hanging="360"/>
+      </w:pPr>
+      <w:rPr>
+        <w:rFonts w:ascii="Wingdings" w:hAnsi="Wingdings" w:hint="default"/>
+        <w:sz w:val="20"/>
+      </w:rPr>
+    </w:lvl>
+    <w:lvl w:ilvl="5" w:tentative="1">
+      <w:start w:val="1"/>
+      <w:numFmt w:val="bullet"/>
+      <w:lvlText w:val=""/>
+      <w:lvlJc w:val="left"/>
+      <w:pPr>
+        <w:tabs>
+          <w:tab w:val="num" w:pos="4320"/>
+        </w:tabs>
+        <w:ind w:left="4320" w:hanging="360"/>
+      </w:pPr>
+      <w:rPr>
+        <w:rFonts w:ascii="Wingdings" w:hAnsi="Wingdings" w:hint="default"/>
+        <w:sz w:val="20"/>
+      </w:rPr>
+    </w:lvl>
+    <w:lvl w:ilvl="6" w:tentative="1">
+      <w:start w:val="1"/>
+      <w:numFmt w:val="bullet"/>
+      <w:lvlText w:val=""/>
+      <w:lvlJc w:val="left"/>
+      <w:pPr>
+        <w:tabs>
+          <w:tab w:val="num" w:pos="5040"/>
+        </w:tabs>
+        <w:ind w:left="5040" w:hanging="360"/>
+      </w:pPr>
+      <w:rPr>
+        <w:rFonts w:ascii="Wingdings" w:hAnsi="Wingdings" w:hint="default"/>
+        <w:sz w:val="20"/>
+      </w:rPr>
+    </w:lvl>
+    <w:lvl w:ilvl="7" w:tentative="1">
+      <w:start w:val="1"/>
+      <w:numFmt w:val="bullet"/>
+      <w:lvlText w:val=""/>
+      <w:lvlJc w:val="left"/>
+      <w:pPr>
+        <w:tabs>
+          <w:tab w:val="num" w:pos="5760"/>
+        </w:tabs>
+        <w:ind w:left="5760" w:hanging="360"/>
+      </w:pPr>
+      <w:rPr>
+        <w:rFonts w:ascii="Wingdings" w:hAnsi="Wingdings" w:hint="default"/>
+        <w:sz w:val="20"/>
+      </w:rPr>
+    </w:lvl>
+    <w:lvl w:ilvl="8" w:tentative="1">
+      <w:start w:val="1"/>
+      <w:numFmt w:val="bullet"/>
+      <w:lvlText w:val=""/>
+      <w:lvlJc w:val="left"/>
+      <w:pPr>
+        <w:tabs>
+          <w:tab w:val="num" w:pos="6480"/>
+        </w:tabs>
+        <w:ind w:left="6480" w:hanging="360"/>
+      </w:pPr>
+      <w:rPr>
+        <w:rFonts w:ascii="Wingdings" w:hAnsi="Wingdings" w:hint="default"/>
+        <w:sz w:val="20"/>
+      </w:rPr>
+    </w:lvl>
+  </w:abstractNum>
+  <w:abstractNum w:abstractNumId="22" w15:restartNumberingAfterBreak="0">
+    <w:nsid w:val="67E32EC6"/>
+    <w:multiLevelType w:val="multilevel"/>
+    <w:tmpl w:val="220C8E22"/>
+    <w:lvl w:ilvl="0">
+      <w:start w:val="1"/>
+      <w:numFmt w:val="bullet"/>
+      <w:lvlText w:val=""/>
+      <w:lvlJc w:val="left"/>
+      <w:pPr>
+        <w:tabs>
+          <w:tab w:val="num" w:pos="720"/>
+        </w:tabs>
+        <w:ind w:left="720" w:hanging="360"/>
+      </w:pPr>
+      <w:rPr>
+        <w:rFonts w:ascii="Symbol" w:hAnsi="Symbol" w:hint="default"/>
+        <w:sz w:val="20"/>
+      </w:rPr>
+    </w:lvl>
+    <w:lvl w:ilvl="1" w:tentative="1">
+      <w:start w:val="1"/>
+      <w:numFmt w:val="bullet"/>
+      <w:lvlText w:val="o"/>
+      <w:lvlJc w:val="left"/>
+      <w:pPr>
+        <w:tabs>
+          <w:tab w:val="num" w:pos="1440"/>
+        </w:tabs>
+        <w:ind w:left="1440" w:hanging="360"/>
+      </w:pPr>
+      <w:rPr>
+        <w:rFonts w:ascii="Courier New" w:hAnsi="Courier New" w:hint="default"/>
+        <w:sz w:val="20"/>
+      </w:rPr>
+    </w:lvl>
+    <w:lvl w:ilvl="2" w:tentative="1">
+      <w:start w:val="1"/>
+      <w:numFmt w:val="bullet"/>
+      <w:lvlText w:val=""/>
+      <w:lvlJc w:val="left"/>
+      <w:pPr>
+        <w:tabs>
+          <w:tab w:val="num" w:pos="2160"/>
+        </w:tabs>
+        <w:ind w:left="2160" w:hanging="360"/>
+      </w:pPr>
+      <w:rPr>
+        <w:rFonts w:ascii="Wingdings" w:hAnsi="Wingdings" w:hint="default"/>
+        <w:sz w:val="20"/>
+      </w:rPr>
+    </w:lvl>
+    <w:lvl w:ilvl="3" w:tentative="1">
+      <w:start w:val="1"/>
+      <w:numFmt w:val="bullet"/>
+      <w:lvlText w:val=""/>
+      <w:lvlJc w:val="left"/>
+      <w:pPr>
+        <w:tabs>
+          <w:tab w:val="num" w:pos="2880"/>
+        </w:tabs>
+        <w:ind w:left="2880" w:hanging="360"/>
+      </w:pPr>
+      <w:rPr>
+        <w:rFonts w:ascii="Wingdings" w:hAnsi="Wingdings" w:hint="default"/>
+        <w:sz w:val="20"/>
+      </w:rPr>
+    </w:lvl>
+    <w:lvl w:ilvl="4" w:tentative="1">
+      <w:start w:val="1"/>
+      <w:numFmt w:val="bullet"/>
+      <w:lvlText w:val=""/>
+      <w:lvlJc w:val="left"/>
+      <w:pPr>
+        <w:tabs>
+          <w:tab w:val="num" w:pos="3600"/>
+        </w:tabs>
+        <w:ind w:left="3600" w:hanging="360"/>
+      </w:pPr>
+      <w:rPr>
+        <w:rFonts w:ascii="Wingdings" w:hAnsi="Wingdings" w:hint="default"/>
+        <w:sz w:val="20"/>
+      </w:rPr>
+    </w:lvl>
+    <w:lvl w:ilvl="5" w:tentative="1">
+      <w:start w:val="1"/>
+      <w:numFmt w:val="bullet"/>
+      <w:lvlText w:val=""/>
+      <w:lvlJc w:val="left"/>
+      <w:pPr>
+        <w:tabs>
+          <w:tab w:val="num" w:pos="4320"/>
+        </w:tabs>
+        <w:ind w:left="4320" w:hanging="360"/>
+      </w:pPr>
+      <w:rPr>
+        <w:rFonts w:ascii="Wingdings" w:hAnsi="Wingdings" w:hint="default"/>
+        <w:sz w:val="20"/>
+      </w:rPr>
+    </w:lvl>
+    <w:lvl w:ilvl="6" w:tentative="1">
+      <w:start w:val="1"/>
+      <w:numFmt w:val="bullet"/>
+      <w:lvlText w:val=""/>
+      <w:lvlJc w:val="left"/>
+      <w:pPr>
+        <w:tabs>
+          <w:tab w:val="num" w:pos="5040"/>
+        </w:tabs>
+        <w:ind w:left="5040" w:hanging="360"/>
+      </w:pPr>
+      <w:rPr>
+        <w:rFonts w:ascii="Wingdings" w:hAnsi="Wingdings" w:hint="default"/>
+        <w:sz w:val="20"/>
+      </w:rPr>
+    </w:lvl>
+    <w:lvl w:ilvl="7" w:tentative="1">
+      <w:start w:val="1"/>
+      <w:numFmt w:val="bullet"/>
+      <w:lvlText w:val=""/>
+      <w:lvlJc w:val="left"/>
+      <w:pPr>
+        <w:tabs>
+          <w:tab w:val="num" w:pos="5760"/>
+        </w:tabs>
+        <w:ind w:left="5760" w:hanging="360"/>
+      </w:pPr>
+      <w:rPr>
+        <w:rFonts w:ascii="Wingdings" w:hAnsi="Wingdings" w:hint="default"/>
+        <w:sz w:val="20"/>
+      </w:rPr>
+    </w:lvl>
+    <w:lvl w:ilvl="8" w:tentative="1">
+      <w:start w:val="1"/>
+      <w:numFmt w:val="bullet"/>
+      <w:lvlText w:val=""/>
+      <w:lvlJc w:val="left"/>
+      <w:pPr>
+        <w:tabs>
+          <w:tab w:val="num" w:pos="6480"/>
+        </w:tabs>
+        <w:ind w:left="6480" w:hanging="360"/>
+      </w:pPr>
+      <w:rPr>
+        <w:rFonts w:ascii="Wingdings" w:hAnsi="Wingdings" w:hint="default"/>
+        <w:sz w:val="20"/>
+      </w:rPr>
+    </w:lvl>
+  </w:abstractNum>
+  <w:abstractNum w:abstractNumId="23" w15:restartNumberingAfterBreak="0">
+    <w:nsid w:val="765310CA"/>
+    <w:multiLevelType w:val="multilevel"/>
+    <w:tmpl w:val="84E003B0"/>
+    <w:lvl w:ilvl="0">
+      <w:start w:val="1"/>
+      <w:numFmt w:val="bullet"/>
+      <w:lvlText w:val=""/>
+      <w:lvlJc w:val="left"/>
+      <w:pPr>
+        <w:tabs>
+          <w:tab w:val="num" w:pos="720"/>
+        </w:tabs>
+        <w:ind w:left="720" w:hanging="360"/>
+      </w:pPr>
+      <w:rPr>
+        <w:rFonts w:ascii="Symbol" w:hAnsi="Symbol" w:hint="default"/>
+        <w:sz w:val="20"/>
+      </w:rPr>
+    </w:lvl>
+    <w:lvl w:ilvl="1" w:tentative="1">
+      <w:start w:val="1"/>
+      <w:numFmt w:val="bullet"/>
+      <w:lvlText w:val="o"/>
+      <w:lvlJc w:val="left"/>
+      <w:pPr>
+        <w:tabs>
+          <w:tab w:val="num" w:pos="1440"/>
+        </w:tabs>
+        <w:ind w:left="1440" w:hanging="360"/>
+      </w:pPr>
+      <w:rPr>
+        <w:rFonts w:ascii="Courier New" w:hAnsi="Courier New" w:hint="default"/>
+        <w:sz w:val="20"/>
+      </w:rPr>
+    </w:lvl>
+    <w:lvl w:ilvl="2" w:tentative="1">
+      <w:start w:val="1"/>
+      <w:numFmt w:val="bullet"/>
+      <w:lvlText w:val=""/>
+      <w:lvlJc w:val="left"/>
+      <w:pPr>
+        <w:tabs>
+          <w:tab w:val="num" w:pos="2160"/>
+        </w:tabs>
+        <w:ind w:left="2160" w:hanging="360"/>
+      </w:pPr>
+      <w:rPr>
+        <w:rFonts w:ascii="Wingdings" w:hAnsi="Wingdings" w:hint="default"/>
+        <w:sz w:val="20"/>
+      </w:rPr>
+    </w:lvl>
+    <w:lvl w:ilvl="3" w:tentative="1">
+      <w:start w:val="1"/>
+      <w:numFmt w:val="bullet"/>
+      <w:lvlText w:val=""/>
+      <w:lvlJc w:val="left"/>
+      <w:pPr>
+        <w:tabs>
+          <w:tab w:val="num" w:pos="2880"/>
+        </w:tabs>
+        <w:ind w:left="2880" w:hanging="360"/>
+      </w:pPr>
+      <w:rPr>
+        <w:rFonts w:ascii="Wingdings" w:hAnsi="Wingdings" w:hint="default"/>
+        <w:sz w:val="20"/>
+      </w:rPr>
+    </w:lvl>
+    <w:lvl w:ilvl="4" w:tentative="1">
+      <w:start w:val="1"/>
+      <w:numFmt w:val="bullet"/>
+      <w:lvlText w:val=""/>
+      <w:lvlJc w:val="left"/>
+      <w:pPr>
+        <w:tabs>
+          <w:tab w:val="num" w:pos="3600"/>
+        </w:tabs>
+        <w:ind w:left="3600" w:hanging="360"/>
+      </w:pPr>
+      <w:rPr>
+        <w:rFonts w:ascii="Wingdings" w:hAnsi="Wingdings" w:hint="default"/>
+        <w:sz w:val="20"/>
+      </w:rPr>
+    </w:lvl>
+    <w:lvl w:ilvl="5" w:tentative="1">
+      <w:start w:val="1"/>
+      <w:numFmt w:val="bullet"/>
+      <w:lvlText w:val=""/>
+      <w:lvlJc w:val="left"/>
+      <w:pPr>
+        <w:tabs>
+          <w:tab w:val="num" w:pos="4320"/>
+        </w:tabs>
+        <w:ind w:left="4320" w:hanging="360"/>
+      </w:pPr>
+      <w:rPr>
+        <w:rFonts w:ascii="Wingdings" w:hAnsi="Wingdings" w:hint="default"/>
+        <w:sz w:val="20"/>
+      </w:rPr>
+    </w:lvl>
+    <w:lvl w:ilvl="6" w:tentative="1">
+      <w:start w:val="1"/>
+      <w:numFmt w:val="bullet"/>
+      <w:lvlText w:val=""/>
+      <w:lvlJc w:val="left"/>
+      <w:pPr>
+        <w:tabs>
+          <w:tab w:val="num" w:pos="5040"/>
+        </w:tabs>
+        <w:ind w:left="5040" w:hanging="360"/>
+      </w:pPr>
+      <w:rPr>
+        <w:rFonts w:ascii="Wingdings" w:hAnsi="Wingdings" w:hint="default"/>
+        <w:sz w:val="20"/>
+      </w:rPr>
+    </w:lvl>
+    <w:lvl w:ilvl="7" w:tentative="1">
+      <w:start w:val="1"/>
+      <w:numFmt w:val="bullet"/>
+      <w:lvlText w:val=""/>
+      <w:lvlJc w:val="left"/>
+      <w:pPr>
+        <w:tabs>
+          <w:tab w:val="num" w:pos="5760"/>
+        </w:tabs>
+        <w:ind w:left="5760" w:hanging="360"/>
+      </w:pPr>
+      <w:rPr>
+        <w:rFonts w:ascii="Wingdings" w:hAnsi="Wingdings" w:hint="default"/>
+        <w:sz w:val="20"/>
+      </w:rPr>
+    </w:lvl>
+    <w:lvl w:ilvl="8" w:tentative="1">
+      <w:start w:val="1"/>
+      <w:numFmt w:val="bullet"/>
+      <w:lvlText w:val=""/>
+      <w:lvlJc w:val="left"/>
+      <w:pPr>
+        <w:tabs>
+          <w:tab w:val="num" w:pos="6480"/>
+        </w:tabs>
+        <w:ind w:left="6480" w:hanging="360"/>
+      </w:pPr>
+      <w:rPr>
+        <w:rFonts w:ascii="Wingdings" w:hAnsi="Wingdings" w:hint="default"/>
+        <w:sz w:val="20"/>
+      </w:rPr>
+    </w:lvl>
+  </w:abstractNum>
+  <w:abstractNum w:abstractNumId="24" w15:restartNumberingAfterBreak="0">
     <w:nsid w:val="7B5A01CD"/>
     <w:multiLevelType w:val="multilevel"/>
     <w:tmpl w:val="8E98F28A"/>
@@ -2335,10 +11417,79 @@
     </w:lvl>
   </w:abstractNum>
   <w:num w:numId="1" w16cid:durableId="1219128592">
-    <w:abstractNumId w:val="0"/>
+    <w:abstractNumId w:val="12"/>
   </w:num>
   <w:num w:numId="2" w16cid:durableId="656034037">
+    <w:abstractNumId w:val="24"/>
+  </w:num>
+  <w:num w:numId="3" w16cid:durableId="157119714">
+    <w:abstractNumId w:val="10"/>
+  </w:num>
+  <w:num w:numId="4" w16cid:durableId="433941199">
+    <w:abstractNumId w:val="16"/>
+  </w:num>
+  <w:num w:numId="5" w16cid:durableId="1634629822">
+    <w:abstractNumId w:val="15"/>
+  </w:num>
+  <w:num w:numId="6" w16cid:durableId="1134443150">
+    <w:abstractNumId w:val="20"/>
+  </w:num>
+  <w:num w:numId="7" w16cid:durableId="934091104">
     <w:abstractNumId w:val="1"/>
+  </w:num>
+  <w:num w:numId="8" w16cid:durableId="1974557700">
+    <w:abstractNumId w:val="11"/>
+  </w:num>
+  <w:num w:numId="9" w16cid:durableId="1146387445">
+    <w:abstractNumId w:val="14"/>
+  </w:num>
+  <w:num w:numId="10" w16cid:durableId="314340006">
+    <w:abstractNumId w:val="9"/>
+  </w:num>
+  <w:num w:numId="11" w16cid:durableId="223224932">
+    <w:abstractNumId w:val="7"/>
+  </w:num>
+  <w:num w:numId="12" w16cid:durableId="2020965559">
+    <w:abstractNumId w:val="2"/>
+  </w:num>
+  <w:num w:numId="13" w16cid:durableId="1432891401">
+    <w:abstractNumId w:val="13"/>
+  </w:num>
+  <w:num w:numId="14" w16cid:durableId="1693460479">
+    <w:abstractNumId w:val="23"/>
+  </w:num>
+  <w:num w:numId="15" w16cid:durableId="1764643850">
+    <w:abstractNumId w:val="5"/>
+  </w:num>
+  <w:num w:numId="16" w16cid:durableId="593367782">
+    <w:abstractNumId w:val="18"/>
+  </w:num>
+  <w:num w:numId="17" w16cid:durableId="359471157">
+    <w:abstractNumId w:val="6"/>
+  </w:num>
+  <w:num w:numId="18" w16cid:durableId="828643179">
+    <w:abstractNumId w:val="21"/>
+  </w:num>
+  <w:num w:numId="19" w16cid:durableId="96026171">
+    <w:abstractNumId w:val="3"/>
+  </w:num>
+  <w:num w:numId="20" w16cid:durableId="1174302465">
+    <w:abstractNumId w:val="4"/>
+  </w:num>
+  <w:num w:numId="21" w16cid:durableId="1294823582">
+    <w:abstractNumId w:val="17"/>
+  </w:num>
+  <w:num w:numId="22" w16cid:durableId="1635286263">
+    <w:abstractNumId w:val="8"/>
+  </w:num>
+  <w:num w:numId="23" w16cid:durableId="960308001">
+    <w:abstractNumId w:val="19"/>
+  </w:num>
+  <w:num w:numId="24" w16cid:durableId="517625474">
+    <w:abstractNumId w:val="22"/>
+  </w:num>
+  <w:num w:numId="25" w16cid:durableId="817307052">
+    <w:abstractNumId w:val="0"/>
   </w:num>
 </w:numbering>
 </file>
@@ -2946,6 +12097,7 @@
   <w:style w:type="character" w:default="1" w:styleId="DefaultParagraphFont">
     <w:name w:val="Default Paragraph Font"/>
     <w:uiPriority w:val="1"/>
+    <w:semiHidden/>
     <w:unhideWhenUsed/>
   </w:style>
   <w:style w:type="table" w:default="1" w:styleId="TableNormal">
